--- a/lessons/4-4/downloads/4-4-notes.docx
+++ b/lessons/4-4/downloads/4-4-notes.docx
@@ -363,6 +363,610 @@
         <w:rPr>
           <w:b/>
           <w:bCs/>
+          <w:color w:val="1FA6A2"/>
+          <w:sz w:val="26"/>
+          <w:szCs w:val="26"/>
+        </w:rPr>
+        <w:t xml:space="preserve">Turn &amp; Talk — Discussion Points  (Level 1 support · Level 2)</w:t>
+      </w:r>
+    </w:p>
+    <w:p>
+      <w:pPr>
+        <w:spacing w:after="60"/>
+      </w:pPr>
+      <w:r>
+        <w:rPr>
+          <w:i/>
+          <w:iCs/>
+          <w:color w:val="5F6F80"/>
+          <w:sz w:val="19"/>
+          <w:szCs w:val="19"/>
+        </w:rPr>
+        <w:t xml:space="preserve">Talk with a partner. Use the Level 1 stems if you need help getting started; try the Level 2 question when you are ready for more.</w:t>
+      </w:r>
+    </w:p>
+    <w:p>
+      <w:pPr>
+        <w:spacing w:after="60"/>
+      </w:pPr>
+      <w:r>
+        <w:rPr>
+          <w:b/>
+          <w:bCs/>
+          <w:color w:val="12355B"/>
+          <w:sz w:val="21"/>
+          <w:szCs w:val="21"/>
+        </w:rPr>
+        <w:t xml:space="preserve">1. [Launch] </w:t>
+      </w:r>
+      <w:r>
+        <w:rPr>
+          <w:b/>
+          <w:bCs/>
+          <w:sz w:val="21"/>
+          <w:szCs w:val="21"/>
+        </w:rPr>
+        <w:t xml:space="preserve">On Discount Day the claw machine is 25% off its 60-ticket price. In '25% of 60,' which number is the base (the whole), and what part are you trying to find?</w:t>
+      </w:r>
+    </w:p>
+    <w:p>
+      <w:pPr>
+        <w:spacing w:after="60"/>
+      </w:pPr>
+      <w:r>
+        <w:rPr>
+          <w:b/>
+          <w:bCs/>
+          <w:color w:val="1FA6A2"/>
+          <w:sz w:val="20"/>
+          <w:szCs w:val="20"/>
+        </w:rPr>
+        <w:t xml:space="preserve">Level 1 — Start here: </w:t>
+      </w:r>
+      <w:r>
+        <w:rPr>
+          <w:sz w:val="20"/>
+          <w:szCs w:val="20"/>
+        </w:rPr>
+        <w:t xml:space="preserve">The base is 60 tickets and the part is the 25% discount we need to find.</w:t>
+      </w:r>
+    </w:p>
+    <w:p>
+      <w:pPr>
+        <w:spacing w:after="60"/>
+      </w:pPr>
+      <w:r>
+        <w:rPr>
+          <w:sz w:val="21"/>
+          <w:szCs w:val="21"/>
+        </w:rPr>
+        <w:t xml:space="preserve">The base is ___ and the part I want is ___.</w:t>
+      </w:r>
+      <w:r>
+        <w:rPr>
+          <w:i/>
+          <w:iCs/>
+          <w:color w:val="5F6F80"/>
+          <w:sz w:val="19"/>
+          <w:szCs w:val="19"/>
+        </w:rPr>
+        <w:br/>
+        <w:t xml:space="preserve">
+La base es ___ y la parte que quiero es ___.</w:t>
+      </w:r>
+    </w:p>
+    <w:p>
+      <w:pPr>
+        <w:spacing w:after="60"/>
+      </w:pPr>
+      <w:r>
+        <w:rPr>
+          <w:sz w:val="21"/>
+          <w:szCs w:val="21"/>
+        </w:rPr>
+        <w:t xml:space="preserve">I need to find ___% of ___.</w:t>
+      </w:r>
+      <w:r>
+        <w:rPr>
+          <w:i/>
+          <w:iCs/>
+          <w:color w:val="5F6F80"/>
+          <w:sz w:val="19"/>
+          <w:szCs w:val="19"/>
+        </w:rPr>
+        <w:br/>
+        <w:t xml:space="preserve">
+Necesito encontrar el ___% de ___.</w:t>
+      </w:r>
+    </w:p>
+    <w:p>
+      <w:pPr>
+        <w:spacing w:after="60"/>
+      </w:pPr>
+      <w:r>
+        <w:rPr>
+          <w:b/>
+          <w:bCs/>
+          <w:color w:val="12355B"/>
+          <w:sz w:val="20"/>
+          <w:szCs w:val="20"/>
+        </w:rPr>
+        <w:t xml:space="preserve">Word bank: </w:t>
+      </w:r>
+      <w:r>
+        <w:rPr>
+          <w:color w:val="1FA6A2"/>
+          <w:sz w:val="20"/>
+          <w:szCs w:val="20"/>
+        </w:rPr>
+        <w:t xml:space="preserve">percent, base, part, discount</w:t>
+      </w:r>
+    </w:p>
+    <w:p>
+      <w:pPr>
+        <w:spacing w:after="60"/>
+      </w:pPr>
+      <w:r>
+        <w:rPr>
+          <w:b/>
+          <w:bCs/>
+          <w:color w:val="12355B"/>
+          <w:sz w:val="19"/>
+          <w:szCs w:val="19"/>
+        </w:rPr>
+        <w:t xml:space="preserve">Listen for: </w:t>
+      </w:r>
+      <w:r>
+        <w:rPr>
+          <w:i/>
+          <w:iCs/>
+          <w:color w:val="5F6F80"/>
+          <w:sz w:val="19"/>
+          <w:szCs w:val="19"/>
+        </w:rPr>
+        <w:t xml:space="preserve">Students identify 60 as the base, the 25% discount as the part to find, and connect 'of' to the base.</w:t>
+      </w:r>
+    </w:p>
+    <w:p>
+      <w:pPr>
+        <w:spacing w:after="60"/>
+      </w:pPr>
+      <w:r>
+        <w:rPr>
+          <w:b/>
+          <w:bCs/>
+          <w:color w:val="9A6B12"/>
+          <w:sz w:val="20"/>
+          <w:szCs w:val="20"/>
+        </w:rPr>
+        <w:t xml:space="preserve">Level 2: </w:t>
+      </w:r>
+      <w:r>
+        <w:rPr>
+          <w:sz w:val="20"/>
+          <w:szCs w:val="20"/>
+        </w:rPr>
+        <w:t xml:space="preserve">Without computing exactly, will the discount be more or less than half of 60? Use a benchmark to estimate and explain.</w:t>
+      </w:r>
+    </w:p>
+    <w:p>
+      <w:pPr>
+        <w:spacing w:after="60"/>
+        <w:ind w:left="360"/>
+      </w:pPr>
+      <w:r>
+        <w:rPr>
+          <w:sz w:val="20"/>
+          <w:szCs w:val="20"/>
+        </w:rPr>
+        <w:t xml:space="preserve">• The discount will be ___ than half because ___.</w:t>
+      </w:r>
+    </w:p>
+    <w:p>
+      <w:pPr>
+        <w:spacing w:after="60"/>
+        <w:ind w:left="360"/>
+      </w:pPr>
+      <w:r>
+        <w:rPr>
+          <w:sz w:val="20"/>
+          <w:szCs w:val="20"/>
+        </w:rPr>
+        <w:t xml:space="preserve">• I estimate about ___ tickets because ___.</w:t>
+      </w:r>
+    </w:p>
+    <w:p>
+      <w:pPr>
+        <w:spacing w:after="60"/>
+      </w:pPr>
+      <w:r>
+        <w:rPr>
+          <w:b/>
+          <w:bCs/>
+          <w:color w:val="12355B"/>
+          <w:sz w:val="21"/>
+          <w:szCs w:val="21"/>
+        </w:rPr>
+        <w:t xml:space="preserve">2. [Explore] </w:t>
+      </w:r>
+      <w:r>
+        <w:rPr>
+          <w:b/>
+          <w:bCs/>
+          <w:sz w:val="21"/>
+          <w:szCs w:val="21"/>
+        </w:rPr>
+        <w:t xml:space="preserve">What steps did you follow every time to find the percent of a number in the discount table?</w:t>
+      </w:r>
+    </w:p>
+    <w:p>
+      <w:pPr>
+        <w:spacing w:after="60"/>
+      </w:pPr>
+      <w:r>
+        <w:rPr>
+          <w:b/>
+          <w:bCs/>
+          <w:color w:val="1FA6A2"/>
+          <w:sz w:val="20"/>
+          <w:szCs w:val="20"/>
+        </w:rPr>
+        <w:t xml:space="preserve">Level 1 — Start here: </w:t>
+      </w:r>
+      <w:r>
+        <w:rPr>
+          <w:sz w:val="20"/>
+          <w:szCs w:val="20"/>
+        </w:rPr>
+        <w:t xml:space="preserve">I changed the percent to a decimal, then multiplied it by the base to get the part.</w:t>
+      </w:r>
+    </w:p>
+    <w:p>
+      <w:pPr>
+        <w:spacing w:after="60"/>
+      </w:pPr>
+      <w:r>
+        <w:rPr>
+          <w:sz w:val="21"/>
+          <w:szCs w:val="21"/>
+        </w:rPr>
+        <w:t xml:space="preserve">I changed ___% into the decimal ___.</w:t>
+      </w:r>
+      <w:r>
+        <w:rPr>
+          <w:i/>
+          <w:iCs/>
+          <w:color w:val="5F6F80"/>
+          <w:sz w:val="19"/>
+          <w:szCs w:val="19"/>
+        </w:rPr>
+        <w:br/>
+        <w:t xml:space="preserve">
+Cambié ___% al decimal ___.</w:t>
+      </w:r>
+    </w:p>
+    <w:p>
+      <w:pPr>
+        <w:spacing w:after="60"/>
+      </w:pPr>
+      <w:r>
+        <w:rPr>
+          <w:sz w:val="21"/>
+          <w:szCs w:val="21"/>
+        </w:rPr>
+        <w:t xml:space="preserve">Then I multiplied ___ x ___ = ___ (the part).</w:t>
+      </w:r>
+      <w:r>
+        <w:rPr>
+          <w:i/>
+          <w:iCs/>
+          <w:color w:val="5F6F80"/>
+          <w:sz w:val="19"/>
+          <w:szCs w:val="19"/>
+        </w:rPr>
+        <w:br/>
+        <w:t xml:space="preserve">
+Luego multipliqué ___ x ___ = ___ (la parte).</w:t>
+      </w:r>
+    </w:p>
+    <w:p>
+      <w:pPr>
+        <w:spacing w:after="60"/>
+      </w:pPr>
+      <w:r>
+        <w:rPr>
+          <w:b/>
+          <w:bCs/>
+          <w:color w:val="12355B"/>
+          <w:sz w:val="20"/>
+          <w:szCs w:val="20"/>
+        </w:rPr>
+        <w:t xml:space="preserve">Word bank: </w:t>
+      </w:r>
+      <w:r>
+        <w:rPr>
+          <w:color w:val="1FA6A2"/>
+          <w:sz w:val="20"/>
+          <w:szCs w:val="20"/>
+        </w:rPr>
+        <w:t xml:space="preserve">percent, base, part, equation</w:t>
+      </w:r>
+    </w:p>
+    <w:p>
+      <w:pPr>
+        <w:spacing w:after="60"/>
+      </w:pPr>
+      <w:r>
+        <w:rPr>
+          <w:b/>
+          <w:bCs/>
+          <w:color w:val="12355B"/>
+          <w:sz w:val="19"/>
+          <w:szCs w:val="19"/>
+        </w:rPr>
+        <w:t xml:space="preserve">Listen for: </w:t>
+      </w:r>
+      <w:r>
+        <w:rPr>
+          <w:i/>
+          <w:iCs/>
+          <w:color w:val="5F6F80"/>
+          <w:sz w:val="19"/>
+          <w:szCs w:val="19"/>
+        </w:rPr>
+        <w:t xml:space="preserve">Students describe the equation part = percent x base, converting the percent to a decimal first (e.g., 0.40 x 80 = 32).</w:t>
+      </w:r>
+    </w:p>
+    <w:p>
+      <w:pPr>
+        <w:spacing w:after="60"/>
+      </w:pPr>
+      <w:r>
+        <w:rPr>
+          <w:b/>
+          <w:bCs/>
+          <w:color w:val="9A6B12"/>
+          <w:sz w:val="20"/>
+          <w:szCs w:val="20"/>
+        </w:rPr>
+        <w:t xml:space="preserve">Level 2: </w:t>
+      </w:r>
+      <w:r>
+        <w:rPr>
+          <w:sz w:val="20"/>
+          <w:szCs w:val="20"/>
+        </w:rPr>
+        <w:t xml:space="preserve">Compare finding 25% of 60 with the decimal 0.25 versus dividing 60 into 4 equal parts. Why do both methods give the same part?</w:t>
+      </w:r>
+    </w:p>
+    <w:p>
+      <w:pPr>
+        <w:spacing w:after="60"/>
+        <w:ind w:left="360"/>
+      </w:pPr>
+      <w:r>
+        <w:rPr>
+          <w:sz w:val="20"/>
+          <w:szCs w:val="20"/>
+        </w:rPr>
+        <w:t xml:space="preserve">• Both give ___ because 25% is the same as ___.</w:t>
+      </w:r>
+    </w:p>
+    <w:p>
+      <w:pPr>
+        <w:spacing w:after="60"/>
+        <w:ind w:left="360"/>
+      </w:pPr>
+      <w:r>
+        <w:rPr>
+          <w:sz w:val="20"/>
+          <w:szCs w:val="20"/>
+        </w:rPr>
+        <w:t xml:space="preserve">• I prefer the ___ method because ___.</w:t>
+      </w:r>
+    </w:p>
+    <w:p>
+      <w:pPr>
+        <w:spacing w:after="60"/>
+      </w:pPr>
+      <w:r>
+        <w:rPr>
+          <w:b/>
+          <w:bCs/>
+          <w:color w:val="12355B"/>
+          <w:sz w:val="21"/>
+          <w:szCs w:val="21"/>
+        </w:rPr>
+        <w:t xml:space="preserve">3. [Connect] </w:t>
+      </w:r>
+      <w:r>
+        <w:rPr>
+          <w:b/>
+          <w:bCs/>
+          <w:sz w:val="21"/>
+          <w:szCs w:val="21"/>
+        </w:rPr>
+        <w:t xml:space="preserve">The arcade donates 12% of Saturday's 1,500 ticket sales. The manager says 180 tickets, a student says 18. Who is right, and how do you know?</w:t>
+      </w:r>
+    </w:p>
+    <w:p>
+      <w:pPr>
+        <w:spacing w:after="60"/>
+      </w:pPr>
+      <w:r>
+        <w:rPr>
+          <w:b/>
+          <w:bCs/>
+          <w:color w:val="1FA6A2"/>
+          <w:sz w:val="20"/>
+          <w:szCs w:val="20"/>
+        </w:rPr>
+        <w:t xml:space="preserve">Level 1 — Start here: </w:t>
+      </w:r>
+      <w:r>
+        <w:rPr>
+          <w:sz w:val="20"/>
+          <w:szCs w:val="20"/>
+        </w:rPr>
+        <w:t xml:space="preserve">12% of 1,500 is 0.12 times 1,500, which is 180 tickets.</w:t>
+      </w:r>
+    </w:p>
+    <w:p>
+      <w:pPr>
+        <w:spacing w:after="60"/>
+      </w:pPr>
+      <w:r>
+        <w:rPr>
+          <w:sz w:val="21"/>
+          <w:szCs w:val="21"/>
+        </w:rPr>
+        <w:t xml:space="preserve">The ___ is correct because 12% of 1,500 = ___ x 1,500 = ___.</w:t>
+      </w:r>
+      <w:r>
+        <w:rPr>
+          <w:i/>
+          <w:iCs/>
+          <w:color w:val="5F6F80"/>
+          <w:sz w:val="19"/>
+          <w:szCs w:val="19"/>
+        </w:rPr>
+        <w:br/>
+        <w:t xml:space="preserve">
+El/La ___ tiene razón porque 12% de 1,500 = ___ x 1,500 = ___.</w:t>
+      </w:r>
+    </w:p>
+    <w:p>
+      <w:pPr>
+        <w:spacing w:after="60"/>
+      </w:pPr>
+      <w:r>
+        <w:rPr>
+          <w:sz w:val="21"/>
+          <w:szCs w:val="21"/>
+        </w:rPr>
+        <w:t xml:space="preserve">The mistake was using ___ instead of ___.</w:t>
+      </w:r>
+      <w:r>
+        <w:rPr>
+          <w:i/>
+          <w:iCs/>
+          <w:color w:val="5F6F80"/>
+          <w:sz w:val="19"/>
+          <w:szCs w:val="19"/>
+        </w:rPr>
+        <w:br/>
+        <w:t xml:space="preserve">
+El error fue usar ___ en lugar de ___.</w:t>
+      </w:r>
+    </w:p>
+    <w:p>
+      <w:pPr>
+        <w:spacing w:after="60"/>
+      </w:pPr>
+      <w:r>
+        <w:rPr>
+          <w:b/>
+          <w:bCs/>
+          <w:color w:val="12355B"/>
+          <w:sz w:val="20"/>
+          <w:szCs w:val="20"/>
+        </w:rPr>
+        <w:t xml:space="preserve">Word bank: </w:t>
+      </w:r>
+      <w:r>
+        <w:rPr>
+          <w:color w:val="1FA6A2"/>
+          <w:sz w:val="20"/>
+          <w:szCs w:val="20"/>
+        </w:rPr>
+        <w:t xml:space="preserve">percent, base, part, equation</w:t>
+      </w:r>
+    </w:p>
+    <w:p>
+      <w:pPr>
+        <w:spacing w:after="60"/>
+      </w:pPr>
+      <w:r>
+        <w:rPr>
+          <w:b/>
+          <w:bCs/>
+          <w:color w:val="12355B"/>
+          <w:sz w:val="19"/>
+          <w:szCs w:val="19"/>
+        </w:rPr>
+        <w:t xml:space="preserve">Listen for: </w:t>
+      </w:r>
+      <w:r>
+        <w:rPr>
+          <w:i/>
+          <w:iCs/>
+          <w:color w:val="5F6F80"/>
+          <w:sz w:val="19"/>
+          <w:szCs w:val="19"/>
+        </w:rPr>
+        <w:t xml:space="preserve">Students compute 0.12 x 1,500 = 180 and explain the student likely used 0.012 (divided by 1,000) instead of 0.12.</w:t>
+      </w:r>
+    </w:p>
+    <w:p>
+      <w:pPr>
+        <w:spacing w:after="60"/>
+      </w:pPr>
+      <w:r>
+        <w:rPr>
+          <w:b/>
+          <w:bCs/>
+          <w:color w:val="9A6B12"/>
+          <w:sz w:val="20"/>
+          <w:szCs w:val="20"/>
+        </w:rPr>
+        <w:t xml:space="preserve">Level 2: </w:t>
+      </w:r>
+      <w:r>
+        <w:rPr>
+          <w:sz w:val="20"/>
+          <w:szCs w:val="20"/>
+        </w:rPr>
+        <w:t xml:space="preserve">Estimate first: 10% of 1,500 is easy to find. Use that to check whether 180 is reasonable for 12%, and explain your reasoning.</w:t>
+      </w:r>
+    </w:p>
+    <w:p>
+      <w:pPr>
+        <w:spacing w:after="60"/>
+        <w:ind w:left="360"/>
+      </w:pPr>
+      <w:r>
+        <w:rPr>
+          <w:sz w:val="20"/>
+          <w:szCs w:val="20"/>
+        </w:rPr>
+        <w:t xml:space="preserve">• 10% of 1,500 is ___, so 12% should be a little ___.</w:t>
+      </w:r>
+    </w:p>
+    <w:p>
+      <w:pPr>
+        <w:spacing w:after="60"/>
+        <w:ind w:left="360"/>
+      </w:pPr>
+      <w:r>
+        <w:rPr>
+          <w:sz w:val="20"/>
+          <w:szCs w:val="20"/>
+        </w:rPr>
+        <w:t xml:space="preserve">• 180 is reasonable because ___.</w:t>
+      </w:r>
+    </w:p>
+    <w:p>
+      <w:pPr>
+        <w:pStyle w:val="Heading2"/>
+        <w:pBdr>
+          <w:left w:val="single" w:color="1FA6A2" w:sz="18" w:space="8"/>
+        </w:pBdr>
+        <w:spacing w:after="100" w:before="200"/>
+      </w:pPr>
+      <w:r>
+        <w:rPr>
+          <w:b/>
+          <w:bCs/>
           <w:color w:val="9A6B12"/>
           <w:sz w:val="26"/>
           <w:szCs w:val="26"/>
@@ -935,7 +1539,7 @@
           <w:sz w:val="21"/>
           <w:szCs w:val="21"/>
         </w:rPr>
-        <w:t xml:space="preserve">I changed ___% into ___.</w:t>
+        <w:t xml:space="preserve">The base is ___ and the part I want is ___.</w:t>
       </w:r>
       <w:r>
         <w:rPr>
@@ -947,19 +1551,19 @@
         </w:rPr>
         <w:br/>
         <w:t xml:space="preserve">
-Cambié ___% a ___.</w:t>
-      </w:r>
-    </w:p>
-    <w:p>
-      <w:pPr>
-        <w:spacing w:after="60"/>
-      </w:pPr>
-      <w:r>
-        <w:rPr>
-          <w:sz w:val="21"/>
-          <w:szCs w:val="21"/>
-        </w:rPr>
-        <w:t xml:space="preserve">Then I multiplied by ___.</w:t>
+La base es ___ y la parte que quiero es ___.</w:t>
+      </w:r>
+    </w:p>
+    <w:p>
+      <w:pPr>
+        <w:spacing w:after="60"/>
+      </w:pPr>
+      <w:r>
+        <w:rPr>
+          <w:sz w:val="21"/>
+          <w:szCs w:val="21"/>
+        </w:rPr>
+        <w:t xml:space="preserve">I need to find ___% of ___.</w:t>
       </w:r>
       <w:r>
         <w:rPr>
@@ -971,19 +1575,19 @@
         </w:rPr>
         <w:br/>
         <w:t xml:space="preserve">
-Luego multipliqué por ___.</w:t>
-      </w:r>
-    </w:p>
-    <w:p>
-      <w:pPr>
-        <w:spacing w:after="60"/>
-      </w:pPr>
-      <w:r>
-        <w:rPr>
-          <w:sz w:val="21"/>
-          <w:szCs w:val="21"/>
-        </w:rPr>
-        <w:t xml:space="preserve">I would do this to find ___.</w:t>
+Necesito encontrar el ___% de ___.</w:t>
+      </w:r>
+    </w:p>
+    <w:p>
+      <w:pPr>
+        <w:spacing w:after="60"/>
+      </w:pPr>
+      <w:r>
+        <w:rPr>
+          <w:sz w:val="21"/>
+          <w:szCs w:val="21"/>
+        </w:rPr>
+        <w:t xml:space="preserve">I changed ___% into the decimal ___.</w:t>
       </w:r>
       <w:r>
         <w:rPr>
@@ -995,7 +1599,7 @@
         </w:rPr>
         <w:br/>
         <w:t xml:space="preserve">
-Haría esto para hallar ___.</w:t>
+Cambié ___% al decimal ___.</w:t>
       </w:r>
     </w:p>
     <w:p>

--- a/lessons/4-4/downloads/4-4-notes.docx
+++ b/lessons/4-4/downloads/4-4-notes.docx
@@ -437,6 +437,43 @@
       </w:pPr>
       <w:r>
         <w:rPr>
+          <w:b/>
+          <w:bCs/>
+          <w:color w:val="1FA6A2"/>
+          <w:sz w:val="20"/>
+          <w:szCs w:val="20"/>
+        </w:rPr>
+        <w:t xml:space="preserve">Hint (optional): </w:t>
+      </w:r>
+      <w:r>
+        <w:rPr>
+          <w:sz w:val="20"/>
+          <w:szCs w:val="20"/>
+        </w:rPr>
+        <w:t xml:space="preserve">Try starting with the word "percent" or "base". Re-read the question and underline what it is asking you to compare or find. Use one number or word from the problem as your evidence.</w:t>
+      </w:r>
+    </w:p>
+    <w:p>
+      <w:pPr>
+        <w:spacing w:after="60"/>
+      </w:pPr>
+      <w:r>
+        <w:rPr>
+          <w:b/>
+          <w:bCs/>
+          <w:color w:val="12355B"/>
+          <w:sz w:val="19"/>
+          <w:szCs w:val="19"/>
+        </w:rPr>
+        <w:t xml:space="preserve">Sentence starters (optional)</w:t>
+      </w:r>
+    </w:p>
+    <w:p>
+      <w:pPr>
+        <w:spacing w:after="60"/>
+      </w:pPr>
+      <w:r>
+        <w:rPr>
           <w:sz w:val="21"/>
           <w:szCs w:val="21"/>
         </w:rPr>
@@ -627,6 +664,43 @@
       </w:pPr>
       <w:r>
         <w:rPr>
+          <w:b/>
+          <w:bCs/>
+          <w:color w:val="1FA6A2"/>
+          <w:sz w:val="20"/>
+          <w:szCs w:val="20"/>
+        </w:rPr>
+        <w:t xml:space="preserve">Hint (optional): </w:t>
+      </w:r>
+      <w:r>
+        <w:rPr>
+          <w:sz w:val="20"/>
+          <w:szCs w:val="20"/>
+        </w:rPr>
+        <w:t xml:space="preserve">Try starting with the word "percent" or "base". Re-read the question and underline what it is asking you to compare or find. Use one number or word from the problem as your evidence.</w:t>
+      </w:r>
+    </w:p>
+    <w:p>
+      <w:pPr>
+        <w:spacing w:after="60"/>
+      </w:pPr>
+      <w:r>
+        <w:rPr>
+          <w:b/>
+          <w:bCs/>
+          <w:color w:val="12355B"/>
+          <w:sz w:val="19"/>
+          <w:szCs w:val="19"/>
+        </w:rPr>
+        <w:t xml:space="preserve">Sentence starters (optional)</w:t>
+      </w:r>
+    </w:p>
+    <w:p>
+      <w:pPr>
+        <w:spacing w:after="60"/>
+      </w:pPr>
+      <w:r>
+        <w:rPr>
           <w:sz w:val="21"/>
           <w:szCs w:val="21"/>
         </w:rPr>
@@ -809,6 +883,43 @@
           <w:szCs w:val="20"/>
         </w:rPr>
         <w:t xml:space="preserve">12% of 1,500 is 0.12 times 1,500, which is 180 tickets.</w:t>
+      </w:r>
+    </w:p>
+    <w:p>
+      <w:pPr>
+        <w:spacing w:after="60"/>
+      </w:pPr>
+      <w:r>
+        <w:rPr>
+          <w:b/>
+          <w:bCs/>
+          <w:color w:val="1FA6A2"/>
+          <w:sz w:val="20"/>
+          <w:szCs w:val="20"/>
+        </w:rPr>
+        <w:t xml:space="preserve">Hint (optional): </w:t>
+      </w:r>
+      <w:r>
+        <w:rPr>
+          <w:sz w:val="20"/>
+          <w:szCs w:val="20"/>
+        </w:rPr>
+        <w:t xml:space="preserve">Try starting with the word "percent" or "base". Re-read the question and underline what it is asking you to compare or find. Use one number or word from the problem as your evidence.</w:t>
+      </w:r>
+    </w:p>
+    <w:p>
+      <w:pPr>
+        <w:spacing w:after="60"/>
+      </w:pPr>
+      <w:r>
+        <w:rPr>
+          <w:b/>
+          <w:bCs/>
+          <w:color w:val="12355B"/>
+          <w:sz w:val="19"/>
+          <w:szCs w:val="19"/>
+        </w:rPr>
+        <w:t xml:space="preserve">Sentence starters (optional)</w:t>
       </w:r>
     </w:p>
     <w:p>

--- a/lessons/4-4/downloads/4-4-notes.docx
+++ b/lessons/4-4/downloads/4-4-notes.docx
@@ -97,6 +97,69 @@
       </w:pPr>
       <w:r>
         <w:rPr>
+          <w:i/>
+          <w:iCs/>
+          <w:color w:val="5F6F80"/>
+          <w:sz w:val="19"/>
+          <w:szCs w:val="19"/>
+        </w:rPr>
+        <w:t xml:space="preserve">Picture first, then the word, then a plain-language meaning.</w:t>
+      </w:r>
+    </w:p>
+    <w:p>
+      <w:pPr>
+        <w:keepNext/>
+        <w:spacing w:after="20" w:before="120"/>
+        <w:jc w:val="center"/>
+      </w:pPr>
+      <w:r>
+        <w:drawing>
+          <wp:inline distT="0" distB="0" distL="0" distR="0">
+            <wp:extent cx="1238250" cy="933450"/>
+            <wp:effectExtent t="0" r="0" b="0" l="0"/>
+            <wp:docPr id="1" name="" descr="" title=""/>
+            <wp:cNvGraphicFramePr>
+              <a:graphicFrameLocks xmlns:a="http://schemas.openxmlformats.org/drawingml/2006/main" noChangeAspect="1"/>
+            </wp:cNvGraphicFramePr>
+            <a:graphic xmlns:a="http://schemas.openxmlformats.org/drawingml/2006/main">
+              <a:graphicData uri="http://schemas.openxmlformats.org/drawingml/2006/picture">
+                <pic:pic xmlns:pic="http://schemas.openxmlformats.org/drawingml/2006/picture">
+                  <pic:nvPicPr>
+                    <pic:cNvPr id="0" name="" descr=""/>
+                    <pic:cNvPicPr>
+                      <a:picLocks noChangeAspect="1" noChangeArrowheads="1"/>
+                    </pic:cNvPicPr>
+                  </pic:nvPicPr>
+                  <pic:blipFill>
+                    <a:blip r:embed="rId9" cstate="none"/>
+                    <a:srcRect/>
+                    <a:stretch>
+                      <a:fillRect/>
+                    </a:stretch>
+                  </pic:blipFill>
+                  <pic:spPr bwMode="auto">
+                    <a:xfrm>
+                      <a:off x="0" y="0"/>
+                      <a:ext cx="1238250" cy="933450"/>
+                    </a:xfrm>
+                    <a:prstGeom prst="rect">
+                      <a:avLst/>
+                    </a:prstGeom>
+                  </pic:spPr>
+                </pic:pic>
+              </a:graphicData>
+            </a:graphic>
+          </wp:inline>
+        </w:drawing>
+      </w:r>
+    </w:p>
+    <w:p>
+      <w:pPr>
+        <w:keepNext/>
+        <w:spacing w:after="20"/>
+      </w:pPr>
+      <w:r>
+        <w:rPr>
           <w:b/>
           <w:bCs/>
           <w:color w:val="12355B"/>
@@ -118,7 +181,7 @@
     </w:p>
     <w:p>
       <w:pPr>
-        <w:spacing w:after="60"/>
+        <w:spacing w:after="160"/>
       </w:pPr>
       <w:r>
         <w:rPr>
@@ -130,22 +193,55 @@
     </w:p>
     <w:p>
       <w:pPr>
-        <w:spacing w:after="60"/>
-      </w:pPr>
-      <w:r>
-        <w:rPr>
-          <w:i/>
-          <w:iCs/>
-          <w:color w:val="5F6F80"/>
-          <w:sz w:val="19"/>
-          <w:szCs w:val="19"/>
-        </w:rPr>
-        <w:t xml:space="preserve">30% means 30 out of 100</w:t>
-      </w:r>
-    </w:p>
-    <w:p>
-      <w:pPr>
-        <w:spacing w:after="60"/>
+        <w:keepNext/>
+        <w:spacing w:after="20" w:before="120"/>
+        <w:jc w:val="center"/>
+      </w:pPr>
+      <w:r>
+        <w:drawing>
+          <wp:inline distT="0" distB="0" distL="0" distR="0">
+            <wp:extent cx="1238250" cy="933450"/>
+            <wp:effectExtent t="0" r="0" b="0" l="0"/>
+            <wp:docPr id="1" name="" descr="" title=""/>
+            <wp:cNvGraphicFramePr>
+              <a:graphicFrameLocks xmlns:a="http://schemas.openxmlformats.org/drawingml/2006/main" noChangeAspect="1"/>
+            </wp:cNvGraphicFramePr>
+            <a:graphic xmlns:a="http://schemas.openxmlformats.org/drawingml/2006/main">
+              <a:graphicData uri="http://schemas.openxmlformats.org/drawingml/2006/picture">
+                <pic:pic xmlns:pic="http://schemas.openxmlformats.org/drawingml/2006/picture">
+                  <pic:nvPicPr>
+                    <pic:cNvPr id="0" name="" descr=""/>
+                    <pic:cNvPicPr>
+                      <a:picLocks noChangeAspect="1" noChangeArrowheads="1"/>
+                    </pic:cNvPicPr>
+                  </pic:nvPicPr>
+                  <pic:blipFill>
+                    <a:blip r:embed="rId10" cstate="none"/>
+                    <a:srcRect/>
+                    <a:stretch>
+                      <a:fillRect/>
+                    </a:stretch>
+                  </pic:blipFill>
+                  <pic:spPr bwMode="auto">
+                    <a:xfrm>
+                      <a:off x="0" y="0"/>
+                      <a:ext cx="1238250" cy="933450"/>
+                    </a:xfrm>
+                    <a:prstGeom prst="rect">
+                      <a:avLst/>
+                    </a:prstGeom>
+                  </pic:spPr>
+                </pic:pic>
+              </a:graphicData>
+            </a:graphic>
+          </wp:inline>
+        </w:drawing>
+      </w:r>
+    </w:p>
+    <w:p>
+      <w:pPr>
+        <w:keepNext/>
+        <w:spacing w:after="20"/>
       </w:pPr>
       <w:r>
         <w:rPr>
@@ -170,7 +266,7 @@
     </w:p>
     <w:p>
       <w:pPr>
-        <w:spacing w:after="60"/>
+        <w:spacing w:after="160"/>
       </w:pPr>
       <w:r>
         <w:rPr>
@@ -182,22 +278,55 @@
     </w:p>
     <w:p>
       <w:pPr>
-        <w:spacing w:after="60"/>
-      </w:pPr>
-      <w:r>
-        <w:rPr>
-          <w:i/>
-          <w:iCs/>
-          <w:color w:val="5F6F80"/>
-          <w:sz w:val="19"/>
-          <w:szCs w:val="19"/>
-        </w:rPr>
-        <w:t xml:space="preserve">In '25% of 80,' the base is 80</w:t>
-      </w:r>
-    </w:p>
-    <w:p>
-      <w:pPr>
-        <w:spacing w:after="60"/>
+        <w:keepNext/>
+        <w:spacing w:after="20" w:before="120"/>
+        <w:jc w:val="center"/>
+      </w:pPr>
+      <w:r>
+        <w:drawing>
+          <wp:inline distT="0" distB="0" distL="0" distR="0">
+            <wp:extent cx="1238250" cy="933450"/>
+            <wp:effectExtent t="0" r="0" b="0" l="0"/>
+            <wp:docPr id="1" name="" descr="" title=""/>
+            <wp:cNvGraphicFramePr>
+              <a:graphicFrameLocks xmlns:a="http://schemas.openxmlformats.org/drawingml/2006/main" noChangeAspect="1"/>
+            </wp:cNvGraphicFramePr>
+            <a:graphic xmlns:a="http://schemas.openxmlformats.org/drawingml/2006/main">
+              <a:graphicData uri="http://schemas.openxmlformats.org/drawingml/2006/picture">
+                <pic:pic xmlns:pic="http://schemas.openxmlformats.org/drawingml/2006/picture">
+                  <pic:nvPicPr>
+                    <pic:cNvPr id="0" name="" descr=""/>
+                    <pic:cNvPicPr>
+                      <a:picLocks noChangeAspect="1" noChangeArrowheads="1"/>
+                    </pic:cNvPicPr>
+                  </pic:nvPicPr>
+                  <pic:blipFill>
+                    <a:blip r:embed="rId11" cstate="none"/>
+                    <a:srcRect/>
+                    <a:stretch>
+                      <a:fillRect/>
+                    </a:stretch>
+                  </pic:blipFill>
+                  <pic:spPr bwMode="auto">
+                    <a:xfrm>
+                      <a:off x="0" y="0"/>
+                      <a:ext cx="1238250" cy="933450"/>
+                    </a:xfrm>
+                    <a:prstGeom prst="rect">
+                      <a:avLst/>
+                    </a:prstGeom>
+                  </pic:spPr>
+                </pic:pic>
+              </a:graphicData>
+            </a:graphic>
+          </wp:inline>
+        </w:drawing>
+      </w:r>
+    </w:p>
+    <w:p>
+      <w:pPr>
+        <w:keepNext/>
+        <w:spacing w:after="20"/>
       </w:pPr>
       <w:r>
         <w:rPr>
@@ -222,7 +351,7 @@
     </w:p>
     <w:p>
       <w:pPr>
-        <w:spacing w:after="60"/>
+        <w:spacing w:after="160"/>
       </w:pPr>
       <w:r>
         <w:rPr>
@@ -234,22 +363,55 @@
     </w:p>
     <w:p>
       <w:pPr>
-        <w:spacing w:after="60"/>
-      </w:pPr>
-      <w:r>
-        <w:rPr>
-          <w:i/>
-          <w:iCs/>
-          <w:color w:val="5F6F80"/>
-          <w:sz w:val="19"/>
-          <w:szCs w:val="19"/>
-        </w:rPr>
-        <w:t xml:space="preserve">25% of 80 = 20; the part is 20</w:t>
-      </w:r>
-    </w:p>
-    <w:p>
-      <w:pPr>
-        <w:spacing w:after="60"/>
+        <w:keepNext/>
+        <w:spacing w:after="20" w:before="120"/>
+        <w:jc w:val="center"/>
+      </w:pPr>
+      <w:r>
+        <w:drawing>
+          <wp:inline distT="0" distB="0" distL="0" distR="0">
+            <wp:extent cx="1238250" cy="933450"/>
+            <wp:effectExtent t="0" r="0" b="0" l="0"/>
+            <wp:docPr id="1" name="" descr="" title=""/>
+            <wp:cNvGraphicFramePr>
+              <a:graphicFrameLocks xmlns:a="http://schemas.openxmlformats.org/drawingml/2006/main" noChangeAspect="1"/>
+            </wp:cNvGraphicFramePr>
+            <a:graphic xmlns:a="http://schemas.openxmlformats.org/drawingml/2006/main">
+              <a:graphicData uri="http://schemas.openxmlformats.org/drawingml/2006/picture">
+                <pic:pic xmlns:pic="http://schemas.openxmlformats.org/drawingml/2006/picture">
+                  <pic:nvPicPr>
+                    <pic:cNvPr id="0" name="" descr=""/>
+                    <pic:cNvPicPr>
+                      <a:picLocks noChangeAspect="1" noChangeArrowheads="1"/>
+                    </pic:cNvPicPr>
+                  </pic:nvPicPr>
+                  <pic:blipFill>
+                    <a:blip r:embed="rId12" cstate="none"/>
+                    <a:srcRect/>
+                    <a:stretch>
+                      <a:fillRect/>
+                    </a:stretch>
+                  </pic:blipFill>
+                  <pic:spPr bwMode="auto">
+                    <a:xfrm>
+                      <a:off x="0" y="0"/>
+                      <a:ext cx="1238250" cy="933450"/>
+                    </a:xfrm>
+                    <a:prstGeom prst="rect">
+                      <a:avLst/>
+                    </a:prstGeom>
+                  </pic:spPr>
+                </pic:pic>
+              </a:graphicData>
+            </a:graphic>
+          </wp:inline>
+        </w:drawing>
+      </w:r>
+    </w:p>
+    <w:p>
+      <w:pPr>
+        <w:keepNext/>
+        <w:spacing w:after="20"/>
       </w:pPr>
       <w:r>
         <w:rPr>
@@ -274,7 +436,7 @@
     </w:p>
     <w:p>
       <w:pPr>
-        <w:spacing w:after="60"/>
+        <w:spacing w:after="160"/>
       </w:pPr>
       <w:r>
         <w:rPr>
@@ -286,22 +448,55 @@
     </w:p>
     <w:p>
       <w:pPr>
-        <w:spacing w:after="60"/>
-      </w:pPr>
-      <w:r>
-        <w:rPr>
-          <w:i/>
-          <w:iCs/>
-          <w:color w:val="5F6F80"/>
-          <w:sz w:val="19"/>
-          <w:szCs w:val="19"/>
-        </w:rPr>
-        <w:t xml:space="preserve">part = percent × base</w:t>
-      </w:r>
-    </w:p>
-    <w:p>
-      <w:pPr>
-        <w:spacing w:after="60"/>
+        <w:keepNext/>
+        <w:spacing w:after="20" w:before="120"/>
+        <w:jc w:val="center"/>
+      </w:pPr>
+      <w:r>
+        <w:drawing>
+          <wp:inline distT="0" distB="0" distL="0" distR="0">
+            <wp:extent cx="1238250" cy="933450"/>
+            <wp:effectExtent t="0" r="0" b="0" l="0"/>
+            <wp:docPr id="1" name="" descr="" title=""/>
+            <wp:cNvGraphicFramePr>
+              <a:graphicFrameLocks xmlns:a="http://schemas.openxmlformats.org/drawingml/2006/main" noChangeAspect="1"/>
+            </wp:cNvGraphicFramePr>
+            <a:graphic xmlns:a="http://schemas.openxmlformats.org/drawingml/2006/main">
+              <a:graphicData uri="http://schemas.openxmlformats.org/drawingml/2006/picture">
+                <pic:pic xmlns:pic="http://schemas.openxmlformats.org/drawingml/2006/picture">
+                  <pic:nvPicPr>
+                    <pic:cNvPr id="0" name="" descr=""/>
+                    <pic:cNvPicPr>
+                      <a:picLocks noChangeAspect="1" noChangeArrowheads="1"/>
+                    </pic:cNvPicPr>
+                  </pic:nvPicPr>
+                  <pic:blipFill>
+                    <a:blip r:embed="rId13" cstate="none"/>
+                    <a:srcRect/>
+                    <a:stretch>
+                      <a:fillRect/>
+                    </a:stretch>
+                  </pic:blipFill>
+                  <pic:spPr bwMode="auto">
+                    <a:xfrm>
+                      <a:off x="0" y="0"/>
+                      <a:ext cx="1238250" cy="933450"/>
+                    </a:xfrm>
+                    <a:prstGeom prst="rect">
+                      <a:avLst/>
+                    </a:prstGeom>
+                  </pic:spPr>
+                </pic:pic>
+              </a:graphicData>
+            </a:graphic>
+          </wp:inline>
+        </w:drawing>
+      </w:r>
+    </w:p>
+    <w:p>
+      <w:pPr>
+        <w:keepNext/>
+        <w:spacing w:after="20"/>
       </w:pPr>
       <w:r>
         <w:rPr>
@@ -326,7 +521,7 @@
     </w:p>
     <w:p>
       <w:pPr>
-        <w:spacing w:after="60"/>
+        <w:spacing w:after="160"/>
       </w:pPr>
       <w:r>
         <w:rPr>
@@ -334,21 +529,6 @@
           <w:szCs w:val="21"/>
         </w:rPr>
         <w:t xml:space="preserve">Money taken off the first price to make it cheaper.</w:t>
-      </w:r>
-    </w:p>
-    <w:p>
-      <w:pPr>
-        <w:spacing w:after="60"/>
-      </w:pPr>
-      <w:r>
-        <w:rPr>
-          <w:i/>
-          <w:iCs/>
-          <w:color w:val="5F6F80"/>
-          <w:sz w:val="19"/>
-          <w:szCs w:val="19"/>
-        </w:rPr>
-        <w:t xml:space="preserve">$40 shirt at 25% off: discount = $10</w:t>
       </w:r>
     </w:p>
     <w:p>

--- a/lessons/4-4/downloads/4-4-notes.docx
+++ b/lessons/4-4/downloads/4-4-notes.docx
@@ -1210,7 +1210,7 @@
           <w:sz w:val="24"/>
           <w:szCs w:val="24"/>
         </w:rPr>
-        <w:t xml:space="preserve">Try the Model</w:t>
+        <w:t xml:space="preserve">Solved Example</w:t>
       </w:r>
       <w:r>
         <w:rPr>
@@ -1220,90 +1220,152 @@
           <w:sz w:val="19"/>
           <w:szCs w:val="19"/>
         </w:rPr>
-        <w:t xml:space="preserve">   step through it together</w:t>
-      </w:r>
-    </w:p>
-    <w:p>
-      <w:pPr>
-        <w:spacing w:after="80"/>
-      </w:pPr>
-      <w:r>
-        <w:rPr>
-          <w:sz w:val="21"/>
-          <w:szCs w:val="21"/>
-        </w:rPr>
-        <w:t xml:space="preserve">Find the percent of each number. Use the equation: Part = Percent × Base. Convert the percent to a decimal first.</w:t>
-      </w:r>
-    </w:p>
-    <w:p>
-      <w:pPr>
+        <w:t xml:space="preserve">   I Do — watch each step</w:t>
+      </w:r>
+    </w:p>
+    <w:p>
+      <w:pPr>
+        <w:keepNext/>
         <w:spacing w:after="40"/>
       </w:pPr>
       <w:r>
-        <w:t xml:space="preserve"/>
-      </w:r>
-    </w:p>
-    <w:tbl>
-      <w:tblPr>
-        <w:tblW w:type="pct" w:w="100%"/>
-        <w:tblBorders>
-          <w:top w:val="single" w:color="C7D2DD" w:sz="6"/>
-          <w:left w:val="single" w:color="C7D2DD" w:sz="6"/>
-          <w:bottom w:val="single" w:color="C7D2DD" w:sz="6"/>
-          <w:right w:val="single" w:color="C7D2DD" w:sz="6"/>
-          <w:insideH w:val="single" w:color="auto" w:sz="4"/>
-          <w:insideV w:val="single" w:color="auto" w:sz="4"/>
-        </w:tblBorders>
-      </w:tblPr>
-      <w:tblGrid>
-        <w:gridCol w:w="100"/>
-      </w:tblGrid>
-      <w:tr>
-        <w:tc>
-          <w:tcPr>
-            <w:shd w:fill="E6F4F3" w:color="auto" w:val="clear"/>
-            <w:tcMar>
-              <w:top w:type="dxa" w:w="60"/>
-              <w:left w:type="dxa" w:w="120"/>
-              <w:bottom w:type="dxa" w:w="60"/>
-              <w:right w:type="dxa" w:w="120"/>
-            </w:tcMar>
-          </w:tcPr>
-          <w:p>
-            <w:pPr>
-              <w:spacing w:after="0" w:line="320"/>
-            </w:pPr>
-            <w:r>
-              <w:t xml:space="preserve"/>
-            </w:r>
-          </w:p>
-          <w:p>
-            <w:pPr>
-              <w:spacing w:after="0" w:line="320"/>
-            </w:pPr>
-            <w:r>
-              <w:t xml:space="preserve"/>
-            </w:r>
-          </w:p>
-          <w:p>
-            <w:pPr>
-              <w:spacing w:after="0" w:line="320"/>
-            </w:pPr>
-            <w:r>
-              <w:t xml:space="preserve"/>
-            </w:r>
-          </w:p>
-          <w:p>
-            <w:pPr>
-              <w:spacing w:after="0" w:line="320"/>
-            </w:pPr>
-            <w:r>
-              <w:t xml:space="preserve"/>
-            </w:r>
-          </w:p>
-        </w:tc>
-      </w:tr>
-    </w:tbl>
+        <w:rPr>
+          <w:b/>
+          <w:bCs/>
+          <w:color w:val="12355B"/>
+          <w:sz w:val="21"/>
+          <w:szCs w:val="21"/>
+        </w:rPr>
+        <w:t xml:space="preserve">Problem:  </w:t>
+      </w:r>
+      <w:r>
+        <w:rPr>
+          <w:sz w:val="21"/>
+          <w:szCs w:val="21"/>
+        </w:rPr>
+        <w:t xml:space="preserve">What is 20% of 150?</w:t>
+      </w:r>
+    </w:p>
+    <w:p>
+      <w:pPr>
+        <w:spacing w:after="30"/>
+        <w:ind w:left="420"/>
+      </w:pPr>
+      <w:r>
+        <w:rPr>
+          <w:sz w:val="20"/>
+          <w:szCs w:val="20"/>
+        </w:rPr>
+        <w:t xml:space="preserve">A)  30</w:t>
+      </w:r>
+    </w:p>
+    <w:p>
+      <w:pPr>
+        <w:spacing w:after="30"/>
+        <w:ind w:left="420"/>
+      </w:pPr>
+      <w:r>
+        <w:rPr>
+          <w:sz w:val="20"/>
+          <w:szCs w:val="20"/>
+        </w:rPr>
+        <w:t xml:space="preserve">B)  20</w:t>
+      </w:r>
+    </w:p>
+    <w:p>
+      <w:pPr>
+        <w:spacing w:after="30"/>
+        <w:ind w:left="420"/>
+      </w:pPr>
+      <w:r>
+        <w:rPr>
+          <w:sz w:val="20"/>
+          <w:szCs w:val="20"/>
+        </w:rPr>
+        <w:t xml:space="preserve">C)  35</w:t>
+      </w:r>
+    </w:p>
+    <w:p>
+      <w:pPr>
+        <w:spacing w:after="30"/>
+        <w:ind w:left="420"/>
+      </w:pPr>
+      <w:r>
+        <w:rPr>
+          <w:sz w:val="20"/>
+          <w:szCs w:val="20"/>
+        </w:rPr>
+        <w:t xml:space="preserve">D)  75</w:t>
+      </w:r>
+    </w:p>
+    <w:p>
+      <w:pPr>
+        <w:spacing w:after="20" w:before="50"/>
+      </w:pPr>
+      <w:r>
+        <w:rPr>
+          <w:b/>
+          <w:bCs/>
+          <w:color w:val="1FA6A2"/>
+          <w:sz w:val="21"/>
+          <w:szCs w:val="21"/>
+        </w:rPr>
+        <w:t xml:space="preserve">Step 1:  </w:t>
+      </w:r>
+      <w:r>
+        <w:rPr>
+          <w:sz w:val="21"/>
+          <w:szCs w:val="21"/>
+        </w:rPr>
+        <w:t xml:space="preserve">20% = 0.20.</w:t>
+      </w:r>
+    </w:p>
+    <w:p>
+      <w:pPr>
+        <w:spacing w:after="20" w:before="50"/>
+      </w:pPr>
+      <w:r>
+        <w:rPr>
+          <w:b/>
+          <w:bCs/>
+          <w:color w:val="1FA6A2"/>
+          <w:sz w:val="21"/>
+          <w:szCs w:val="21"/>
+        </w:rPr>
+        <w:t xml:space="preserve">Step 2:  </w:t>
+      </w:r>
+      <w:r>
+        <w:rPr>
+          <w:sz w:val="21"/>
+          <w:szCs w:val="21"/>
+        </w:rPr>
+        <w:t xml:space="preserve">Multiply: 0.20 × 150 = 30.</w:t>
+      </w:r>
+    </w:p>
+    <w:p>
+      <w:pPr>
+        <w:spacing w:after="40" w:before="60"/>
+      </w:pPr>
+      <w:r>
+        <w:rPr>
+          <w:b/>
+          <w:bCs/>
+          <w:color w:val="12355B"/>
+          <w:sz w:val="21"/>
+          <w:szCs w:val="21"/>
+        </w:rPr>
+        <w:t xml:space="preserve">Answer:  </w:t>
+      </w:r>
+      <w:r>
+        <w:rPr>
+          <w:b/>
+          <w:bCs/>
+          <w:sz w:val="21"/>
+          <w:szCs w:val="21"/>
+        </w:rPr>
+        <w:t xml:space="preserve">A. 30</w:t>
+      </w:r>
+    </w:p>
     <w:p>
       <w:pPr>
         <w:pStyle w:val="Heading1"/>
@@ -1348,6 +1410,170 @@
           <w:szCs w:val="19"/>
         </w:rPr>
         <w:t xml:space="preserve">   We Do — work with your class</w:t>
+      </w:r>
+    </w:p>
+    <w:p>
+      <w:pPr>
+        <w:keepNext/>
+        <w:spacing w:after="40" w:before="40"/>
+      </w:pPr>
+      <w:r>
+        <w:rPr>
+          <w:b/>
+          <w:bCs/>
+          <w:color w:val="12355B"/>
+          <w:sz w:val="21"/>
+          <w:szCs w:val="21"/>
+        </w:rPr>
+        <w:t xml:space="preserve">Problem:  </w:t>
+      </w:r>
+      <w:r>
+        <w:rPr>
+          <w:sz w:val="21"/>
+          <w:szCs w:val="21"/>
+        </w:rPr>
+        <w:t xml:space="preserve">What is 50% of 84?</w:t>
+      </w:r>
+    </w:p>
+    <w:p>
+      <w:pPr>
+        <w:spacing w:after="30"/>
+        <w:ind w:left="420"/>
+      </w:pPr>
+      <w:r>
+        <w:rPr>
+          <w:sz w:val="20"/>
+          <w:szCs w:val="20"/>
+        </w:rPr>
+        <w:t xml:space="preserve">A)  42</w:t>
+      </w:r>
+    </w:p>
+    <w:p>
+      <w:pPr>
+        <w:spacing w:after="30"/>
+        <w:ind w:left="420"/>
+      </w:pPr>
+      <w:r>
+        <w:rPr>
+          <w:sz w:val="20"/>
+          <w:szCs w:val="20"/>
+        </w:rPr>
+        <w:t xml:space="preserve">B)  50</w:t>
+      </w:r>
+    </w:p>
+    <w:p>
+      <w:pPr>
+        <w:spacing w:after="30"/>
+        <w:ind w:left="420"/>
+      </w:pPr>
+      <w:r>
+        <w:rPr>
+          <w:sz w:val="20"/>
+          <w:szCs w:val="20"/>
+        </w:rPr>
+        <w:t xml:space="preserve">C)  34</w:t>
+      </w:r>
+    </w:p>
+    <w:p>
+      <w:pPr>
+        <w:spacing w:after="30"/>
+        <w:ind w:left="420"/>
+      </w:pPr>
+      <w:r>
+        <w:rPr>
+          <w:sz w:val="20"/>
+          <w:szCs w:val="20"/>
+        </w:rPr>
+        <w:t xml:space="preserve">D)  168</w:t>
+      </w:r>
+    </w:p>
+    <w:p>
+      <w:pPr>
+        <w:keepNext/>
+        <w:spacing w:after="0" w:before="50"/>
+      </w:pPr>
+      <w:r>
+        <w:rPr>
+          <w:b/>
+          <w:bCs/>
+          <w:color w:val="6B4FA0"/>
+          <w:sz w:val="21"/>
+          <w:szCs w:val="21"/>
+        </w:rPr>
+        <w:t xml:space="preserve">Step 1:</w:t>
+      </w:r>
+    </w:p>
+    <w:p>
+      <w:pPr>
+        <w:pBdr>
+          <w:bottom w:val="single" w:color="AFBECC" w:sz="6"/>
+        </w:pBdr>
+        <w:spacing w:after="30" w:before="150"/>
+      </w:pPr>
+      <w:r>
+        <w:t xml:space="preserve"/>
+      </w:r>
+    </w:p>
+    <w:p>
+      <w:pPr>
+        <w:keepNext/>
+        <w:spacing w:after="0" w:before="50"/>
+      </w:pPr>
+      <w:r>
+        <w:rPr>
+          <w:b/>
+          <w:bCs/>
+          <w:color w:val="6B4FA0"/>
+          <w:sz w:val="21"/>
+          <w:szCs w:val="21"/>
+        </w:rPr>
+        <w:t xml:space="preserve">Step 2:</w:t>
+      </w:r>
+    </w:p>
+    <w:p>
+      <w:pPr>
+        <w:pBdr>
+          <w:bottom w:val="single" w:color="AFBECC" w:sz="6"/>
+        </w:pBdr>
+        <w:spacing w:after="30" w:before="150"/>
+      </w:pPr>
+      <w:r>
+        <w:t xml:space="preserve"/>
+      </w:r>
+    </w:p>
+    <w:p>
+      <w:pPr>
+        <w:keepNext/>
+        <w:spacing w:after="0" w:before="60"/>
+      </w:pPr>
+      <w:r>
+        <w:rPr>
+          <w:b/>
+          <w:bCs/>
+          <w:color w:val="12355B"/>
+          <w:sz w:val="21"/>
+          <w:szCs w:val="21"/>
+        </w:rPr>
+        <w:t xml:space="preserve">Answer:</w:t>
+      </w:r>
+    </w:p>
+    <w:p>
+      <w:pPr>
+        <w:pBdr>
+          <w:bottom w:val="single" w:color="AFBECC" w:sz="6"/>
+        </w:pBdr>
+        <w:spacing w:after="30" w:before="150"/>
+      </w:pPr>
+      <w:r>
+        <w:t xml:space="preserve"/>
+      </w:r>
+    </w:p>
+    <w:p>
+      <w:pPr>
+        <w:spacing w:after="80"/>
+      </w:pPr>
+      <w:r>
+        <w:t xml:space="preserve"/>
       </w:r>
     </w:p>
     <w:tbl>
@@ -1867,7 +2093,7 @@
           <w:sz w:val="21"/>
           <w:szCs w:val="21"/>
         </w:rPr>
-        <w:t xml:space="preserve">What is 20% of 150?</w:t>
+        <w:t xml:space="preserve">What is 10% of 320?</w:t>
       </w:r>
     </w:p>
     <w:p>
@@ -1880,7 +2106,7 @@
           <w:sz w:val="20"/>
           <w:szCs w:val="20"/>
         </w:rPr>
-        <w:t xml:space="preserve">A)  30</w:t>
+        <w:t xml:space="preserve">A)  32</w:t>
       </w:r>
     </w:p>
     <w:p>
@@ -1893,7 +2119,7 @@
           <w:sz w:val="20"/>
           <w:szCs w:val="20"/>
         </w:rPr>
-        <w:t xml:space="preserve">B)  20</w:t>
+        <w:t xml:space="preserve">B)  3.2</w:t>
       </w:r>
     </w:p>
     <w:p>
@@ -1906,7 +2132,7 @@
           <w:sz w:val="20"/>
           <w:szCs w:val="20"/>
         </w:rPr>
-        <w:t xml:space="preserve">C)  35</w:t>
+        <w:t xml:space="preserve">C)  320</w:t>
       </w:r>
     </w:p>
     <w:p>
@@ -1919,7 +2145,7 @@
           <w:sz w:val="20"/>
           <w:szCs w:val="20"/>
         </w:rPr>
-        <w:t xml:space="preserve">D)  75</w:t>
+        <w:t xml:space="preserve">D)  64</w:t>
       </w:r>
     </w:p>
     <w:p>
@@ -1997,7 +2223,7 @@
           <w:sz w:val="21"/>
           <w:szCs w:val="21"/>
         </w:rPr>
-        <w:t xml:space="preserve">What is 50% of 84?</w:t>
+        <w:t xml:space="preserve">What percent of 50 is 15?</w:t>
       </w:r>
     </w:p>
     <w:p>
@@ -2010,7 +2236,7 @@
           <w:sz w:val="20"/>
           <w:szCs w:val="20"/>
         </w:rPr>
-        <w:t xml:space="preserve">A)  42</w:t>
+        <w:t xml:space="preserve">A)  30%</w:t>
       </w:r>
     </w:p>
     <w:p>
@@ -2023,7 +2249,7 @@
           <w:sz w:val="20"/>
           <w:szCs w:val="20"/>
         </w:rPr>
-        <w:t xml:space="preserve">B)  50</w:t>
+        <w:t xml:space="preserve">B)  15%</w:t>
       </w:r>
     </w:p>
     <w:p>
@@ -2036,7 +2262,7 @@
           <w:sz w:val="20"/>
           <w:szCs w:val="20"/>
         </w:rPr>
-        <w:t xml:space="preserve">C)  34</w:t>
+        <w:t xml:space="preserve">C)  35%</w:t>
       </w:r>
     </w:p>
     <w:p>
@@ -2049,7 +2275,7 @@
           <w:sz w:val="20"/>
           <w:szCs w:val="20"/>
         </w:rPr>
-        <w:t xml:space="preserve">D)  168</w:t>
+        <w:t xml:space="preserve">D)  50%</w:t>
       </w:r>
     </w:p>
     <w:p>
@@ -2127,7 +2353,7 @@
           <w:sz w:val="21"/>
           <w:szCs w:val="21"/>
         </w:rPr>
-        <w:t xml:space="preserve">What is 10% of 320?</w:t>
+        <w:t xml:space="preserve">An arcade prize costs 240 tickets. If you have a coupon for 15% off, how many tickets do you save?</w:t>
       </w:r>
     </w:p>
     <w:p>
@@ -2140,7 +2366,7 @@
           <w:sz w:val="20"/>
           <w:szCs w:val="20"/>
         </w:rPr>
-        <w:t xml:space="preserve">A)  32</w:t>
+        <w:t xml:space="preserve">A)  36 tickets</w:t>
       </w:r>
     </w:p>
     <w:p>
@@ -2153,7 +2379,7 @@
           <w:sz w:val="20"/>
           <w:szCs w:val="20"/>
         </w:rPr>
-        <w:t xml:space="preserve">B)  3.2</w:t>
+        <w:t xml:space="preserve">B)  24 tickets</w:t>
       </w:r>
     </w:p>
     <w:p>
@@ -2166,7 +2392,7 @@
           <w:sz w:val="20"/>
           <w:szCs w:val="20"/>
         </w:rPr>
-        <w:t xml:space="preserve">C)  320</w:t>
+        <w:t xml:space="preserve">C)  15 tickets</w:t>
       </w:r>
     </w:p>
     <w:p>
@@ -2179,7 +2405,7 @@
           <w:sz w:val="20"/>
           <w:szCs w:val="20"/>
         </w:rPr>
-        <w:t xml:space="preserve">D)  64</w:t>
+        <w:t xml:space="preserve">D)  204 tickets</w:t>
       </w:r>
     </w:p>
     <w:p>
@@ -2257,7 +2483,7 @@
           <w:sz w:val="21"/>
           <w:szCs w:val="21"/>
         </w:rPr>
-        <w:t xml:space="preserve">What percent of 50 is 15?</w:t>
+        <w:t xml:space="preserve">A student scored 72 out of 90 on a test. What percent did they score?</w:t>
       </w:r>
     </w:p>
     <w:p>
@@ -2270,7 +2496,7 @@
           <w:sz w:val="20"/>
           <w:szCs w:val="20"/>
         </w:rPr>
-        <w:t xml:space="preserve">A)  30%</w:t>
+        <w:t xml:space="preserve">A)  80%</w:t>
       </w:r>
     </w:p>
     <w:p>
@@ -2283,7 +2509,7 @@
           <w:sz w:val="20"/>
           <w:szCs w:val="20"/>
         </w:rPr>
-        <w:t xml:space="preserve">B)  15%</w:t>
+        <w:t xml:space="preserve">B)  72%</w:t>
       </w:r>
     </w:p>
     <w:p>
@@ -2296,7 +2522,7 @@
           <w:sz w:val="20"/>
           <w:szCs w:val="20"/>
         </w:rPr>
-        <w:t xml:space="preserve">C)  35%</w:t>
+        <w:t xml:space="preserve">C)  75%</w:t>
       </w:r>
     </w:p>
     <w:p>
@@ -2309,7 +2535,7 @@
           <w:sz w:val="20"/>
           <w:szCs w:val="20"/>
         </w:rPr>
-        <w:t xml:space="preserve">D)  50%</w:t>
+        <w:t xml:space="preserve">D)  90%</w:t>
       </w:r>
     </w:p>
     <w:p>
@@ -3022,6 +3248,64 @@
           <w:sz w:val="24"/>
           <w:szCs w:val="24"/>
         </w:rPr>
+        <w:t xml:space="preserve">Worked Notes (I Do / We Do)</w:t>
+      </w:r>
+    </w:p>
+    <w:p>
+      <w:pPr>
+        <w:spacing w:after="80"/>
+      </w:pPr>
+      <w:r>
+        <w:rPr>
+          <w:b/>
+          <w:bCs/>
+          <w:sz w:val="21"/>
+          <w:szCs w:val="21"/>
+        </w:rPr>
+        <w:t xml:space="preserve">I Do:  </w:t>
+      </w:r>
+      <w:r>
+        <w:rPr>
+          <w:sz w:val="21"/>
+          <w:szCs w:val="21"/>
+        </w:rPr>
+        <w:t xml:space="preserve">A. 30</w:t>
+      </w:r>
+    </w:p>
+    <w:p>
+      <w:pPr>
+        <w:spacing w:after="80"/>
+      </w:pPr>
+      <w:r>
+        <w:rPr>
+          <w:b/>
+          <w:bCs/>
+          <w:sz w:val="21"/>
+          <w:szCs w:val="21"/>
+        </w:rPr>
+        <w:t xml:space="preserve">We Do:  </w:t>
+      </w:r>
+      <w:r>
+        <w:rPr>
+          <w:sz w:val="21"/>
+          <w:szCs w:val="21"/>
+        </w:rPr>
+        <w:t xml:space="preserve">A. 42</w:t>
+      </w:r>
+    </w:p>
+    <w:p>
+      <w:pPr>
+        <w:pStyle w:val="Heading2"/>
+        <w:spacing w:after="80" w:before="180"/>
+      </w:pPr>
+      <w:r>
+        <w:rPr>
+          <w:b/>
+          <w:bCs/>
+          <w:color w:val="12355B"/>
+          <w:sz w:val="24"/>
+          <w:szCs w:val="24"/>
+        </w:rPr>
         <w:t xml:space="preserve">Independent Practice</w:t>
       </w:r>
     </w:p>
@@ -3043,7 +3327,7 @@
           <w:sz w:val="21"/>
           <w:szCs w:val="21"/>
         </w:rPr>
-        <w:t xml:space="preserve">A)  30</w:t>
+        <w:t xml:space="preserve">A)  32</w:t>
       </w:r>
       <w:r>
         <w:rPr>
@@ -3053,7 +3337,7 @@
           <w:sz w:val="19"/>
           <w:szCs w:val="19"/>
         </w:rPr>
-        <w:t xml:space="preserve">  — 20% = 0.20. Multiply: 0.20 × 150 = 30.</w:t>
+        <w:t xml:space="preserve">  — 10% = 0.10. Multiply: 0.10 × 320 = 32. (Or move the decimal one place left.)</w:t>
       </w:r>
     </w:p>
     <w:p>
@@ -3074,7 +3358,7 @@
           <w:sz w:val="21"/>
           <w:szCs w:val="21"/>
         </w:rPr>
-        <w:t xml:space="preserve">A)  42</w:t>
+        <w:t xml:space="preserve">A)  30%</w:t>
       </w:r>
       <w:r>
         <w:rPr>
@@ -3084,7 +3368,7 @@
           <w:sz w:val="19"/>
           <w:szCs w:val="19"/>
         </w:rPr>
-        <w:t xml:space="preserve">  — 50% = 0.50. Multiply: 0.50 × 84 = 42. (Or simply divide by 2: 84 ÷ 2 = 42.)</w:t>
+        <w:t xml:space="preserve">  — 15 ÷ 50 = 0.30 = 30%.</w:t>
       </w:r>
     </w:p>
     <w:p>
@@ -3105,7 +3389,7 @@
           <w:sz w:val="21"/>
           <w:szCs w:val="21"/>
         </w:rPr>
-        <w:t xml:space="preserve">A)  32</w:t>
+        <w:t xml:space="preserve">A)  36 tickets</w:t>
       </w:r>
       <w:r>
         <w:rPr>
@@ -3115,7 +3399,7 @@
           <w:sz w:val="19"/>
           <w:szCs w:val="19"/>
         </w:rPr>
-        <w:t xml:space="preserve">  — 10% = 0.10. Multiply: 0.10 × 320 = 32. (Or move the decimal one place left.)</w:t>
+        <w:t xml:space="preserve">  — 15% of 240 = 0.15 × 240 = 36 tickets saved.</w:t>
       </w:r>
     </w:p>
     <w:p>
@@ -3136,7 +3420,7 @@
           <w:sz w:val="21"/>
           <w:szCs w:val="21"/>
         </w:rPr>
-        <w:t xml:space="preserve">A)  30%</w:t>
+        <w:t xml:space="preserve">A)  80%</w:t>
       </w:r>
       <w:r>
         <w:rPr>
@@ -3146,7 +3430,7 @@
           <w:sz w:val="19"/>
           <w:szCs w:val="19"/>
         </w:rPr>
-        <w:t xml:space="preserve">  — 15 ÷ 50 = 0.30 = 30%.</w:t>
+        <w:t xml:space="preserve">  — 72 ÷ 90 = 0.80 = 80%.</w:t>
       </w:r>
     </w:p>
     <w:p>

--- a/lessons/4-4/downloads/4-4-notes.docx
+++ b/lessons/4-4/downloads/4-4-notes.docx
@@ -1023,6 +1023,216 @@
     <w:p>
       <w:pPr>
         <w:pStyle w:val="Heading1"/>
+        <w:pBdr>
+          <w:bottom w:val="single" w:color="1FA6A2" w:sz="14" w:space="6"/>
+        </w:pBdr>
+        <w:spacing w:after="140" w:before="260"/>
+      </w:pPr>
+      <w:r>
+        <w:rPr>
+          <w:b/>
+          <w:bCs/>
+          <w:color w:val="12355B"/>
+          <w:sz w:val="30"/>
+          <w:szCs w:val="30"/>
+        </w:rPr>
+        <w:t xml:space="preserve">Guided Notes</w:t>
+      </w:r>
+    </w:p>
+    <w:p>
+      <w:pPr>
+        <w:spacing w:after="100"/>
+      </w:pPr>
+      <w:r>
+        <w:rPr>
+          <w:i/>
+          <w:iCs/>
+          <w:color w:val="5F6F80"/>
+          <w:sz w:val="19"/>
+          <w:szCs w:val="19"/>
+        </w:rPr>
+        <w:t xml:space="preserve">Fill in each blank as we go. Use the Word Bank to help you.</w:t>
+      </w:r>
+    </w:p>
+    <w:tbl>
+      <w:tblPr>
+        <w:tblW w:type="pct" w:w="100%"/>
+        <w:tblBorders>
+          <w:top w:val="single" w:color="BBD0DE" w:sz="8"/>
+          <w:left w:val="single" w:color="BBD0DE" w:sz="8"/>
+          <w:bottom w:val="single" w:color="BBD0DE" w:sz="8"/>
+          <w:right w:val="single" w:color="BBD0DE" w:sz="8"/>
+          <w:insideH w:val="single" w:color="auto" w:sz="4"/>
+          <w:insideV w:val="single" w:color="auto" w:sz="4"/>
+        </w:tblBorders>
+      </w:tblPr>
+      <w:tblGrid>
+        <w:gridCol w:w="100"/>
+      </w:tblGrid>
+      <w:tr>
+        <w:tc>
+          <w:tcPr>
+            <w:shd w:fill="EEF4F8" w:color="auto" w:val="clear"/>
+            <w:tcMar>
+              <w:top w:type="dxa" w:w="120"/>
+              <w:left w:type="dxa" w:w="180"/>
+              <w:bottom w:type="dxa" w:w="120"/>
+              <w:right w:type="dxa" w:w="180"/>
+            </w:tcMar>
+          </w:tcPr>
+          <w:p>
+            <w:pPr>
+              <w:spacing w:after="40"/>
+            </w:pPr>
+            <w:r>
+              <w:rPr>
+                <w:b/>
+                <w:bCs/>
+                <w:color w:val="1FA6A2"/>
+                <w:sz w:val="18"/>
+                <w:szCs w:val="18"/>
+              </w:rPr>
+              <w:t xml:space="preserve">WORD BANK</w:t>
+            </w:r>
+          </w:p>
+          <w:p>
+            <w:pPr>
+              <w:spacing w:after="80"/>
+            </w:pPr>
+            <w:r>
+              <w:rPr>
+                <w:b/>
+                <w:bCs/>
+                <w:sz w:val="21"/>
+                <w:szCs w:val="21"/>
+              </w:rPr>
+              <w:t xml:space="preserve">Percent      •      Base      •      Part      •      Equation      •      Discount</w:t>
+            </w:r>
+          </w:p>
+        </w:tc>
+      </w:tr>
+    </w:tbl>
+    <w:p>
+      <w:pPr>
+        <w:spacing w:after="80"/>
+      </w:pPr>
+      <w:r>
+        <w:t xml:space="preserve"/>
+      </w:r>
+    </w:p>
+    <w:p>
+      <w:pPr>
+        <w:spacing w:after="120" w:before="80"/>
+      </w:pPr>
+      <w:r>
+        <w:rPr>
+          <w:b/>
+          <w:bCs/>
+          <w:color w:val="12355B"/>
+          <w:sz w:val="22"/>
+          <w:szCs w:val="22"/>
+        </w:rPr>
+        <w:t xml:space="preserve">1.  </w:t>
+      </w:r>
+      <w:r>
+        <w:rPr>
+          <w:sz w:val="22"/>
+          <w:szCs w:val="22"/>
+        </w:rPr>
+        <w:t xml:space="preserve">A number out of 100 is a ___.</w:t>
+      </w:r>
+    </w:p>
+    <w:p>
+      <w:pPr>
+        <w:spacing w:after="120" w:before="80"/>
+      </w:pPr>
+      <w:r>
+        <w:rPr>
+          <w:b/>
+          <w:bCs/>
+          <w:color w:val="12355B"/>
+          <w:sz w:val="22"/>
+          <w:szCs w:val="22"/>
+        </w:rPr>
+        <w:t xml:space="preserve">2.  </w:t>
+      </w:r>
+      <w:r>
+        <w:rPr>
+          <w:sz w:val="22"/>
+          <w:szCs w:val="22"/>
+        </w:rPr>
+        <w:t xml:space="preserve">In a percent problem, the whole amount you take the percent of is the ___.</w:t>
+      </w:r>
+    </w:p>
+    <w:p>
+      <w:pPr>
+        <w:spacing w:after="120" w:before="80"/>
+      </w:pPr>
+      <w:r>
+        <w:rPr>
+          <w:b/>
+          <w:bCs/>
+          <w:color w:val="12355B"/>
+          <w:sz w:val="22"/>
+          <w:szCs w:val="22"/>
+        </w:rPr>
+        <w:t xml:space="preserve">3.  </w:t>
+      </w:r>
+      <w:r>
+        <w:rPr>
+          <w:sz w:val="22"/>
+          <w:szCs w:val="22"/>
+        </w:rPr>
+        <w:t xml:space="preserve">The piece of the whole that the percent represents is the ___.</w:t>
+      </w:r>
+    </w:p>
+    <w:p>
+      <w:pPr>
+        <w:spacing w:after="120" w:before="80"/>
+      </w:pPr>
+      <w:r>
+        <w:rPr>
+          <w:b/>
+          <w:bCs/>
+          <w:color w:val="12355B"/>
+          <w:sz w:val="22"/>
+          <w:szCs w:val="22"/>
+        </w:rPr>
+        <w:t xml:space="preserve">4.  </w:t>
+      </w:r>
+      <w:r>
+        <w:rPr>
+          <w:sz w:val="22"/>
+          <w:szCs w:val="22"/>
+        </w:rPr>
+        <w:t xml:space="preserve">A math sentence with an equal sign, like part = percent × base, is an ___.</w:t>
+      </w:r>
+    </w:p>
+    <w:p>
+      <w:pPr>
+        <w:spacing w:after="120" w:before="80"/>
+      </w:pPr>
+      <w:r>
+        <w:rPr>
+          <w:b/>
+          <w:bCs/>
+          <w:color w:val="12355B"/>
+          <w:sz w:val="22"/>
+          <w:szCs w:val="22"/>
+        </w:rPr>
+        <w:t xml:space="preserve">5.  </w:t>
+      </w:r>
+      <w:r>
+        <w:rPr>
+          <w:sz w:val="22"/>
+          <w:szCs w:val="22"/>
+        </w:rPr>
+        <w:t xml:space="preserve">An amount subtracted from a price is a ___.</w:t>
+      </w:r>
+    </w:p>
+    <w:p>
+      <w:pPr>
+        <w:pStyle w:val="Heading1"/>
         <w:pageBreakBefore/>
         <w:pBdr>
           <w:bottom w:val="single" w:color="1FA6A2" w:sz="14" w:space="6"/>
@@ -2012,6 +2222,87 @@
     </w:p>
     <w:p>
       <w:pPr>
+        <w:spacing w:after="40" w:before="80"/>
+      </w:pPr>
+      <w:r>
+        <w:rPr>
+          <w:b/>
+          <w:bCs/>
+          <w:color w:val="12355B"/>
+          <w:sz w:val="21"/>
+          <w:szCs w:val="21"/>
+        </w:rPr>
+        <w:t xml:space="preserve">4. </w:t>
+      </w:r>
+      <w:r>
+        <w:rPr>
+          <w:b/>
+          <w:bCs/>
+          <w:color w:val="6B4FA0"/>
+          <w:sz w:val="19"/>
+          <w:szCs w:val="19"/>
+        </w:rPr>
+        <w:t xml:space="preserve">[Practice] </w:t>
+      </w:r>
+      <w:r>
+        <w:rPr>
+          <w:b/>
+          <w:bCs/>
+          <w:sz w:val="21"/>
+          <w:szCs w:val="21"/>
+        </w:rPr>
+        <w:t xml:space="preserve">During practice on Find the Percent of a Number, what strategy did you use when a problem felt tricky?</w:t>
+      </w:r>
+    </w:p>
+    <w:p>
+      <w:pPr>
+        <w:spacing w:after="60"/>
+      </w:pPr>
+      <w:r>
+        <w:rPr>
+          <w:color w:val="1A2733"/>
+          <w:sz w:val="21"/>
+          <w:szCs w:val="21"/>
+        </w:rPr>
+        <w:t xml:space="preserve">Start with:  I changed ___% into the decimal ___.</w:t>
+      </w:r>
+      <w:r>
+        <w:rPr>
+          <w:i/>
+          <w:iCs/>
+          <w:color w:val="5F6F80"/>
+          <w:sz w:val="19"/>
+          <w:szCs w:val="19"/>
+        </w:rPr>
+        <w:br/>
+        <w:t xml:space="preserve">Cambié ___% al decimal ___.</w:t>
+      </w:r>
+    </w:p>
+    <w:p>
+      <w:pPr>
+        <w:spacing w:after="80"/>
+      </w:pPr>
+      <w:r>
+        <w:rPr>
+          <w:b/>
+          <w:bCs/>
+          <w:color w:val="12355B"/>
+          <w:sz w:val="19"/>
+          <w:szCs w:val="19"/>
+        </w:rPr>
+        <w:t xml:space="preserve">Word bank:  </w:t>
+      </w:r>
+      <w:r>
+        <w:rPr>
+          <w:color w:val="1FA6A2"/>
+          <w:sz w:val="19"/>
+          <w:szCs w:val="19"/>
+        </w:rPr>
+        <w:t xml:space="preserve">Percent,  Base,  Part,  Equation</w:t>
+      </w:r>
+    </w:p>
+    <w:p>
+      <w:pPr>
         <w:pStyle w:val="Heading1"/>
         <w:pageBreakBefore/>
         <w:pBdr>
@@ -2608,33 +2899,7 @@
           <w:sz w:val="30"/>
           <w:szCs w:val="30"/>
         </w:rPr>
-        <w:t xml:space="preserve">Write About the Math</w:t>
-      </w:r>
-    </w:p>
-    <w:p>
-      <w:pPr>
-        <w:pStyle w:val="Heading2"/>
-        <w:spacing w:after="80" w:before="180"/>
-      </w:pPr>
-      <w:r>
-        <w:rPr>
-          <w:b/>
-          <w:bCs/>
-          <w:color w:val="12355B"/>
-          <w:sz w:val="24"/>
-          <w:szCs w:val="24"/>
-        </w:rPr>
-        <w:t xml:space="preserve">Build Strong Sentences</w:t>
-      </w:r>
-      <w:r>
-        <w:rPr>
-          <w:i/>
-          <w:iCs/>
-          <w:color w:val="B97A12"/>
-          <w:sz w:val="19"/>
-          <w:szCs w:val="19"/>
-        </w:rPr>
-        <w:t xml:space="preserve">   The Writing Revolution</w:t>
+        <w:t xml:space="preserve">Exit Ticket</w:t>
       </w:r>
     </w:p>
     <w:p>
@@ -2649,435 +2914,86 @@
           <w:sz w:val="19"/>
           <w:szCs w:val="19"/>
         </w:rPr>
-        <w:t xml:space="preserve">I can explain my steps using the words percent, base, part, and equation.</w:t>
-      </w:r>
-    </w:p>
-    <w:p>
-      <w:pPr>
-        <w:pStyle w:val="Heading2"/>
-        <w:spacing w:after="80" w:before="180"/>
-      </w:pPr>
-      <w:r>
-        <w:rPr>
-          <w:b/>
-          <w:bCs/>
-          <w:color w:val="12355B"/>
-          <w:sz w:val="24"/>
-          <w:szCs w:val="24"/>
-        </w:rPr>
-        <w:t xml:space="preserve">1. Kernel Sentence</w:t>
-      </w:r>
-      <w:r>
-        <w:rPr>
-          <w:i/>
-          <w:iCs/>
-          <w:color w:val="1FA6A2"/>
-          <w:sz w:val="19"/>
-          <w:szCs w:val="19"/>
-        </w:rPr>
-        <w:t xml:space="preserve">   subject + verb</w:t>
-      </w:r>
-    </w:p>
-    <w:tbl>
-      <w:tblPr>
-        <w:tblW w:type="pct" w:w="100%"/>
-        <w:tblBorders>
-          <w:top w:val="single" w:color="B97A12" w:sz="8"/>
-          <w:left w:val="single" w:color="B97A12" w:sz="8"/>
-          <w:bottom w:val="single" w:color="B97A12" w:sz="8"/>
-          <w:right w:val="single" w:color="B97A12" w:sz="8"/>
-          <w:insideH w:val="single" w:color="auto" w:sz="4"/>
-          <w:insideV w:val="single" w:color="auto" w:sz="4"/>
-        </w:tblBorders>
-      </w:tblPr>
-      <w:tblGrid>
-        <w:gridCol w:w="100"/>
-      </w:tblGrid>
-      <w:tr>
-        <w:tc>
-          <w:tcPr>
-            <w:shd w:fill="FBF3E2" w:color="auto" w:val="clear"/>
-            <w:tcMar>
-              <w:top w:type="dxa" w:w="120"/>
-              <w:left w:type="dxa" w:w="180"/>
-              <w:bottom w:type="dxa" w:w="120"/>
-              <w:right w:type="dxa" w:w="180"/>
-            </w:tcMar>
-          </w:tcPr>
-          <w:p>
-            <w:pPr>
-              <w:spacing w:after="0"/>
-            </w:pPr>
-            <w:r>
-              <w:rPr>
-                <w:b/>
-                <w:bCs/>
-                <w:color w:val="1FA6A2"/>
-                <w:sz w:val="20"/>
-                <w:szCs w:val="20"/>
-              </w:rPr>
-              <w:t xml:space="preserve">Model:  </w:t>
-            </w:r>
-            <w:r>
-              <w:rPr>
-                <w:sz w:val="20"/>
-                <w:szCs w:val="20"/>
-              </w:rPr>
-              <w:t xml:space="preserve">Percent is a way to compare a number to 100, shown with the % sign.</w:t>
-            </w:r>
-          </w:p>
-        </w:tc>
-      </w:tr>
-    </w:tbl>
+        <w:t xml:space="preserve">Answer on your own. This shows what you learned today.</w:t>
+      </w:r>
+    </w:p>
+    <w:p>
+      <w:pPr>
+        <w:spacing w:after="80" w:before="80"/>
+      </w:pPr>
+      <w:r>
+        <w:rPr>
+          <w:color w:val="B97A12"/>
+          <w:sz w:val="22"/>
+          <w:szCs w:val="22"/>
+        </w:rPr>
+        <w:t xml:space="preserve">★  </w:t>
+      </w:r>
+      <w:r>
+        <w:rPr>
+          <w:b/>
+          <w:bCs/>
+          <w:sz w:val="22"/>
+          <w:szCs w:val="22"/>
+        </w:rPr>
+        <w:t xml:space="preserve">What is 45% of 360?</w:t>
+      </w:r>
+    </w:p>
+    <w:p>
+      <w:pPr>
+        <w:spacing w:after="60"/>
+        <w:ind w:left="420"/>
+      </w:pPr>
+      <w:r>
+        <w:rPr>
+          <w:sz w:val="21"/>
+          <w:szCs w:val="21"/>
+        </w:rPr>
+        <w:t xml:space="preserve">A)  162</w:t>
+      </w:r>
+    </w:p>
+    <w:p>
+      <w:pPr>
+        <w:spacing w:after="60"/>
+        <w:ind w:left="420"/>
+      </w:pPr>
+      <w:r>
+        <w:rPr>
+          <w:sz w:val="21"/>
+          <w:szCs w:val="21"/>
+        </w:rPr>
+        <w:t xml:space="preserve">B)  145</w:t>
+      </w:r>
+    </w:p>
+    <w:p>
+      <w:pPr>
+        <w:spacing w:after="60"/>
+        <w:ind w:left="420"/>
+      </w:pPr>
+      <w:r>
+        <w:rPr>
+          <w:sz w:val="21"/>
+          <w:szCs w:val="21"/>
+        </w:rPr>
+        <w:t xml:space="preserve">C)  180</w:t>
+      </w:r>
+    </w:p>
+    <w:p>
+      <w:pPr>
+        <w:spacing w:after="60"/>
+        <w:ind w:left="420"/>
+      </w:pPr>
+      <w:r>
+        <w:rPr>
+          <w:sz w:val="21"/>
+          <w:szCs w:val="21"/>
+        </w:rPr>
+        <w:t xml:space="preserve">D)  126</w:t>
+      </w:r>
+    </w:p>
     <w:p>
       <w:pPr>
         <w:spacing w:after="40"/>
-      </w:pPr>
-      <w:r>
-        <w:t xml:space="preserve"/>
-      </w:r>
-    </w:p>
-    <w:p>
-      <w:pPr>
-        <w:spacing w:after="60"/>
-      </w:pPr>
-      <w:r>
-        <w:rPr>
-          <w:color w:val="1A2733"/>
-          <w:sz w:val="21"/>
-          <w:szCs w:val="21"/>
-        </w:rPr>
-        <w:t xml:space="preserve">Write a kernel sentence about percent. Use a subject and a verb.</w:t>
-      </w:r>
-      <w:r>
-        <w:rPr>
-          <w:i/>
-          <w:iCs/>
-          <w:color w:val="5F6F80"/>
-          <w:sz w:val="19"/>
-          <w:szCs w:val="19"/>
-        </w:rPr>
-        <w:br/>
-        <w:t xml:space="preserve">Escribe una oración base sobre porcentaje. Usa un sujeto y un verbo.</w:t>
-      </w:r>
-    </w:p>
-    <w:p>
-      <w:pPr>
-        <w:pBdr>
-          <w:bottom w:val="single" w:color="AFBECC" w:sz="6"/>
-        </w:pBdr>
-        <w:spacing w:after="30" w:before="150"/>
-      </w:pPr>
-      <w:r>
-        <w:t xml:space="preserve"/>
-      </w:r>
-    </w:p>
-    <w:p>
-      <w:pPr>
-        <w:pBdr>
-          <w:bottom w:val="single" w:color="AFBECC" w:sz="6"/>
-        </w:pBdr>
-        <w:spacing w:after="30" w:before="150"/>
-      </w:pPr>
-      <w:r>
-        <w:t xml:space="preserve"/>
-      </w:r>
-    </w:p>
-    <w:p>
-      <w:pPr>
-        <w:pStyle w:val="Heading2"/>
-        <w:spacing w:after="80" w:before="180"/>
-      </w:pPr>
-      <w:r>
-        <w:rPr>
-          <w:b/>
-          <w:bCs/>
-          <w:color w:val="12355B"/>
-          <w:sz w:val="24"/>
-          <w:szCs w:val="24"/>
-        </w:rPr>
-        <w:t xml:space="preserve">2. Sentence Expansion</w:t>
-      </w:r>
-      <w:r>
-        <w:rPr>
-          <w:i/>
-          <w:iCs/>
-          <w:color w:val="1FA6A2"/>
-          <w:sz w:val="19"/>
-          <w:szCs w:val="19"/>
-        </w:rPr>
-        <w:t xml:space="preserve">   because · but · so</w:t>
-      </w:r>
-    </w:p>
-    <w:p>
-      <w:pPr>
-        <w:spacing w:after="80"/>
-      </w:pPr>
-      <w:r>
-        <w:rPr>
-          <w:b/>
-          <w:bCs/>
-          <w:color w:val="1FA6A2"/>
-          <w:sz w:val="20"/>
-          <w:szCs w:val="20"/>
-        </w:rPr>
-        <w:t xml:space="preserve">Kernel:  </w:t>
-      </w:r>
-      <w:r>
-        <w:rPr>
-          <w:sz w:val="20"/>
-          <w:szCs w:val="20"/>
-        </w:rPr>
-        <w:t xml:space="preserve">Percent matters in math</w:t>
-      </w:r>
-    </w:p>
-    <w:p>
-      <w:pPr>
-        <w:spacing w:after="80"/>
-      </w:pPr>
-      <w:r>
-        <w:rPr>
-          <w:b/>
-          <w:bCs/>
-          <w:color w:val="12355B"/>
-          <w:sz w:val="21"/>
-          <w:szCs w:val="21"/>
-        </w:rPr>
-        <w:t xml:space="preserve">because  </w:t>
-      </w:r>
-      <w:r>
-        <w:rPr>
-          <w:sz w:val="21"/>
-          <w:szCs w:val="21"/>
-        </w:rPr>
-        <w:t xml:space="preserve">Percent matters in math because ___.</w:t>
-      </w:r>
-      <w:r>
-        <w:rPr>
-          <w:i/>
-          <w:iCs/>
-          <w:color w:val="5F6F80"/>
-          <w:sz w:val="19"/>
-          <w:szCs w:val="19"/>
-        </w:rPr>
-        <w:br/>
-        <w:t xml:space="preserve">Porcentaje importa en matemáticas porque ___.</w:t>
-      </w:r>
-    </w:p>
-    <w:p>
-      <w:pPr>
-        <w:pBdr>
-          <w:bottom w:val="single" w:color="AFBECC" w:sz="6"/>
-        </w:pBdr>
-        <w:spacing w:after="30" w:before="150"/>
-      </w:pPr>
-      <w:r>
-        <w:t xml:space="preserve"/>
-      </w:r>
-    </w:p>
-    <w:p>
-      <w:pPr>
-        <w:spacing w:after="80"/>
-      </w:pPr>
-      <w:r>
-        <w:rPr>
-          <w:b/>
-          <w:bCs/>
-          <w:color w:val="12355B"/>
-          <w:sz w:val="21"/>
-          <w:szCs w:val="21"/>
-        </w:rPr>
-        <w:t xml:space="preserve">but  </w:t>
-      </w:r>
-      <w:r>
-        <w:rPr>
-          <w:sz w:val="21"/>
-          <w:szCs w:val="21"/>
-        </w:rPr>
-        <w:t xml:space="preserve">Percent matters in math, but ___.</w:t>
-      </w:r>
-      <w:r>
-        <w:rPr>
-          <w:i/>
-          <w:iCs/>
-          <w:color w:val="5F6F80"/>
-          <w:sz w:val="19"/>
-          <w:szCs w:val="19"/>
-        </w:rPr>
-        <w:br/>
-        <w:t xml:space="preserve">Porcentaje importa en matemáticas, pero ___.</w:t>
-      </w:r>
-    </w:p>
-    <w:p>
-      <w:pPr>
-        <w:pBdr>
-          <w:bottom w:val="single" w:color="AFBECC" w:sz="6"/>
-        </w:pBdr>
-        <w:spacing w:after="30" w:before="150"/>
-      </w:pPr>
-      <w:r>
-        <w:t xml:space="preserve"/>
-      </w:r>
-    </w:p>
-    <w:p>
-      <w:pPr>
-        <w:spacing w:after="80"/>
-      </w:pPr>
-      <w:r>
-        <w:rPr>
-          <w:b/>
-          <w:bCs/>
-          <w:color w:val="12355B"/>
-          <w:sz w:val="21"/>
-          <w:szCs w:val="21"/>
-        </w:rPr>
-        <w:t xml:space="preserve">so  </w:t>
-      </w:r>
-      <w:r>
-        <w:rPr>
-          <w:sz w:val="21"/>
-          <w:szCs w:val="21"/>
-        </w:rPr>
-        <w:t xml:space="preserve">Percent matters in math, so ___.</w:t>
-      </w:r>
-      <w:r>
-        <w:rPr>
-          <w:i/>
-          <w:iCs/>
-          <w:color w:val="5F6F80"/>
-          <w:sz w:val="19"/>
-          <w:szCs w:val="19"/>
-        </w:rPr>
-        <w:br/>
-        <w:t xml:space="preserve">Porcentaje importa en matemáticas, entonces ___.</w:t>
-      </w:r>
-    </w:p>
-    <w:p>
-      <w:pPr>
-        <w:pBdr>
-          <w:bottom w:val="single" w:color="AFBECC" w:sz="6"/>
-        </w:pBdr>
-        <w:spacing w:after="30" w:before="150"/>
-      </w:pPr>
-      <w:r>
-        <w:t xml:space="preserve"/>
-      </w:r>
-    </w:p>
-    <w:p>
-      <w:pPr>
-        <w:pStyle w:val="Heading2"/>
-        <w:spacing w:after="80" w:before="180"/>
-      </w:pPr>
-      <w:r>
-        <w:rPr>
-          <w:b/>
-          <w:bCs/>
-          <w:color w:val="12355B"/>
-          <w:sz w:val="24"/>
-          <w:szCs w:val="24"/>
-        </w:rPr>
-        <w:t xml:space="preserve">3. Explain Your Reasoning</w:t>
-      </w:r>
-      <w:r>
-        <w:rPr>
-          <w:i/>
-          <w:iCs/>
-          <w:color w:val="1FA6A2"/>
-          <w:sz w:val="19"/>
-          <w:szCs w:val="19"/>
-        </w:rPr>
-        <w:t xml:space="preserve">   use a sentence starter</w:t>
-      </w:r>
-    </w:p>
-    <w:p>
-      <w:pPr>
-        <w:spacing w:after="60"/>
-      </w:pPr>
-      <w:r>
-        <w:rPr>
-          <w:color w:val="1A2733"/>
-          <w:sz w:val="21"/>
-          <w:szCs w:val="21"/>
-        </w:rPr>
-        <w:t xml:space="preserve">The base is ___ and the part I want is ___.</w:t>
-      </w:r>
-      <w:r>
-        <w:rPr>
-          <w:i/>
-          <w:iCs/>
-          <w:color w:val="5F6F80"/>
-          <w:sz w:val="19"/>
-          <w:szCs w:val="19"/>
-        </w:rPr>
-        <w:br/>
-        <w:t xml:space="preserve">La base es ___ y la parte que quiero es ___.</w:t>
-      </w:r>
-    </w:p>
-    <w:p>
-      <w:pPr>
-        <w:spacing w:after="60"/>
-      </w:pPr>
-      <w:r>
-        <w:rPr>
-          <w:color w:val="1A2733"/>
-          <w:sz w:val="21"/>
-          <w:szCs w:val="21"/>
-        </w:rPr>
-        <w:t xml:space="preserve">I need to find ___% of ___.</w:t>
-      </w:r>
-      <w:r>
-        <w:rPr>
-          <w:i/>
-          <w:iCs/>
-          <w:color w:val="5F6F80"/>
-          <w:sz w:val="19"/>
-          <w:szCs w:val="19"/>
-        </w:rPr>
-        <w:br/>
-        <w:t xml:space="preserve">Necesito encontrar el ___% de ___.</w:t>
-      </w:r>
-    </w:p>
-    <w:p>
-      <w:pPr>
-        <w:spacing w:after="60"/>
-      </w:pPr>
-      <w:r>
-        <w:rPr>
-          <w:color w:val="1A2733"/>
-          <w:sz w:val="21"/>
-          <w:szCs w:val="21"/>
-        </w:rPr>
-        <w:t xml:space="preserve">I changed ___% into the decimal ___.</w:t>
-      </w:r>
-      <w:r>
-        <w:rPr>
-          <w:i/>
-          <w:iCs/>
-          <w:color w:val="5F6F80"/>
-          <w:sz w:val="19"/>
-          <w:szCs w:val="19"/>
-        </w:rPr>
-        <w:br/>
-        <w:t xml:space="preserve">Cambié ___% al decimal ___.</w:t>
-      </w:r>
-    </w:p>
-    <w:p>
-      <w:pPr>
-        <w:pBdr>
-          <w:bottom w:val="single" w:color="AFBECC" w:sz="6"/>
-        </w:pBdr>
-        <w:spacing w:after="30" w:before="150"/>
-      </w:pPr>
-      <w:r>
-        <w:t xml:space="preserve"/>
-      </w:r>
-    </w:p>
-    <w:p>
-      <w:pPr>
-        <w:pBdr>
-          <w:bottom w:val="single" w:color="AFBECC" w:sz="6"/>
-        </w:pBdr>
-        <w:spacing w:after="30" w:before="150"/>
       </w:pPr>
       <w:r>
         <w:t xml:space="preserve"/>
@@ -3100,7 +3016,7 @@
           <w:sz w:val="30"/>
           <w:szCs w:val="30"/>
         </w:rPr>
-        <w:t xml:space="preserve">Exit Ticket</w:t>
+        <w:t xml:space="preserve">Answer Key &amp; Teacher Guide</w:t>
       </w:r>
     </w:p>
     <w:p>
@@ -3115,115 +3031,224 @@
           <w:sz w:val="19"/>
           <w:szCs w:val="19"/>
         </w:rPr>
-        <w:t xml:space="preserve">Answer on your own. This shows what you learned today.</w:t>
-      </w:r>
-    </w:p>
-    <w:p>
-      <w:pPr>
-        <w:spacing w:after="80" w:before="80"/>
-      </w:pPr>
-      <w:r>
-        <w:rPr>
-          <w:color w:val="B97A12"/>
-          <w:sz w:val="22"/>
-          <w:szCs w:val="22"/>
-        </w:rPr>
-        <w:t xml:space="preserve">★  </w:t>
-      </w:r>
-      <w:r>
-        <w:rPr>
-          <w:b/>
-          <w:bCs/>
-          <w:sz w:val="22"/>
-          <w:szCs w:val="22"/>
-        </w:rPr>
-        <w:t xml:space="preserve">What is 45% of 360?</w:t>
-      </w:r>
-    </w:p>
-    <w:p>
-      <w:pPr>
-        <w:spacing w:after="60"/>
-        <w:ind w:left="420"/>
-      </w:pPr>
-      <w:r>
-        <w:rPr>
-          <w:sz w:val="21"/>
-          <w:szCs w:val="21"/>
-        </w:rPr>
-        <w:t xml:space="preserve">A)  162</w:t>
-      </w:r>
-    </w:p>
-    <w:p>
-      <w:pPr>
-        <w:spacing w:after="60"/>
-        <w:ind w:left="420"/>
-      </w:pPr>
-      <w:r>
-        <w:rPr>
-          <w:sz w:val="21"/>
-          <w:szCs w:val="21"/>
-        </w:rPr>
-        <w:t xml:space="preserve">B)  145</w:t>
-      </w:r>
-    </w:p>
-    <w:p>
-      <w:pPr>
-        <w:spacing w:after="60"/>
-        <w:ind w:left="420"/>
-      </w:pPr>
-      <w:r>
-        <w:rPr>
-          <w:sz w:val="21"/>
-          <w:szCs w:val="21"/>
-        </w:rPr>
-        <w:t xml:space="preserve">C)  180</w:t>
-      </w:r>
-    </w:p>
-    <w:p>
-      <w:pPr>
-        <w:spacing w:after="60"/>
-        <w:ind w:left="420"/>
-      </w:pPr>
-      <w:r>
-        <w:rPr>
-          <w:sz w:val="21"/>
-          <w:szCs w:val="21"/>
-        </w:rPr>
-        <w:t xml:space="preserve">D)  126</w:t>
-      </w:r>
-    </w:p>
-    <w:p>
-      <w:pPr>
-        <w:spacing w:after="40"/>
-      </w:pPr>
-      <w:r>
-        <w:t xml:space="preserve"/>
-      </w:r>
-    </w:p>
-    <w:p>
-      <w:pPr>
-        <w:pStyle w:val="Heading1"/>
-        <w:pageBreakBefore/>
-        <w:pBdr>
-          <w:bottom w:val="single" w:color="1FA6A2" w:sz="14" w:space="6"/>
-        </w:pBdr>
-        <w:spacing w:after="140" w:before="0"/>
-      </w:pPr>
-      <w:r>
-        <w:rPr>
-          <w:b/>
-          <w:bCs/>
-          <w:color w:val="12355B"/>
-          <w:sz w:val="30"/>
-          <w:szCs w:val="30"/>
-        </w:rPr>
-        <w:t xml:space="preserve">Answer Key &amp; Teacher Guide</w:t>
-      </w:r>
-    </w:p>
-    <w:p>
-      <w:pPr>
-        <w:spacing w:after="100"/>
-      </w:pPr>
+        <w:t xml:space="preserve">Teacher reference — remove or fold back before distributing to students.</w:t>
+      </w:r>
+    </w:p>
+    <w:p>
+      <w:pPr>
+        <w:pStyle w:val="Heading2"/>
+        <w:spacing w:after="80" w:before="180"/>
+      </w:pPr>
+      <w:r>
+        <w:rPr>
+          <w:b/>
+          <w:bCs/>
+          <w:color w:val="12355B"/>
+          <w:sz w:val="24"/>
+          <w:szCs w:val="24"/>
+        </w:rPr>
+        <w:t xml:space="preserve">Guided Notes (Fill-in)</w:t>
+      </w:r>
+    </w:p>
+    <w:p>
+      <w:pPr>
+        <w:spacing w:after="80"/>
+      </w:pPr>
+      <w:r>
+        <w:rPr>
+          <w:b/>
+          <w:bCs/>
+          <w:sz w:val="21"/>
+          <w:szCs w:val="21"/>
+        </w:rPr>
+        <w:t xml:space="preserve">Notes 1:  </w:t>
+      </w:r>
+      <w:r>
+        <w:rPr>
+          <w:sz w:val="21"/>
+          <w:szCs w:val="21"/>
+        </w:rPr>
+        <w:t xml:space="preserve">Percent</w:t>
+      </w:r>
+    </w:p>
+    <w:p>
+      <w:pPr>
+        <w:spacing w:after="80"/>
+      </w:pPr>
+      <w:r>
+        <w:rPr>
+          <w:b/>
+          <w:bCs/>
+          <w:sz w:val="21"/>
+          <w:szCs w:val="21"/>
+        </w:rPr>
+        <w:t xml:space="preserve">Notes 2:  </w:t>
+      </w:r>
+      <w:r>
+        <w:rPr>
+          <w:sz w:val="21"/>
+          <w:szCs w:val="21"/>
+        </w:rPr>
+        <w:t xml:space="preserve">Base</w:t>
+      </w:r>
+    </w:p>
+    <w:p>
+      <w:pPr>
+        <w:spacing w:after="80"/>
+      </w:pPr>
+      <w:r>
+        <w:rPr>
+          <w:b/>
+          <w:bCs/>
+          <w:sz w:val="21"/>
+          <w:szCs w:val="21"/>
+        </w:rPr>
+        <w:t xml:space="preserve">Notes 3:  </w:t>
+      </w:r>
+      <w:r>
+        <w:rPr>
+          <w:sz w:val="21"/>
+          <w:szCs w:val="21"/>
+        </w:rPr>
+        <w:t xml:space="preserve">Part</w:t>
+      </w:r>
+    </w:p>
+    <w:p>
+      <w:pPr>
+        <w:spacing w:after="80"/>
+      </w:pPr>
+      <w:r>
+        <w:rPr>
+          <w:b/>
+          <w:bCs/>
+          <w:sz w:val="21"/>
+          <w:szCs w:val="21"/>
+        </w:rPr>
+        <w:t xml:space="preserve">Notes 4:  </w:t>
+      </w:r>
+      <w:r>
+        <w:rPr>
+          <w:sz w:val="21"/>
+          <w:szCs w:val="21"/>
+        </w:rPr>
+        <w:t xml:space="preserve">Equation</w:t>
+      </w:r>
+    </w:p>
+    <w:p>
+      <w:pPr>
+        <w:spacing w:after="80"/>
+      </w:pPr>
+      <w:r>
+        <w:rPr>
+          <w:b/>
+          <w:bCs/>
+          <w:sz w:val="21"/>
+          <w:szCs w:val="21"/>
+        </w:rPr>
+        <w:t xml:space="preserve">Notes 5:  </w:t>
+      </w:r>
+      <w:r>
+        <w:rPr>
+          <w:sz w:val="21"/>
+          <w:szCs w:val="21"/>
+        </w:rPr>
+        <w:t xml:space="preserve">Discount</w:t>
+      </w:r>
+    </w:p>
+    <w:p>
+      <w:pPr>
+        <w:pStyle w:val="Heading2"/>
+        <w:spacing w:after="80" w:before="180"/>
+      </w:pPr>
+      <w:r>
+        <w:rPr>
+          <w:b/>
+          <w:bCs/>
+          <w:color w:val="12355B"/>
+          <w:sz w:val="24"/>
+          <w:szCs w:val="24"/>
+        </w:rPr>
+        <w:t xml:space="preserve">Worked Notes (I Do / We Do)</w:t>
+      </w:r>
+    </w:p>
+    <w:p>
+      <w:pPr>
+        <w:spacing w:after="80"/>
+      </w:pPr>
+      <w:r>
+        <w:rPr>
+          <w:b/>
+          <w:bCs/>
+          <w:sz w:val="21"/>
+          <w:szCs w:val="21"/>
+        </w:rPr>
+        <w:t xml:space="preserve">I Do:  </w:t>
+      </w:r>
+      <w:r>
+        <w:rPr>
+          <w:sz w:val="21"/>
+          <w:szCs w:val="21"/>
+        </w:rPr>
+        <w:t xml:space="preserve">A. 30</w:t>
+      </w:r>
+    </w:p>
+    <w:p>
+      <w:pPr>
+        <w:spacing w:after="80"/>
+      </w:pPr>
+      <w:r>
+        <w:rPr>
+          <w:b/>
+          <w:bCs/>
+          <w:sz w:val="21"/>
+          <w:szCs w:val="21"/>
+        </w:rPr>
+        <w:t xml:space="preserve">We Do:  </w:t>
+      </w:r>
+      <w:r>
+        <w:rPr>
+          <w:sz w:val="21"/>
+          <w:szCs w:val="21"/>
+        </w:rPr>
+        <w:t xml:space="preserve">A. 42</w:t>
+      </w:r>
+    </w:p>
+    <w:p>
+      <w:pPr>
+        <w:pStyle w:val="Heading2"/>
+        <w:spacing w:after="80" w:before="180"/>
+      </w:pPr>
+      <w:r>
+        <w:rPr>
+          <w:b/>
+          <w:bCs/>
+          <w:color w:val="12355B"/>
+          <w:sz w:val="24"/>
+          <w:szCs w:val="24"/>
+        </w:rPr>
+        <w:t xml:space="preserve">Independent Practice</w:t>
+      </w:r>
+    </w:p>
+    <w:p>
+      <w:pPr>
+        <w:spacing w:after="80"/>
+      </w:pPr>
+      <w:r>
+        <w:rPr>
+          <w:b/>
+          <w:bCs/>
+          <w:sz w:val="21"/>
+          <w:szCs w:val="21"/>
+        </w:rPr>
+        <w:t xml:space="preserve">1.  </w:t>
+      </w:r>
+      <w:r>
+        <w:rPr>
+          <w:sz w:val="21"/>
+          <w:szCs w:val="21"/>
+        </w:rPr>
+        <w:t xml:space="preserve">A)  32</w:t>
+      </w:r>
       <w:r>
         <w:rPr>
           <w:i/>
@@ -3232,23 +3257,7 @@
           <w:sz w:val="19"/>
           <w:szCs w:val="19"/>
         </w:rPr>
-        <w:t xml:space="preserve">Teacher reference — remove or fold back before distributing to students.</w:t>
-      </w:r>
-    </w:p>
-    <w:p>
-      <w:pPr>
-        <w:pStyle w:val="Heading2"/>
-        <w:spacing w:after="80" w:before="180"/>
-      </w:pPr>
-      <w:r>
-        <w:rPr>
-          <w:b/>
-          <w:bCs/>
-          <w:color w:val="12355B"/>
-          <w:sz w:val="24"/>
-          <w:szCs w:val="24"/>
-        </w:rPr>
-        <w:t xml:space="preserve">Worked Notes (I Do / We Do)</w:t>
+        <w:t xml:space="preserve">  — 10% = 0.10. Multiply: 0.10 × 320 = 32. (Or move the decimal one place left.)</w:t>
       </w:r>
     </w:p>
     <w:p>
@@ -3262,72 +3271,14 @@
           <w:sz w:val="21"/>
           <w:szCs w:val="21"/>
         </w:rPr>
-        <w:t xml:space="preserve">I Do:  </w:t>
-      </w:r>
-      <w:r>
-        <w:rPr>
-          <w:sz w:val="21"/>
-          <w:szCs w:val="21"/>
-        </w:rPr>
-        <w:t xml:space="preserve">A. 30</w:t>
-      </w:r>
-    </w:p>
-    <w:p>
-      <w:pPr>
-        <w:spacing w:after="80"/>
-      </w:pPr>
-      <w:r>
-        <w:rPr>
-          <w:b/>
-          <w:bCs/>
-          <w:sz w:val="21"/>
-          <w:szCs w:val="21"/>
-        </w:rPr>
-        <w:t xml:space="preserve">We Do:  </w:t>
-      </w:r>
-      <w:r>
-        <w:rPr>
-          <w:sz w:val="21"/>
-          <w:szCs w:val="21"/>
-        </w:rPr>
-        <w:t xml:space="preserve">A. 42</w:t>
-      </w:r>
-    </w:p>
-    <w:p>
-      <w:pPr>
-        <w:pStyle w:val="Heading2"/>
-        <w:spacing w:after="80" w:before="180"/>
-      </w:pPr>
-      <w:r>
-        <w:rPr>
-          <w:b/>
-          <w:bCs/>
-          <w:color w:val="12355B"/>
-          <w:sz w:val="24"/>
-          <w:szCs w:val="24"/>
-        </w:rPr>
-        <w:t xml:space="preserve">Independent Practice</w:t>
-      </w:r>
-    </w:p>
-    <w:p>
-      <w:pPr>
-        <w:spacing w:after="80"/>
-      </w:pPr>
-      <w:r>
-        <w:rPr>
-          <w:b/>
-          <w:bCs/>
-          <w:sz w:val="21"/>
-          <w:szCs w:val="21"/>
-        </w:rPr>
-        <w:t xml:space="preserve">1.  </w:t>
-      </w:r>
-      <w:r>
-        <w:rPr>
-          <w:sz w:val="21"/>
-          <w:szCs w:val="21"/>
-        </w:rPr>
-        <w:t xml:space="preserve">A)  32</w:t>
+        <w:t xml:space="preserve">2.  </w:t>
+      </w:r>
+      <w:r>
+        <w:rPr>
+          <w:sz w:val="21"/>
+          <w:szCs w:val="21"/>
+        </w:rPr>
+        <w:t xml:space="preserve">A)  30%</w:t>
       </w:r>
       <w:r>
         <w:rPr>
@@ -3337,7 +3288,7 @@
           <w:sz w:val="19"/>
           <w:szCs w:val="19"/>
         </w:rPr>
-        <w:t xml:space="preserve">  — 10% = 0.10. Multiply: 0.10 × 320 = 32. (Or move the decimal one place left.)</w:t>
+        <w:t xml:space="preserve">  — 15 ÷ 50 = 0.30 = 30%.</w:t>
       </w:r>
     </w:p>
     <w:p>
@@ -3351,14 +3302,14 @@
           <w:sz w:val="21"/>
           <w:szCs w:val="21"/>
         </w:rPr>
-        <w:t xml:space="preserve">2.  </w:t>
-      </w:r>
-      <w:r>
-        <w:rPr>
-          <w:sz w:val="21"/>
-          <w:szCs w:val="21"/>
-        </w:rPr>
-        <w:t xml:space="preserve">A)  30%</w:t>
+        <w:t xml:space="preserve">3.  </w:t>
+      </w:r>
+      <w:r>
+        <w:rPr>
+          <w:sz w:val="21"/>
+          <w:szCs w:val="21"/>
+        </w:rPr>
+        <w:t xml:space="preserve">A)  36 tickets</w:t>
       </w:r>
       <w:r>
         <w:rPr>
@@ -3368,7 +3319,7 @@
           <w:sz w:val="19"/>
           <w:szCs w:val="19"/>
         </w:rPr>
-        <w:t xml:space="preserve">  — 15 ÷ 50 = 0.30 = 30%.</w:t>
+        <w:t xml:space="preserve">  — 15% of 240 = 0.15 × 240 = 36 tickets saved.</w:t>
       </w:r>
     </w:p>
     <w:p>
@@ -3382,14 +3333,14 @@
           <w:sz w:val="21"/>
           <w:szCs w:val="21"/>
         </w:rPr>
-        <w:t xml:space="preserve">3.  </w:t>
-      </w:r>
-      <w:r>
-        <w:rPr>
-          <w:sz w:val="21"/>
-          <w:szCs w:val="21"/>
-        </w:rPr>
-        <w:t xml:space="preserve">A)  36 tickets</w:t>
+        <w:t xml:space="preserve">4.  </w:t>
+      </w:r>
+      <w:r>
+        <w:rPr>
+          <w:sz w:val="21"/>
+          <w:szCs w:val="21"/>
+        </w:rPr>
+        <w:t xml:space="preserve">A)  80%</w:t>
       </w:r>
       <w:r>
         <w:rPr>
@@ -3399,7 +3350,23 @@
           <w:sz w:val="19"/>
           <w:szCs w:val="19"/>
         </w:rPr>
-        <w:t xml:space="preserve">  — 15% of 240 = 0.15 × 240 = 36 tickets saved.</w:t>
+        <w:t xml:space="preserve">  — 72 ÷ 90 = 0.80 = 80%.</w:t>
+      </w:r>
+    </w:p>
+    <w:p>
+      <w:pPr>
+        <w:pStyle w:val="Heading2"/>
+        <w:spacing w:after="80" w:before="180"/>
+      </w:pPr>
+      <w:r>
+        <w:rPr>
+          <w:b/>
+          <w:bCs/>
+          <w:color w:val="12355B"/>
+          <w:sz w:val="24"/>
+          <w:szCs w:val="24"/>
+        </w:rPr>
+        <w:t xml:space="preserve">Exit Ticket</w:t>
       </w:r>
     </w:p>
     <w:p>
@@ -3408,19 +3375,10 @@
       </w:pPr>
       <w:r>
         <w:rPr>
-          <w:b/>
-          <w:bCs/>
-          <w:sz w:val="21"/>
-          <w:szCs w:val="21"/>
-        </w:rPr>
-        <w:t xml:space="preserve">4.  </w:t>
-      </w:r>
-      <w:r>
-        <w:rPr>
-          <w:sz w:val="21"/>
-          <w:szCs w:val="21"/>
-        </w:rPr>
-        <w:t xml:space="preserve">A)  80%</w:t>
+          <w:sz w:val="21"/>
+          <w:szCs w:val="21"/>
+        </w:rPr>
+        <w:t xml:space="preserve">A)  162</w:t>
       </w:r>
       <w:r>
         <w:rPr>
@@ -3430,173 +3388,7 @@
           <w:sz w:val="19"/>
           <w:szCs w:val="19"/>
         </w:rPr>
-        <w:t xml:space="preserve">  — 72 ÷ 90 = 0.80 = 80%.</w:t>
-      </w:r>
-    </w:p>
-    <w:p>
-      <w:pPr>
-        <w:pStyle w:val="Heading2"/>
-        <w:spacing w:after="80" w:before="180"/>
-      </w:pPr>
-      <w:r>
-        <w:rPr>
-          <w:b/>
-          <w:bCs/>
-          <w:color w:val="12355B"/>
-          <w:sz w:val="24"/>
-          <w:szCs w:val="24"/>
-        </w:rPr>
-        <w:t xml:space="preserve">Exit Ticket</w:t>
-      </w:r>
-    </w:p>
-    <w:p>
-      <w:pPr>
-        <w:spacing w:after="80"/>
-      </w:pPr>
-      <w:r>
-        <w:rPr>
-          <w:sz w:val="21"/>
-          <w:szCs w:val="21"/>
-        </w:rPr>
-        <w:t xml:space="preserve">A)  162</w:t>
-      </w:r>
-      <w:r>
-        <w:rPr>
-          <w:i/>
-          <w:iCs/>
-          <w:color w:val="5F6F80"/>
-          <w:sz w:val="19"/>
-          <w:szCs w:val="19"/>
-        </w:rPr>
         <w:t xml:space="preserve">  — 45% = 0.45. Multiply: 0.45 × 360 = 162.</w:t>
-      </w:r>
-    </w:p>
-    <w:p>
-      <w:pPr>
-        <w:pStyle w:val="Heading2"/>
-        <w:spacing w:after="80" w:before="180"/>
-      </w:pPr>
-      <w:r>
-        <w:rPr>
-          <w:b/>
-          <w:bCs/>
-          <w:color w:val="12355B"/>
-          <w:sz w:val="24"/>
-          <w:szCs w:val="24"/>
-        </w:rPr>
-        <w:t xml:space="preserve">Writing (TWR) — what to look for</w:t>
-      </w:r>
-    </w:p>
-    <w:p>
-      <w:pPr>
-        <w:spacing w:after="80"/>
-      </w:pPr>
-      <w:r>
-        <w:rPr>
-          <w:sz w:val="20"/>
-          <w:szCs w:val="20"/>
-        </w:rPr>
-        <w:t xml:space="preserve">Kernel sentence: a complete sentence needs a subject and a verb. Example: Percent is a way to compare a number to 100, shown with the % sign.</w:t>
-      </w:r>
-    </w:p>
-    <w:p>
-      <w:pPr>
-        <w:spacing w:after="80"/>
-      </w:pPr>
-      <w:r>
-        <w:rPr>
-          <w:sz w:val="20"/>
-          <w:szCs w:val="20"/>
-        </w:rPr>
-        <w:t xml:space="preserve">Expansion: because = reason, but = contrast/exception, so = result. Answers vary; each must keep the kernel idea.</w:t>
-      </w:r>
-    </w:p>
-    <w:p>
-      <w:pPr>
-        <w:pStyle w:val="Heading2"/>
-        <w:spacing w:after="80" w:before="180"/>
-      </w:pPr>
-      <w:r>
-        <w:rPr>
-          <w:b/>
-          <w:bCs/>
-          <w:color w:val="12355B"/>
-          <w:sz w:val="24"/>
-          <w:szCs w:val="24"/>
-        </w:rPr>
-        <w:t xml:space="preserve">Turn &amp; Talk — listen for</w:t>
-      </w:r>
-    </w:p>
-    <w:p>
-      <w:pPr>
-        <w:spacing w:after="80"/>
-      </w:pPr>
-      <w:r>
-        <w:rPr>
-          <w:b/>
-          <w:bCs/>
-          <w:sz w:val="19"/>
-          <w:szCs w:val="19"/>
-        </w:rPr>
-        <w:t xml:space="preserve">1.  </w:t>
-      </w:r>
-      <w:r>
-        <w:rPr>
-          <w:i/>
-          <w:iCs/>
-          <w:color w:val="5F6F80"/>
-          <w:sz w:val="19"/>
-          <w:szCs w:val="19"/>
-        </w:rPr>
-        <w:t xml:space="preserve">Students identify 60 as the base, the 25% discount as the part to find, and connect 'of' to the base.</w:t>
-      </w:r>
-    </w:p>
-    <w:p>
-      <w:pPr>
-        <w:spacing w:after="80"/>
-      </w:pPr>
-      <w:r>
-        <w:rPr>
-          <w:b/>
-          <w:bCs/>
-          <w:sz w:val="19"/>
-          <w:szCs w:val="19"/>
-        </w:rPr>
-        <w:t xml:space="preserve">2.  </w:t>
-      </w:r>
-      <w:r>
-        <w:rPr>
-          <w:i/>
-          <w:iCs/>
-          <w:color w:val="5F6F80"/>
-          <w:sz w:val="19"/>
-          <w:szCs w:val="19"/>
-        </w:rPr>
-        <w:t xml:space="preserve">Students describe the equation part = percent x base, converting the percent to a decimal first (e.g., 0.40 x 80 = 32).</w:t>
-      </w:r>
-    </w:p>
-    <w:p>
-      <w:pPr>
-        <w:spacing w:after="80"/>
-      </w:pPr>
-      <w:r>
-        <w:rPr>
-          <w:b/>
-          <w:bCs/>
-          <w:sz w:val="19"/>
-          <w:szCs w:val="19"/>
-        </w:rPr>
-        <w:t xml:space="preserve">3.  </w:t>
-      </w:r>
-      <w:r>
-        <w:rPr>
-          <w:i/>
-          <w:iCs/>
-          <w:color w:val="5F6F80"/>
-          <w:sz w:val="19"/>
-          <w:szCs w:val="19"/>
-        </w:rPr>
-        <w:t xml:space="preserve">Students compute 0.12 x 1,500 = 180 and explain the student likely used 0.012 (divided by 1,000) instead of 0.12.</w:t>
       </w:r>
     </w:p>
     <w:sectPr>

--- a/lessons/4-4/downloads/4-4-notes.docx
+++ b/lessons/4-4/downloads/4-4-notes.docx
@@ -2997,398 +2997,6 @@
       </w:pPr>
       <w:r>
         <w:t xml:space="preserve"/>
-      </w:r>
-    </w:p>
-    <w:p>
-      <w:pPr>
-        <w:pStyle w:val="Heading1"/>
-        <w:pageBreakBefore/>
-        <w:pBdr>
-          <w:bottom w:val="single" w:color="1FA6A2" w:sz="14" w:space="6"/>
-        </w:pBdr>
-        <w:spacing w:after="140" w:before="0"/>
-      </w:pPr>
-      <w:r>
-        <w:rPr>
-          <w:b/>
-          <w:bCs/>
-          <w:color w:val="12355B"/>
-          <w:sz w:val="30"/>
-          <w:szCs w:val="30"/>
-        </w:rPr>
-        <w:t xml:space="preserve">Answer Key &amp; Teacher Guide</w:t>
-      </w:r>
-    </w:p>
-    <w:p>
-      <w:pPr>
-        <w:spacing w:after="100"/>
-      </w:pPr>
-      <w:r>
-        <w:rPr>
-          <w:i/>
-          <w:iCs/>
-          <w:color w:val="5F6F80"/>
-          <w:sz w:val="19"/>
-          <w:szCs w:val="19"/>
-        </w:rPr>
-        <w:t xml:space="preserve">Teacher reference — remove or fold back before distributing to students.</w:t>
-      </w:r>
-    </w:p>
-    <w:p>
-      <w:pPr>
-        <w:pStyle w:val="Heading2"/>
-        <w:spacing w:after="80" w:before="180"/>
-      </w:pPr>
-      <w:r>
-        <w:rPr>
-          <w:b/>
-          <w:bCs/>
-          <w:color w:val="12355B"/>
-          <w:sz w:val="24"/>
-          <w:szCs w:val="24"/>
-        </w:rPr>
-        <w:t xml:space="preserve">Guided Notes (Fill-in)</w:t>
-      </w:r>
-    </w:p>
-    <w:p>
-      <w:pPr>
-        <w:spacing w:after="80"/>
-      </w:pPr>
-      <w:r>
-        <w:rPr>
-          <w:b/>
-          <w:bCs/>
-          <w:sz w:val="21"/>
-          <w:szCs w:val="21"/>
-        </w:rPr>
-        <w:t xml:space="preserve">Notes 1:  </w:t>
-      </w:r>
-      <w:r>
-        <w:rPr>
-          <w:sz w:val="21"/>
-          <w:szCs w:val="21"/>
-        </w:rPr>
-        <w:t xml:space="preserve">Percent</w:t>
-      </w:r>
-    </w:p>
-    <w:p>
-      <w:pPr>
-        <w:spacing w:after="80"/>
-      </w:pPr>
-      <w:r>
-        <w:rPr>
-          <w:b/>
-          <w:bCs/>
-          <w:sz w:val="21"/>
-          <w:szCs w:val="21"/>
-        </w:rPr>
-        <w:t xml:space="preserve">Notes 2:  </w:t>
-      </w:r>
-      <w:r>
-        <w:rPr>
-          <w:sz w:val="21"/>
-          <w:szCs w:val="21"/>
-        </w:rPr>
-        <w:t xml:space="preserve">Base</w:t>
-      </w:r>
-    </w:p>
-    <w:p>
-      <w:pPr>
-        <w:spacing w:after="80"/>
-      </w:pPr>
-      <w:r>
-        <w:rPr>
-          <w:b/>
-          <w:bCs/>
-          <w:sz w:val="21"/>
-          <w:szCs w:val="21"/>
-        </w:rPr>
-        <w:t xml:space="preserve">Notes 3:  </w:t>
-      </w:r>
-      <w:r>
-        <w:rPr>
-          <w:sz w:val="21"/>
-          <w:szCs w:val="21"/>
-        </w:rPr>
-        <w:t xml:space="preserve">Part</w:t>
-      </w:r>
-    </w:p>
-    <w:p>
-      <w:pPr>
-        <w:spacing w:after="80"/>
-      </w:pPr>
-      <w:r>
-        <w:rPr>
-          <w:b/>
-          <w:bCs/>
-          <w:sz w:val="21"/>
-          <w:szCs w:val="21"/>
-        </w:rPr>
-        <w:t xml:space="preserve">Notes 4:  </w:t>
-      </w:r>
-      <w:r>
-        <w:rPr>
-          <w:sz w:val="21"/>
-          <w:szCs w:val="21"/>
-        </w:rPr>
-        <w:t xml:space="preserve">Equation</w:t>
-      </w:r>
-    </w:p>
-    <w:p>
-      <w:pPr>
-        <w:spacing w:after="80"/>
-      </w:pPr>
-      <w:r>
-        <w:rPr>
-          <w:b/>
-          <w:bCs/>
-          <w:sz w:val="21"/>
-          <w:szCs w:val="21"/>
-        </w:rPr>
-        <w:t xml:space="preserve">Notes 5:  </w:t>
-      </w:r>
-      <w:r>
-        <w:rPr>
-          <w:sz w:val="21"/>
-          <w:szCs w:val="21"/>
-        </w:rPr>
-        <w:t xml:space="preserve">Discount</w:t>
-      </w:r>
-    </w:p>
-    <w:p>
-      <w:pPr>
-        <w:pStyle w:val="Heading2"/>
-        <w:spacing w:after="80" w:before="180"/>
-      </w:pPr>
-      <w:r>
-        <w:rPr>
-          <w:b/>
-          <w:bCs/>
-          <w:color w:val="12355B"/>
-          <w:sz w:val="24"/>
-          <w:szCs w:val="24"/>
-        </w:rPr>
-        <w:t xml:space="preserve">Worked Notes (I Do / We Do)</w:t>
-      </w:r>
-    </w:p>
-    <w:p>
-      <w:pPr>
-        <w:spacing w:after="80"/>
-      </w:pPr>
-      <w:r>
-        <w:rPr>
-          <w:b/>
-          <w:bCs/>
-          <w:sz w:val="21"/>
-          <w:szCs w:val="21"/>
-        </w:rPr>
-        <w:t xml:space="preserve">I Do:  </w:t>
-      </w:r>
-      <w:r>
-        <w:rPr>
-          <w:sz w:val="21"/>
-          <w:szCs w:val="21"/>
-        </w:rPr>
-        <w:t xml:space="preserve">A. 30</w:t>
-      </w:r>
-    </w:p>
-    <w:p>
-      <w:pPr>
-        <w:spacing w:after="80"/>
-      </w:pPr>
-      <w:r>
-        <w:rPr>
-          <w:b/>
-          <w:bCs/>
-          <w:sz w:val="21"/>
-          <w:szCs w:val="21"/>
-        </w:rPr>
-        <w:t xml:space="preserve">We Do:  </w:t>
-      </w:r>
-      <w:r>
-        <w:rPr>
-          <w:sz w:val="21"/>
-          <w:szCs w:val="21"/>
-        </w:rPr>
-        <w:t xml:space="preserve">A. 42</w:t>
-      </w:r>
-    </w:p>
-    <w:p>
-      <w:pPr>
-        <w:pStyle w:val="Heading2"/>
-        <w:spacing w:after="80" w:before="180"/>
-      </w:pPr>
-      <w:r>
-        <w:rPr>
-          <w:b/>
-          <w:bCs/>
-          <w:color w:val="12355B"/>
-          <w:sz w:val="24"/>
-          <w:szCs w:val="24"/>
-        </w:rPr>
-        <w:t xml:space="preserve">Independent Practice</w:t>
-      </w:r>
-    </w:p>
-    <w:p>
-      <w:pPr>
-        <w:spacing w:after="80"/>
-      </w:pPr>
-      <w:r>
-        <w:rPr>
-          <w:b/>
-          <w:bCs/>
-          <w:sz w:val="21"/>
-          <w:szCs w:val="21"/>
-        </w:rPr>
-        <w:t xml:space="preserve">1.  </w:t>
-      </w:r>
-      <w:r>
-        <w:rPr>
-          <w:sz w:val="21"/>
-          <w:szCs w:val="21"/>
-        </w:rPr>
-        <w:t xml:space="preserve">A)  32</w:t>
-      </w:r>
-      <w:r>
-        <w:rPr>
-          <w:i/>
-          <w:iCs/>
-          <w:color w:val="5F6F80"/>
-          <w:sz w:val="19"/>
-          <w:szCs w:val="19"/>
-        </w:rPr>
-        <w:t xml:space="preserve">  — 10% = 0.10. Multiply: 0.10 × 320 = 32. (Or move the decimal one place left.)</w:t>
-      </w:r>
-    </w:p>
-    <w:p>
-      <w:pPr>
-        <w:spacing w:after="80"/>
-      </w:pPr>
-      <w:r>
-        <w:rPr>
-          <w:b/>
-          <w:bCs/>
-          <w:sz w:val="21"/>
-          <w:szCs w:val="21"/>
-        </w:rPr>
-        <w:t xml:space="preserve">2.  </w:t>
-      </w:r>
-      <w:r>
-        <w:rPr>
-          <w:sz w:val="21"/>
-          <w:szCs w:val="21"/>
-        </w:rPr>
-        <w:t xml:space="preserve">A)  30%</w:t>
-      </w:r>
-      <w:r>
-        <w:rPr>
-          <w:i/>
-          <w:iCs/>
-          <w:color w:val="5F6F80"/>
-          <w:sz w:val="19"/>
-          <w:szCs w:val="19"/>
-        </w:rPr>
-        <w:t xml:space="preserve">  — 15 ÷ 50 = 0.30 = 30%.</w:t>
-      </w:r>
-    </w:p>
-    <w:p>
-      <w:pPr>
-        <w:spacing w:after="80"/>
-      </w:pPr>
-      <w:r>
-        <w:rPr>
-          <w:b/>
-          <w:bCs/>
-          <w:sz w:val="21"/>
-          <w:szCs w:val="21"/>
-        </w:rPr>
-        <w:t xml:space="preserve">3.  </w:t>
-      </w:r>
-      <w:r>
-        <w:rPr>
-          <w:sz w:val="21"/>
-          <w:szCs w:val="21"/>
-        </w:rPr>
-        <w:t xml:space="preserve">A)  36 tickets</w:t>
-      </w:r>
-      <w:r>
-        <w:rPr>
-          <w:i/>
-          <w:iCs/>
-          <w:color w:val="5F6F80"/>
-          <w:sz w:val="19"/>
-          <w:szCs w:val="19"/>
-        </w:rPr>
-        <w:t xml:space="preserve">  — 15% of 240 = 0.15 × 240 = 36 tickets saved.</w:t>
-      </w:r>
-    </w:p>
-    <w:p>
-      <w:pPr>
-        <w:spacing w:after="80"/>
-      </w:pPr>
-      <w:r>
-        <w:rPr>
-          <w:b/>
-          <w:bCs/>
-          <w:sz w:val="21"/>
-          <w:szCs w:val="21"/>
-        </w:rPr>
-        <w:t xml:space="preserve">4.  </w:t>
-      </w:r>
-      <w:r>
-        <w:rPr>
-          <w:sz w:val="21"/>
-          <w:szCs w:val="21"/>
-        </w:rPr>
-        <w:t xml:space="preserve">A)  80%</w:t>
-      </w:r>
-      <w:r>
-        <w:rPr>
-          <w:i/>
-          <w:iCs/>
-          <w:color w:val="5F6F80"/>
-          <w:sz w:val="19"/>
-          <w:szCs w:val="19"/>
-        </w:rPr>
-        <w:t xml:space="preserve">  — 72 ÷ 90 = 0.80 = 80%.</w:t>
-      </w:r>
-    </w:p>
-    <w:p>
-      <w:pPr>
-        <w:pStyle w:val="Heading2"/>
-        <w:spacing w:after="80" w:before="180"/>
-      </w:pPr>
-      <w:r>
-        <w:rPr>
-          <w:b/>
-          <w:bCs/>
-          <w:color w:val="12355B"/>
-          <w:sz w:val="24"/>
-          <w:szCs w:val="24"/>
-        </w:rPr>
-        <w:t xml:space="preserve">Exit Ticket</w:t>
-      </w:r>
-    </w:p>
-    <w:p>
-      <w:pPr>
-        <w:spacing w:after="80"/>
-      </w:pPr>
-      <w:r>
-        <w:rPr>
-          <w:sz w:val="21"/>
-          <w:szCs w:val="21"/>
-        </w:rPr>
-        <w:t xml:space="preserve">A)  162</w:t>
-      </w:r>
-      <w:r>
-        <w:rPr>
-          <w:i/>
-          <w:iCs/>
-          <w:color w:val="5F6F80"/>
-          <w:sz w:val="19"/>
-          <w:szCs w:val="19"/>
-        </w:rPr>
-        <w:t xml:space="preserve">  — 45% = 0.45. Multiply: 0.45 × 360 = 162.</w:t>
       </w:r>
     </w:p>
     <w:sectPr>

--- a/lessons/4-4/downloads/4-4-notes.docx
+++ b/lessons/4-4/downloads/4-4-notes.docx
@@ -14,7 +14,7 @@
           <w:sz w:val="18"/>
           <w:szCs w:val="18"/>
         </w:rPr>
-        <w:t xml:space="preserve">UNIT 4  ·  LESSON 4      STANDARD 6.RP.3C</w:t>
+        <w:t xml:space="preserve">UNIT 4  ·  LESSON 4      STANDARD 6.AT.4</w:t>
       </w:r>
     </w:p>
     <w:p>
@@ -2364,6 +2364,32 @@
     </w:p>
     <w:p>
       <w:pPr>
+        <w:pStyle w:val="Heading2"/>
+        <w:spacing w:after="80" w:before="180"/>
+      </w:pPr>
+      <w:r>
+        <w:rPr>
+          <w:b/>
+          <w:bCs/>
+          <w:color w:val="12355B"/>
+          <w:sz w:val="24"/>
+          <w:szCs w:val="24"/>
+        </w:rPr>
+        <w:t xml:space="preserve">Level 1 Support</w:t>
+      </w:r>
+      <w:r>
+        <w:rPr>
+          <w:i/>
+          <w:iCs/>
+          <w:color w:val="1FA6A2"/>
+          <w:sz w:val="19"/>
+          <w:szCs w:val="19"/>
+        </w:rPr>
+        <w:t xml:space="preserve">   extra scaffolding</w:t>
+      </w:r>
+    </w:p>
+    <w:p>
+      <w:pPr>
         <w:keepNext/>
         <w:spacing w:after="60" w:before="160"/>
       </w:pPr>
@@ -2624,6 +2650,32 @@
     </w:tbl>
     <w:p>
       <w:pPr>
+        <w:pStyle w:val="Heading2"/>
+        <w:spacing w:after="80" w:before="180"/>
+      </w:pPr>
+      <w:r>
+        <w:rPr>
+          <w:b/>
+          <w:bCs/>
+          <w:color w:val="12355B"/>
+          <w:sz w:val="24"/>
+          <w:szCs w:val="24"/>
+        </w:rPr>
+        <w:t xml:space="preserve">On Level</w:t>
+      </w:r>
+      <w:r>
+        <w:rPr>
+          <w:i/>
+          <w:iCs/>
+          <w:color w:val="12355B"/>
+          <w:sz w:val="19"/>
+          <w:szCs w:val="19"/>
+        </w:rPr>
+        <w:t xml:space="preserve">   grade-level practice</w:t>
+      </w:r>
+    </w:p>
+    <w:p>
+      <w:pPr>
         <w:keepNext/>
         <w:spacing w:after="60" w:before="160"/>
       </w:pPr>
@@ -2962,7 +3014,7 @@
           <w:sz w:val="21"/>
           <w:szCs w:val="21"/>
         </w:rPr>
-        <w:t xml:space="preserve">B)  145</w:t>
+        <w:t xml:space="preserve">B)  45</w:t>
       </w:r>
     </w:p>
     <w:p>
@@ -2975,7 +3027,7 @@
           <w:sz w:val="21"/>
           <w:szCs w:val="21"/>
         </w:rPr>
-        <w:t xml:space="preserve">C)  180</w:t>
+        <w:t xml:space="preserve">C)  315</w:t>
       </w:r>
     </w:p>
     <w:p>
@@ -2988,7 +3040,7 @@
           <w:sz w:val="21"/>
           <w:szCs w:val="21"/>
         </w:rPr>
-        <w:t xml:space="preserve">D)  126</w:t>
+        <w:t xml:space="preserve">D)  180</w:t>
       </w:r>
     </w:p>
     <w:p>

--- a/lessons/4-4/downloads/4-4-notes.docx
+++ b/lessons/4-4/downloads/4-4-notes.docx
@@ -1228,6 +1228,1302 @@
           <w:szCs w:val="22"/>
         </w:rPr>
         <w:t xml:space="preserve">An amount subtracted from a price is a ___.</w:t>
+      </w:r>
+    </w:p>
+    <w:p>
+      <w:pPr>
+        <w:pStyle w:val="Heading1"/>
+        <w:pageBreakBefore/>
+        <w:pBdr>
+          <w:bottom w:val="single" w:color="1FA6A2" w:sz="14" w:space="6"/>
+        </w:pBdr>
+        <w:spacing w:after="140" w:before="0"/>
+      </w:pPr>
+      <w:r>
+        <w:rPr>
+          <w:b/>
+          <w:bCs/>
+          <w:color w:val="12355B"/>
+          <w:sz w:val="30"/>
+          <w:szCs w:val="30"/>
+        </w:rPr>
+        <w:t xml:space="preserve">Write About the Math</w:t>
+      </w:r>
+    </w:p>
+    <w:p>
+      <w:pPr>
+        <w:spacing w:after="100"/>
+      </w:pPr>
+      <w:r>
+        <w:rPr>
+          <w:i/>
+          <w:iCs/>
+          <w:color w:val="5F6F80"/>
+          <w:sz w:val="19"/>
+          <w:szCs w:val="19"/>
+        </w:rPr>
+        <w:t xml:space="preserve">Use the support level you need. Every level answers the same math question.</w:t>
+      </w:r>
+    </w:p>
+    <w:p>
+      <w:pPr>
+        <w:pStyle w:val="Heading2"/>
+        <w:spacing w:after="80" w:before="180"/>
+      </w:pPr>
+      <w:r>
+        <w:rPr>
+          <w:b/>
+          <w:bCs/>
+          <w:color w:val="12355B"/>
+          <w:sz w:val="24"/>
+          <w:szCs w:val="24"/>
+        </w:rPr>
+        <w:t xml:space="preserve">1. Understand the Question</w:t>
+      </w:r>
+      <w:r>
+        <w:rPr>
+          <w:i/>
+          <w:iCs/>
+          <w:color w:val="B97A12"/>
+          <w:sz w:val="19"/>
+          <w:szCs w:val="19"/>
+        </w:rPr>
+        <w:t xml:space="preserve">   explain</w:t>
+      </w:r>
+    </w:p>
+    <w:tbl>
+      <w:tblPr>
+        <w:tblW w:type="pct" w:w="100%"/>
+        <w:tblBorders>
+          <w:top w:val="single" w:color="1FA6A2" w:sz="8"/>
+          <w:left w:val="single" w:color="1FA6A2" w:sz="8"/>
+          <w:bottom w:val="single" w:color="1FA6A2" w:sz="8"/>
+          <w:right w:val="single" w:color="1FA6A2" w:sz="8"/>
+          <w:insideH w:val="single" w:color="auto" w:sz="4"/>
+          <w:insideV w:val="single" w:color="auto" w:sz="4"/>
+        </w:tblBorders>
+      </w:tblPr>
+      <w:tblGrid>
+        <w:gridCol w:w="100"/>
+      </w:tblGrid>
+      <w:tr>
+        <w:tc>
+          <w:tcPr>
+            <w:shd w:fill="E6F4F3" w:color="auto" w:val="clear"/>
+            <w:tcMar>
+              <w:top w:type="dxa" w:w="120"/>
+              <w:left w:type="dxa" w:w="180"/>
+              <w:bottom w:type="dxa" w:w="120"/>
+              <w:right w:type="dxa" w:w="180"/>
+            </w:tcMar>
+          </w:tcPr>
+          <w:p>
+            <w:pPr>
+              <w:spacing w:after="60"/>
+            </w:pPr>
+            <w:r>
+              <w:rPr>
+                <w:color w:val="1A2733"/>
+                <w:sz w:val="21"/>
+                <w:szCs w:val="21"/>
+              </w:rPr>
+              <w:t xml:space="preserve">What steps did you follow every time to find the percent of a number in the discount table?</w:t>
+            </w:r>
+          </w:p>
+          <w:p>
+            <w:pPr>
+              <w:spacing w:after="0"/>
+            </w:pPr>
+            <w:r>
+              <w:rPr>
+                <w:b/>
+                <w:bCs/>
+                <w:color w:val="12355B"/>
+                <w:sz w:val="20"/>
+                <w:szCs w:val="20"/>
+              </w:rPr>
+              <w:t xml:space="preserve">Your job:  </w:t>
+            </w:r>
+            <w:r>
+              <w:rPr>
+                <w:sz w:val="20"/>
+                <w:szCs w:val="20"/>
+              </w:rPr>
+              <w:t xml:space="preserve">Answer the question. Use math evidence. Explain how the evidence proves your answer.</w:t>
+            </w:r>
+            <w:r>
+              <w:rPr>
+                <w:i/>
+                <w:iCs/>
+                <w:color w:val="5F6F80"/>
+                <w:sz w:val="18"/>
+                <w:szCs w:val="18"/>
+              </w:rPr>
+              <w:br/>
+              <w:t xml:space="preserve">Responde la pregunta. Usa evidencia matemática. Explica cómo la evidencia demuestra tu respuesta.</w:t>
+            </w:r>
+          </w:p>
+        </w:tc>
+      </w:tr>
+    </w:tbl>
+    <w:p>
+      <w:pPr>
+        <w:pStyle w:val="Heading2"/>
+        <w:spacing w:after="80" w:before="180"/>
+      </w:pPr>
+      <w:r>
+        <w:rPr>
+          <w:b/>
+          <w:bCs/>
+          <w:color w:val="12355B"/>
+          <w:sz w:val="24"/>
+          <w:szCs w:val="24"/>
+        </w:rPr>
+        <w:t xml:space="preserve">2. Plan Your Math Words</w:t>
+      </w:r>
+      <w:r>
+        <w:rPr>
+          <w:i/>
+          <w:iCs/>
+          <w:color w:val="1FA6A2"/>
+          <w:sz w:val="19"/>
+          <w:szCs w:val="19"/>
+        </w:rPr>
+        <w:t xml:space="preserve">   check at least two</w:t>
+      </w:r>
+    </w:p>
+    <w:p>
+      <w:pPr>
+        <w:spacing w:after="60"/>
+      </w:pPr>
+      <w:r>
+        <w:rPr>
+          <w:b/>
+          <w:bCs/>
+          <w:color w:val="1FA6A2"/>
+          <w:sz w:val="22"/>
+          <w:szCs w:val="22"/>
+        </w:rPr>
+        <w:t xml:space="preserve">☐  </w:t>
+      </w:r>
+      <w:r>
+        <w:rPr>
+          <w:b/>
+          <w:bCs/>
+          <w:color w:val="12355B"/>
+          <w:sz w:val="20"/>
+          <w:szCs w:val="20"/>
+        </w:rPr>
+        <w:t xml:space="preserve">Percent — </w:t>
+      </w:r>
+      <w:r>
+        <w:rPr>
+          <w:sz w:val="20"/>
+          <w:szCs w:val="20"/>
+        </w:rPr>
+        <w:t xml:space="preserve">A way to compare a number to 100, shown with the % sign.</w:t>
+      </w:r>
+      <w:r>
+        <w:rPr>
+          <w:i/>
+          <w:iCs/>
+          <w:color w:val="5F6F80"/>
+          <w:sz w:val="18"/>
+          <w:szCs w:val="18"/>
+        </w:rPr>
+        <w:br/>
+        <w:t xml:space="preserve">Porcentaje — Una manera de comparar un número con 100, con el signo %.</w:t>
+      </w:r>
+    </w:p>
+    <w:p>
+      <w:pPr>
+        <w:spacing w:after="60"/>
+      </w:pPr>
+      <w:r>
+        <w:rPr>
+          <w:b/>
+          <w:bCs/>
+          <w:color w:val="1FA6A2"/>
+          <w:sz w:val="22"/>
+          <w:szCs w:val="22"/>
+        </w:rPr>
+        <w:t xml:space="preserve">☐  </w:t>
+      </w:r>
+      <w:r>
+        <w:rPr>
+          <w:b/>
+          <w:bCs/>
+          <w:color w:val="12355B"/>
+          <w:sz w:val="20"/>
+          <w:szCs w:val="20"/>
+        </w:rPr>
+        <w:t xml:space="preserve">Base — </w:t>
+      </w:r>
+      <w:r>
+        <w:rPr>
+          <w:sz w:val="20"/>
+          <w:szCs w:val="20"/>
+        </w:rPr>
+        <w:t xml:space="preserve">The whole amount you take a percent of.</w:t>
+      </w:r>
+      <w:r>
+        <w:rPr>
+          <w:i/>
+          <w:iCs/>
+          <w:color w:val="5F6F80"/>
+          <w:sz w:val="18"/>
+          <w:szCs w:val="18"/>
+        </w:rPr>
+        <w:br/>
+        <w:t xml:space="preserve">Base (el todo) — La cantidad total de la que sacas un porcentaje.</w:t>
+      </w:r>
+    </w:p>
+    <w:p>
+      <w:pPr>
+        <w:spacing w:after="60"/>
+      </w:pPr>
+      <w:r>
+        <w:rPr>
+          <w:b/>
+          <w:bCs/>
+          <w:color w:val="1FA6A2"/>
+          <w:sz w:val="22"/>
+          <w:szCs w:val="22"/>
+        </w:rPr>
+        <w:t xml:space="preserve">☐  </w:t>
+      </w:r>
+      <w:r>
+        <w:rPr>
+          <w:b/>
+          <w:bCs/>
+          <w:color w:val="12355B"/>
+          <w:sz w:val="20"/>
+          <w:szCs w:val="20"/>
+        </w:rPr>
+        <w:t xml:space="preserve">Part — </w:t>
+      </w:r>
+      <w:r>
+        <w:rPr>
+          <w:sz w:val="20"/>
+          <w:szCs w:val="20"/>
+        </w:rPr>
+        <w:t xml:space="preserve">The piece you get when you take a percent of a number.</w:t>
+      </w:r>
+      <w:r>
+        <w:rPr>
+          <w:i/>
+          <w:iCs/>
+          <w:color w:val="5F6F80"/>
+          <w:sz w:val="18"/>
+          <w:szCs w:val="18"/>
+        </w:rPr>
+        <w:br/>
+        <w:t xml:space="preserve">Parte — La parte que obtienes al sacar un porcentaje de un número.</w:t>
+      </w:r>
+    </w:p>
+    <w:p>
+      <w:pPr>
+        <w:spacing w:after="60"/>
+      </w:pPr>
+      <w:r>
+        <w:rPr>
+          <w:b/>
+          <w:bCs/>
+          <w:color w:val="1FA6A2"/>
+          <w:sz w:val="22"/>
+          <w:szCs w:val="22"/>
+        </w:rPr>
+        <w:t xml:space="preserve">☐  </w:t>
+      </w:r>
+      <w:r>
+        <w:rPr>
+          <w:b/>
+          <w:bCs/>
+          <w:color w:val="12355B"/>
+          <w:sz w:val="20"/>
+          <w:szCs w:val="20"/>
+        </w:rPr>
+        <w:t xml:space="preserve">Equation — </w:t>
+      </w:r>
+      <w:r>
+        <w:rPr>
+          <w:sz w:val="20"/>
+          <w:szCs w:val="20"/>
+        </w:rPr>
+        <w:t xml:space="preserve">A math sentence with an equal sign showing both sides are the same.</w:t>
+      </w:r>
+      <w:r>
+        <w:rPr>
+          <w:i/>
+          <w:iCs/>
+          <w:color w:val="5F6F80"/>
+          <w:sz w:val="18"/>
+          <w:szCs w:val="18"/>
+        </w:rPr>
+        <w:br/>
+        <w:t xml:space="preserve">Ecuación — Una oración matemática con un signo igual que muestra que ambos lados son iguales.</w:t>
+      </w:r>
+    </w:p>
+    <w:p>
+      <w:pPr>
+        <w:spacing w:after="60"/>
+      </w:pPr>
+      <w:r>
+        <w:rPr>
+          <w:b/>
+          <w:bCs/>
+          <w:color w:val="1FA6A2"/>
+          <w:sz w:val="22"/>
+          <w:szCs w:val="22"/>
+        </w:rPr>
+        <w:t xml:space="preserve">☐  </w:t>
+      </w:r>
+      <w:r>
+        <w:rPr>
+          <w:b/>
+          <w:bCs/>
+          <w:color w:val="12355B"/>
+          <w:sz w:val="20"/>
+          <w:szCs w:val="20"/>
+        </w:rPr>
+        <w:t xml:space="preserve">Discount — </w:t>
+      </w:r>
+      <w:r>
+        <w:rPr>
+          <w:sz w:val="20"/>
+          <w:szCs w:val="20"/>
+        </w:rPr>
+        <w:t xml:space="preserve">Money taken off the first price to make it cheaper.</w:t>
+      </w:r>
+      <w:r>
+        <w:rPr>
+          <w:i/>
+          <w:iCs/>
+          <w:color w:val="5F6F80"/>
+          <w:sz w:val="18"/>
+          <w:szCs w:val="18"/>
+        </w:rPr>
+        <w:br/>
+        <w:t xml:space="preserve">Descuento — Dinero que se quita del precio original para que sea más barato.</w:t>
+      </w:r>
+    </w:p>
+    <w:tbl>
+      <w:tblPr>
+        <w:tblW w:type="pct" w:w="100%"/>
+        <w:tblBorders>
+          <w:top w:val="single" w:color="1FA6A2" w:sz="8"/>
+          <w:left w:val="single" w:color="1FA6A2" w:sz="8"/>
+          <w:bottom w:val="single" w:color="1FA6A2" w:sz="8"/>
+          <w:right w:val="single" w:color="1FA6A2" w:sz="8"/>
+          <w:insideH w:val="single" w:color="auto" w:sz="4"/>
+          <w:insideV w:val="single" w:color="auto" w:sz="4"/>
+        </w:tblBorders>
+      </w:tblPr>
+      <w:tblGrid>
+        <w:gridCol w:w="100"/>
+      </w:tblGrid>
+      <w:tr>
+        <w:tc>
+          <w:tcPr>
+            <w:shd w:fill="F7FFFD" w:color="auto" w:val="clear"/>
+            <w:tcMar>
+              <w:top w:type="dxa" w:w="120"/>
+              <w:left w:type="dxa" w:w="180"/>
+              <w:bottom w:type="dxa" w:w="120"/>
+              <w:right w:type="dxa" w:w="180"/>
+            </w:tcMar>
+          </w:tcPr>
+          <w:p>
+            <w:pPr>
+              <w:spacing w:after="50"/>
+            </w:pPr>
+            <w:r>
+              <w:rPr>
+                <w:b/>
+                <w:bCs/>
+                <w:color w:val="1FA6A2"/>
+                <w:sz w:val="20"/>
+                <w:szCs w:val="20"/>
+              </w:rPr>
+              <w:t xml:space="preserve">Say it first:  </w:t>
+            </w:r>
+            <w:r>
+              <w:rPr>
+                <w:sz w:val="20"/>
+                <w:szCs w:val="20"/>
+              </w:rPr>
+              <w:t xml:space="preserve">Say your idea to a partner or quietly to yourself before you write.</w:t>
+            </w:r>
+          </w:p>
+          <w:p>
+            <w:pPr>
+              <w:spacing w:after="60"/>
+            </w:pPr>
+            <w:r>
+              <w:rPr>
+                <w:color w:val="1A2733"/>
+                <w:sz w:val="21"/>
+                <w:szCs w:val="21"/>
+              </w:rPr>
+              <w:t xml:space="preserve">I changed ___% into the decimal ___.</w:t>
+            </w:r>
+            <w:r>
+              <w:rPr>
+                <w:i/>
+                <w:iCs/>
+                <w:color w:val="5F6F80"/>
+                <w:sz w:val="19"/>
+                <w:szCs w:val="19"/>
+              </w:rPr>
+              <w:br/>
+              <w:t xml:space="preserve">Cambié ___% al decimal ___.</w:t>
+            </w:r>
+          </w:p>
+        </w:tc>
+      </w:tr>
+    </w:tbl>
+    <w:p>
+      <w:pPr>
+        <w:pStyle w:val="Heading2"/>
+        <w:spacing w:after="80" w:before="180"/>
+      </w:pPr>
+      <w:r>
+        <w:rPr>
+          <w:b/>
+          <w:bCs/>
+          <w:color w:val="12355B"/>
+          <w:sz w:val="24"/>
+          <w:szCs w:val="24"/>
+        </w:rPr>
+        <w:t xml:space="preserve">3. Build Your Explanation</w:t>
+      </w:r>
+      <w:r>
+        <w:rPr>
+          <w:i/>
+          <w:iCs/>
+          <w:color w:val="B97A12"/>
+          <w:sz w:val="19"/>
+          <w:szCs w:val="19"/>
+        </w:rPr>
+        <w:t xml:space="preserve">   choose your support</w:t>
+      </w:r>
+    </w:p>
+    <w:tbl>
+      <w:tblPr>
+        <w:tblW w:type="pct" w:w="100%"/>
+        <w:tblBorders>
+          <w:top w:val="single" w:color="BBD0DE" w:sz="8"/>
+          <w:left w:val="single" w:color="BBD0DE" w:sz="8"/>
+          <w:bottom w:val="single" w:color="BBD0DE" w:sz="8"/>
+          <w:right w:val="single" w:color="BBD0DE" w:sz="8"/>
+          <w:insideH w:val="single" w:color="auto" w:sz="4"/>
+          <w:insideV w:val="single" w:color="auto" w:sz="4"/>
+        </w:tblBorders>
+      </w:tblPr>
+      <w:tblGrid>
+        <w:gridCol w:w="100"/>
+      </w:tblGrid>
+      <w:tr>
+        <w:tc>
+          <w:tcPr>
+            <w:shd w:fill="EEF4F8" w:color="auto" w:val="clear"/>
+            <w:tcMar>
+              <w:top w:type="dxa" w:w="120"/>
+              <w:left w:type="dxa" w:w="180"/>
+              <w:bottom w:type="dxa" w:w="120"/>
+              <w:right w:type="dxa" w:w="180"/>
+            </w:tcMar>
+          </w:tcPr>
+          <w:p>
+            <w:pPr>
+              <w:spacing w:after="50"/>
+            </w:pPr>
+            <w:r>
+              <w:rPr>
+                <w:i/>
+                <w:iCs/>
+                <w:color w:val="5F6F80"/>
+                <w:sz w:val="19"/>
+                <w:szCs w:val="19"/>
+              </w:rPr>
+              <w:t xml:space="preserve">This model shows the parts of an explanation. It does not answer your writing question.</w:t>
+            </w:r>
+          </w:p>
+          <w:p>
+            <w:pPr>
+              <w:spacing w:after="80"/>
+            </w:pPr>
+            <w:r>
+              <w:rPr>
+                <w:b/>
+                <w:bCs/>
+                <w:color w:val="12355B"/>
+                <w:sz w:val="19"/>
+                <w:szCs w:val="19"/>
+              </w:rPr>
+              <w:t xml:space="preserve">Claim:  </w:t>
+            </w:r>
+            <w:r>
+              <w:rPr>
+                <w:sz w:val="19"/>
+                <w:szCs w:val="19"/>
+              </w:rPr>
+              <w:t xml:space="preserve">The base is 60 tickets and the part is the 25% discount we need to find.</w:t>
+            </w:r>
+          </w:p>
+          <w:p>
+            <w:pPr>
+              <w:spacing w:after="80"/>
+            </w:pPr>
+            <w:r>
+              <w:rPr>
+                <w:b/>
+                <w:bCs/>
+                <w:color w:val="12355B"/>
+                <w:sz w:val="19"/>
+                <w:szCs w:val="19"/>
+              </w:rPr>
+              <w:t xml:space="preserve">Evidence:  </w:t>
+            </w:r>
+            <w:r>
+              <w:rPr>
+                <w:sz w:val="19"/>
+                <w:szCs w:val="19"/>
+              </w:rPr>
+              <w:t xml:space="preserve">Students identify 60 as the base, the 25% discount as the part to find, and connect 'of' to the base.</w:t>
+            </w:r>
+          </w:p>
+          <w:p>
+            <w:pPr>
+              <w:spacing w:after="80"/>
+            </w:pPr>
+            <w:r>
+              <w:rPr>
+                <w:b/>
+                <w:bCs/>
+                <w:color w:val="12355B"/>
+                <w:sz w:val="19"/>
+                <w:szCs w:val="19"/>
+              </w:rPr>
+              <w:t xml:space="preserve">Reasoning:  </w:t>
+            </w:r>
+            <w:r>
+              <w:rPr>
+                <w:sz w:val="19"/>
+                <w:szCs w:val="19"/>
+              </w:rPr>
+              <w:t xml:space="preserve">This evidence connects the definition of percent to the mathematical claim.</w:t>
+            </w:r>
+          </w:p>
+        </w:tc>
+      </w:tr>
+    </w:tbl>
+    <w:p>
+      <w:pPr>
+        <w:pStyle w:val="Heading2"/>
+        <w:spacing w:after="80" w:before="180"/>
+      </w:pPr>
+      <w:r>
+        <w:rPr>
+          <w:b/>
+          <w:bCs/>
+          <w:color w:val="12355B"/>
+          <w:sz w:val="24"/>
+          <w:szCs w:val="24"/>
+        </w:rPr>
+        <w:t xml:space="preserve">Start</w:t>
+      </w:r>
+      <w:r>
+        <w:rPr>
+          <w:i/>
+          <w:iCs/>
+          <w:color w:val="1FA6A2"/>
+          <w:sz w:val="19"/>
+          <w:szCs w:val="19"/>
+        </w:rPr>
+        <w:t xml:space="preserve">   Most language support</w:t>
+      </w:r>
+    </w:p>
+    <w:p>
+      <w:pPr>
+        <w:spacing w:after="60"/>
+      </w:pPr>
+      <w:r>
+        <w:rPr>
+          <w:color w:val="1A2733"/>
+          <w:sz w:val="21"/>
+          <w:szCs w:val="21"/>
+        </w:rPr>
+        <w:t xml:space="preserve">Complete the frames. Use the word bank.</w:t>
+      </w:r>
+      <w:r>
+        <w:rPr>
+          <w:i/>
+          <w:iCs/>
+          <w:color w:val="5F6F80"/>
+          <w:sz w:val="19"/>
+          <w:szCs w:val="19"/>
+        </w:rPr>
+        <w:br/>
+        <w:t xml:space="preserve">Completa las oraciones. Usa el banco de palabras.</w:t>
+      </w:r>
+    </w:p>
+    <w:p>
+      <w:pPr>
+        <w:spacing w:after="60"/>
+      </w:pPr>
+      <w:r>
+        <w:rPr>
+          <w:color w:val="1A2733"/>
+          <w:sz w:val="21"/>
+          <w:szCs w:val="21"/>
+        </w:rPr>
+        <w:t xml:space="preserve">I changed ___% into the decimal ___.</w:t>
+      </w:r>
+      <w:r>
+        <w:rPr>
+          <w:i/>
+          <w:iCs/>
+          <w:color w:val="5F6F80"/>
+          <w:sz w:val="19"/>
+          <w:szCs w:val="19"/>
+        </w:rPr>
+        <w:br/>
+        <w:t xml:space="preserve">Cambié ___% al decimal ___.</w:t>
+      </w:r>
+    </w:p>
+    <w:p>
+      <w:pPr>
+        <w:spacing w:after="60"/>
+      </w:pPr>
+      <w:r>
+        <w:rPr>
+          <w:color w:val="1A2733"/>
+          <w:sz w:val="21"/>
+          <w:szCs w:val="21"/>
+        </w:rPr>
+        <w:t xml:space="preserve">Then I multiplied ___ x ___ = ___ (the part).</w:t>
+      </w:r>
+      <w:r>
+        <w:rPr>
+          <w:i/>
+          <w:iCs/>
+          <w:color w:val="5F6F80"/>
+          <w:sz w:val="19"/>
+          <w:szCs w:val="19"/>
+        </w:rPr>
+        <w:br/>
+        <w:t xml:space="preserve">Luego multipliqué ___ x ___ = ___ (la parte).</w:t>
+      </w:r>
+    </w:p>
+    <w:tbl>
+      <w:tblPr>
+        <w:tblW w:type="pct" w:w="100%"/>
+        <w:tblBorders>
+          <w:top w:val="single" w:color="C7D2DD" w:sz="6"/>
+          <w:left w:val="single" w:color="C7D2DD" w:sz="6"/>
+          <w:bottom w:val="single" w:color="C7D2DD" w:sz="6"/>
+          <w:right w:val="single" w:color="C7D2DD" w:sz="6"/>
+          <w:insideH w:val="single" w:color="auto" w:sz="4"/>
+          <w:insideV w:val="single" w:color="auto" w:sz="4"/>
+        </w:tblBorders>
+      </w:tblPr>
+      <w:tblGrid>
+        <w:gridCol w:w="100"/>
+      </w:tblGrid>
+      <w:tr>
+        <w:tc>
+          <w:tcPr>
+            <w:shd w:fill="FBF3E2" w:color="auto" w:val="clear"/>
+            <w:tcMar>
+              <w:top w:type="dxa" w:w="60"/>
+              <w:left w:type="dxa" w:w="120"/>
+              <w:bottom w:type="dxa" w:w="60"/>
+              <w:right w:type="dxa" w:w="120"/>
+            </w:tcMar>
+          </w:tcPr>
+          <w:p>
+            <w:pPr>
+              <w:spacing w:after="0" w:line="320"/>
+            </w:pPr>
+            <w:r>
+              <w:t xml:space="preserve"/>
+            </w:r>
+          </w:p>
+          <w:p>
+            <w:pPr>
+              <w:spacing w:after="0" w:line="320"/>
+            </w:pPr>
+            <w:r>
+              <w:t xml:space="preserve"/>
+            </w:r>
+          </w:p>
+          <w:p>
+            <w:pPr>
+              <w:spacing w:after="0" w:line="320"/>
+            </w:pPr>
+            <w:r>
+              <w:t xml:space="preserve"/>
+            </w:r>
+          </w:p>
+        </w:tc>
+      </w:tr>
+    </w:tbl>
+    <w:p>
+      <w:pPr>
+        <w:pStyle w:val="Heading2"/>
+        <w:spacing w:after="80" w:before="180"/>
+      </w:pPr>
+      <w:r>
+        <w:rPr>
+          <w:b/>
+          <w:bCs/>
+          <w:color w:val="12355B"/>
+          <w:sz w:val="24"/>
+          <w:szCs w:val="24"/>
+        </w:rPr>
+        <w:t xml:space="preserve">Build</w:t>
+      </w:r>
+      <w:r>
+        <w:rPr>
+          <w:i/>
+          <w:iCs/>
+          <w:color w:val="B97A12"/>
+          <w:sz w:val="19"/>
+          <w:szCs w:val="19"/>
+        </w:rPr>
+        <w:t xml:space="preserve">   Some language support</w:t>
+      </w:r>
+    </w:p>
+    <w:p>
+      <w:pPr>
+        <w:spacing w:after="60"/>
+      </w:pPr>
+      <w:r>
+        <w:rPr>
+          <w:color w:val="1A2733"/>
+          <w:sz w:val="21"/>
+          <w:szCs w:val="21"/>
+        </w:rPr>
+        <w:t xml:space="preserve">Write two connected sentences. Use because, so, or but.</w:t>
+      </w:r>
+      <w:r>
+        <w:rPr>
+          <w:i/>
+          <w:iCs/>
+          <w:color w:val="5F6F80"/>
+          <w:sz w:val="19"/>
+          <w:szCs w:val="19"/>
+        </w:rPr>
+        <w:br/>
+        <w:t xml:space="preserve">Escribe dos oraciones conectadas. Usa porque, entonces o pero.</w:t>
+      </w:r>
+    </w:p>
+    <w:p>
+      <w:pPr>
+        <w:spacing w:after="60"/>
+      </w:pPr>
+      <w:r>
+        <w:rPr>
+          <w:color w:val="1A2733"/>
+          <w:sz w:val="21"/>
+          <w:szCs w:val="21"/>
+        </w:rPr>
+        <w:t xml:space="preserve">My claim is ___.</w:t>
+      </w:r>
+      <w:r>
+        <w:rPr>
+          <w:i/>
+          <w:iCs/>
+          <w:color w:val="5F6F80"/>
+          <w:sz w:val="19"/>
+          <w:szCs w:val="19"/>
+        </w:rPr>
+        <w:br/>
+        <w:t xml:space="preserve">Mi afirmación es ___.</w:t>
+      </w:r>
+    </w:p>
+    <w:p>
+      <w:pPr>
+        <w:spacing w:after="60"/>
+      </w:pPr>
+      <w:r>
+        <w:rPr>
+          <w:color w:val="1A2733"/>
+          <w:sz w:val="21"/>
+          <w:szCs w:val="21"/>
+        </w:rPr>
+        <w:t xml:space="preserve">I know because ___.</w:t>
+      </w:r>
+      <w:r>
+        <w:rPr>
+          <w:i/>
+          <w:iCs/>
+          <w:color w:val="5F6F80"/>
+          <w:sz w:val="19"/>
+          <w:szCs w:val="19"/>
+        </w:rPr>
+        <w:br/>
+        <w:t xml:space="preserve">Lo sé porque ___.</w:t>
+      </w:r>
+    </w:p>
+    <w:p>
+      <w:pPr>
+        <w:spacing w:after="60"/>
+      </w:pPr>
+      <w:r>
+        <w:rPr>
+          <w:color w:val="1A2733"/>
+          <w:sz w:val="21"/>
+          <w:szCs w:val="21"/>
+        </w:rPr>
+        <w:t xml:space="preserve">So ___.</w:t>
+      </w:r>
+      <w:r>
+        <w:rPr>
+          <w:i/>
+          <w:iCs/>
+          <w:color w:val="5F6F80"/>
+          <w:sz w:val="19"/>
+          <w:szCs w:val="19"/>
+        </w:rPr>
+        <w:br/>
+        <w:t xml:space="preserve">Entonces ___.</w:t>
+      </w:r>
+    </w:p>
+    <w:tbl>
+      <w:tblPr>
+        <w:tblW w:type="pct" w:w="100%"/>
+        <w:tblBorders>
+          <w:top w:val="single" w:color="C7D2DD" w:sz="6"/>
+          <w:left w:val="single" w:color="C7D2DD" w:sz="6"/>
+          <w:bottom w:val="single" w:color="C7D2DD" w:sz="6"/>
+          <w:right w:val="single" w:color="C7D2DD" w:sz="6"/>
+          <w:insideH w:val="single" w:color="auto" w:sz="4"/>
+          <w:insideV w:val="single" w:color="auto" w:sz="4"/>
+        </w:tblBorders>
+      </w:tblPr>
+      <w:tblGrid>
+        <w:gridCol w:w="100"/>
+      </w:tblGrid>
+      <w:tr>
+        <w:tc>
+          <w:tcPr>
+            <w:shd w:fill="FBF3E2" w:color="auto" w:val="clear"/>
+            <w:tcMar>
+              <w:top w:type="dxa" w:w="60"/>
+              <w:left w:type="dxa" w:w="120"/>
+              <w:bottom w:type="dxa" w:w="60"/>
+              <w:right w:type="dxa" w:w="120"/>
+            </w:tcMar>
+          </w:tcPr>
+          <w:p>
+            <w:pPr>
+              <w:spacing w:after="0" w:line="320"/>
+            </w:pPr>
+            <w:r>
+              <w:t xml:space="preserve"/>
+            </w:r>
+          </w:p>
+          <w:p>
+            <w:pPr>
+              <w:spacing w:after="0" w:line="320"/>
+            </w:pPr>
+            <w:r>
+              <w:t xml:space="preserve"/>
+            </w:r>
+          </w:p>
+          <w:p>
+            <w:pPr>
+              <w:spacing w:after="0" w:line="320"/>
+            </w:pPr>
+            <w:r>
+              <w:t xml:space="preserve"/>
+            </w:r>
+          </w:p>
+        </w:tc>
+      </w:tr>
+    </w:tbl>
+    <w:p>
+      <w:pPr>
+        <w:pStyle w:val="Heading2"/>
+        <w:spacing w:after="80" w:before="180"/>
+      </w:pPr>
+      <w:r>
+        <w:rPr>
+          <w:b/>
+          <w:bCs/>
+          <w:color w:val="12355B"/>
+          <w:sz w:val="24"/>
+          <w:szCs w:val="24"/>
+        </w:rPr>
+        <w:t xml:space="preserve">Explain</w:t>
+      </w:r>
+      <w:r>
+        <w:rPr>
+          <w:i/>
+          <w:iCs/>
+          <w:color w:val="B97A12"/>
+          <w:sz w:val="19"/>
+          <w:szCs w:val="19"/>
+        </w:rPr>
+        <w:t xml:space="preserve">   Light language support</w:t>
+      </w:r>
+    </w:p>
+    <w:p>
+      <w:pPr>
+        <w:spacing w:after="60"/>
+      </w:pPr>
+      <w:r>
+        <w:rPr>
+          <w:color w:val="1A2733"/>
+          <w:sz w:val="21"/>
+          <w:szCs w:val="21"/>
+        </w:rPr>
+        <w:t xml:space="preserve">Write a claim, give math evidence, and explain your reasoning.</w:t>
+      </w:r>
+      <w:r>
+        <w:rPr>
+          <w:i/>
+          <w:iCs/>
+          <w:color w:val="5F6F80"/>
+          <w:sz w:val="19"/>
+          <w:szCs w:val="19"/>
+        </w:rPr>
+        <w:br/>
+        <w:t xml:space="preserve">Escribe una afirmación, da evidencia matemática y explica tu razonamiento.</w:t>
+      </w:r>
+    </w:p>
+    <w:p>
+      <w:pPr>
+        <w:spacing w:after="60"/>
+      </w:pPr>
+      <w:r>
+        <w:rPr>
+          <w:color w:val="1A2733"/>
+          <w:sz w:val="21"/>
+          <w:szCs w:val="21"/>
+        </w:rPr>
+        <w:t xml:space="preserve">My claim is ___.</w:t>
+      </w:r>
+      <w:r>
+        <w:rPr>
+          <w:i/>
+          <w:iCs/>
+          <w:color w:val="5F6F80"/>
+          <w:sz w:val="19"/>
+          <w:szCs w:val="19"/>
+        </w:rPr>
+        <w:br/>
+        <w:t xml:space="preserve">Mi afirmación es ___.</w:t>
+      </w:r>
+    </w:p>
+    <w:p>
+      <w:pPr>
+        <w:spacing w:after="60"/>
+      </w:pPr>
+      <w:r>
+        <w:rPr>
+          <w:color w:val="1A2733"/>
+          <w:sz w:val="21"/>
+          <w:szCs w:val="21"/>
+        </w:rPr>
+        <w:t xml:space="preserve">My math evidence is ___.</w:t>
+      </w:r>
+      <w:r>
+        <w:rPr>
+          <w:i/>
+          <w:iCs/>
+          <w:color w:val="5F6F80"/>
+          <w:sz w:val="19"/>
+          <w:szCs w:val="19"/>
+        </w:rPr>
+        <w:br/>
+        <w:t xml:space="preserve">Mi evidencia matemática es ___.</w:t>
+      </w:r>
+    </w:p>
+    <w:p>
+      <w:pPr>
+        <w:spacing w:after="60"/>
+      </w:pPr>
+      <w:r>
+        <w:rPr>
+          <w:color w:val="1A2733"/>
+          <w:sz w:val="21"/>
+          <w:szCs w:val="21"/>
+        </w:rPr>
+        <w:t xml:space="preserve">This proves ___ because ___.</w:t>
+      </w:r>
+      <w:r>
+        <w:rPr>
+          <w:i/>
+          <w:iCs/>
+          <w:color w:val="5F6F80"/>
+          <w:sz w:val="19"/>
+          <w:szCs w:val="19"/>
+        </w:rPr>
+        <w:br/>
+        <w:t xml:space="preserve">Esto demuestra ___ porque ___.</w:t>
+      </w:r>
+    </w:p>
+    <w:tbl>
+      <w:tblPr>
+        <w:tblW w:type="pct" w:w="100%"/>
+        <w:tblBorders>
+          <w:top w:val="single" w:color="C7D2DD" w:sz="6"/>
+          <w:left w:val="single" w:color="C7D2DD" w:sz="6"/>
+          <w:bottom w:val="single" w:color="C7D2DD" w:sz="6"/>
+          <w:right w:val="single" w:color="C7D2DD" w:sz="6"/>
+          <w:insideH w:val="single" w:color="auto" w:sz="4"/>
+          <w:insideV w:val="single" w:color="auto" w:sz="4"/>
+        </w:tblBorders>
+      </w:tblPr>
+      <w:tblGrid>
+        <w:gridCol w:w="100"/>
+      </w:tblGrid>
+      <w:tr>
+        <w:tc>
+          <w:tcPr>
+            <w:shd w:fill="FBF3E2" w:color="auto" w:val="clear"/>
+            <w:tcMar>
+              <w:top w:type="dxa" w:w="60"/>
+              <w:left w:type="dxa" w:w="120"/>
+              <w:bottom w:type="dxa" w:w="60"/>
+              <w:right w:type="dxa" w:w="120"/>
+            </w:tcMar>
+          </w:tcPr>
+          <w:p>
+            <w:pPr>
+              <w:spacing w:after="0" w:line="320"/>
+            </w:pPr>
+            <w:r>
+              <w:t xml:space="preserve"/>
+            </w:r>
+          </w:p>
+          <w:p>
+            <w:pPr>
+              <w:spacing w:after="0" w:line="320"/>
+            </w:pPr>
+            <w:r>
+              <w:t xml:space="preserve"/>
+            </w:r>
+          </w:p>
+          <w:p>
+            <w:pPr>
+              <w:spacing w:after="0" w:line="320"/>
+            </w:pPr>
+            <w:r>
+              <w:t xml:space="preserve"/>
+            </w:r>
+          </w:p>
+          <w:p>
+            <w:pPr>
+              <w:spacing w:after="0" w:line="320"/>
+            </w:pPr>
+            <w:r>
+              <w:t xml:space="preserve"/>
+            </w:r>
+          </w:p>
+          <w:p>
+            <w:pPr>
+              <w:spacing w:after="0" w:line="320"/>
+            </w:pPr>
+            <w:r>
+              <w:t xml:space="preserve"/>
+            </w:r>
+          </w:p>
+        </w:tc>
+      </w:tr>
+    </w:tbl>
+    <w:p>
+      <w:pPr>
+        <w:pStyle w:val="Heading2"/>
+        <w:spacing w:after="80" w:before="180"/>
+      </w:pPr>
+      <w:r>
+        <w:rPr>
+          <w:b/>
+          <w:bCs/>
+          <w:color w:val="12355B"/>
+          <w:sz w:val="24"/>
+          <w:szCs w:val="24"/>
+        </w:rPr>
+        <w:t xml:space="preserve">4. Check Your Explanation</w:t>
+      </w:r>
+      <w:r>
+        <w:rPr>
+          <w:i/>
+          <w:iCs/>
+          <w:color w:val="1FA6A2"/>
+          <w:sz w:val="19"/>
+          <w:szCs w:val="19"/>
+        </w:rPr>
+        <w:t xml:space="preserve">   five quick checks</w:t>
+      </w:r>
+    </w:p>
+    <w:p>
+      <w:pPr>
+        <w:spacing w:after="80"/>
+      </w:pPr>
+      <w:r>
+        <w:rPr>
+          <w:b/>
+          <w:bCs/>
+          <w:color w:val="1FA6A2"/>
+          <w:sz w:val="22"/>
+          <w:szCs w:val="22"/>
+        </w:rPr>
+        <w:t xml:space="preserve">☐  </w:t>
+      </w:r>
+      <w:r>
+        <w:rPr>
+          <w:sz w:val="20"/>
+          <w:szCs w:val="20"/>
+        </w:rPr>
+        <w:t xml:space="preserve">I answered the question.</w:t>
+      </w:r>
+      <w:r>
+        <w:rPr>
+          <w:i/>
+          <w:iCs/>
+          <w:color w:val="5F6F80"/>
+          <w:sz w:val="18"/>
+          <w:szCs w:val="18"/>
+        </w:rPr>
+        <w:br/>
+        <w:t xml:space="preserve">Respondí la pregunta.</w:t>
+      </w:r>
+    </w:p>
+    <w:p>
+      <w:pPr>
+        <w:spacing w:after="80"/>
+      </w:pPr>
+      <w:r>
+        <w:rPr>
+          <w:b/>
+          <w:bCs/>
+          <w:color w:val="1FA6A2"/>
+          <w:sz w:val="22"/>
+          <w:szCs w:val="22"/>
+        </w:rPr>
+        <w:t xml:space="preserve">☐  </w:t>
+      </w:r>
+      <w:r>
+        <w:rPr>
+          <w:sz w:val="20"/>
+          <w:szCs w:val="20"/>
+        </w:rPr>
+        <w:t xml:space="preserve">I used math evidence: numbers, an equation, a model, or a comparison.</w:t>
+      </w:r>
+      <w:r>
+        <w:rPr>
+          <w:i/>
+          <w:iCs/>
+          <w:color w:val="5F6F80"/>
+          <w:sz w:val="18"/>
+          <w:szCs w:val="18"/>
+        </w:rPr>
+        <w:br/>
+        <w:t xml:space="preserve">Usé evidencia matemática: números, una ecuación, un modelo o una comparación.</w:t>
+      </w:r>
+    </w:p>
+    <w:p>
+      <w:pPr>
+        <w:spacing w:after="80"/>
+      </w:pPr>
+      <w:r>
+        <w:rPr>
+          <w:b/>
+          <w:bCs/>
+          <w:color w:val="1FA6A2"/>
+          <w:sz w:val="22"/>
+          <w:szCs w:val="22"/>
+        </w:rPr>
+        <w:t xml:space="preserve">☐  </w:t>
+      </w:r>
+      <w:r>
+        <w:rPr>
+          <w:sz w:val="20"/>
+          <w:szCs w:val="20"/>
+        </w:rPr>
+        <w:t xml:space="preserve">I explained how the evidence proves my answer.</w:t>
+      </w:r>
+      <w:r>
+        <w:rPr>
+          <w:i/>
+          <w:iCs/>
+          <w:color w:val="5F6F80"/>
+          <w:sz w:val="18"/>
+          <w:szCs w:val="18"/>
+        </w:rPr>
+        <w:br/>
+        <w:t xml:space="preserve">Expliqué cómo la evidencia demuestra mi respuesta.</w:t>
+      </w:r>
+    </w:p>
+    <w:p>
+      <w:pPr>
+        <w:spacing w:after="80"/>
+      </w:pPr>
+      <w:r>
+        <w:rPr>
+          <w:b/>
+          <w:bCs/>
+          <w:color w:val="1FA6A2"/>
+          <w:sz w:val="22"/>
+          <w:szCs w:val="22"/>
+        </w:rPr>
+        <w:t xml:space="preserve">☐  </w:t>
+      </w:r>
+      <w:r>
+        <w:rPr>
+          <w:sz w:val="20"/>
+          <w:szCs w:val="20"/>
+        </w:rPr>
+        <w:t xml:space="preserve">I used at least two math words.</w:t>
+      </w:r>
+      <w:r>
+        <w:rPr>
+          <w:i/>
+          <w:iCs/>
+          <w:color w:val="5F6F80"/>
+          <w:sz w:val="18"/>
+          <w:szCs w:val="18"/>
+        </w:rPr>
+        <w:br/>
+        <w:t xml:space="preserve">Usé por lo menos dos palabras matemáticas.</w:t>
+      </w:r>
+    </w:p>
+    <w:p>
+      <w:pPr>
+        <w:spacing w:after="80"/>
+      </w:pPr>
+      <w:r>
+        <w:rPr>
+          <w:b/>
+          <w:bCs/>
+          <w:color w:val="1FA6A2"/>
+          <w:sz w:val="22"/>
+          <w:szCs w:val="22"/>
+        </w:rPr>
+        <w:t xml:space="preserve">☐  </w:t>
+      </w:r>
+      <w:r>
+        <w:rPr>
+          <w:sz w:val="20"/>
+          <w:szCs w:val="20"/>
+        </w:rPr>
+        <w:t xml:space="preserve">I reread complete sentences and punctuation.</w:t>
+      </w:r>
+      <w:r>
+        <w:rPr>
+          <w:i/>
+          <w:iCs/>
+          <w:color w:val="5F6F80"/>
+          <w:sz w:val="18"/>
+          <w:szCs w:val="18"/>
+        </w:rPr>
+        <w:br/>
+        <w:t xml:space="preserve">Volví a leer mis oraciones completas y la puntuación.</w:t>
       </w:r>
     </w:p>
     <w:p>

--- a/lessons/4-4/downloads/4-4-notes.docx
+++ b/lessons/4-4/downloads/4-4-notes.docx
@@ -30,7 +30,7 @@
           <w:sz w:val="44"/>
           <w:szCs w:val="44"/>
         </w:rPr>
-        <w:t xml:space="preserve">Find the Percent of a Number</w:t>
+        <w:t xml:space="preserve">Find and Compare with Percentages</w:t>
       </w:r>
     </w:p>
     <w:p>
@@ -351,7 +351,7 @@
                 <w:sz w:val="24"/>
                 <w:szCs w:val="24"/>
               </w:rPr>
-              <w:t xml:space="preserve">Percent</w:t>
+              <w:t xml:space="preserve">Percent of a Number</w:t>
             </w:r>
             <w:r>
               <w:rPr>
@@ -361,7 +361,7 @@
                 <w:sz w:val="19"/>
                 <w:szCs w:val="19"/>
               </w:rPr>
-              <w:t xml:space="preserve">   Porcentaje</w:t>
+              <w:t xml:space="preserve">   Porcentaje de un número</w:t>
             </w:r>
           </w:p>
           <w:p>
@@ -373,7 +373,7 @@
                 <w:sz w:val="21"/>
                 <w:szCs w:val="21"/>
               </w:rPr>
-              <w:t xml:space="preserve">A way to compare a number to 100, shown with the % sign.</w:t>
+              <w:t xml:space="preserve">A part of a number found by multiplying the number by the percent written as a decimal.</w:t>
             </w:r>
           </w:p>
           <w:p>
@@ -398,7 +398,7 @@
                 <w:sz w:val="18"/>
                 <w:szCs w:val="18"/>
               </w:rPr>
-              <w:t xml:space="preserve">30% means 30 out of 100</w:t>
+              <w:t xml:space="preserve">25% of 80 = 0.25 × 80 = 20</w:t>
             </w:r>
           </w:p>
         </w:tc>
@@ -505,7 +505,7 @@
                 <w:sz w:val="24"/>
                 <w:szCs w:val="24"/>
               </w:rPr>
-              <w:t xml:space="preserve">Base</w:t>
+              <w:t xml:space="preserve">Percent</w:t>
             </w:r>
             <w:r>
               <w:rPr>
@@ -515,7 +515,7 @@
                 <w:sz w:val="19"/>
                 <w:szCs w:val="19"/>
               </w:rPr>
-              <w:t xml:space="preserve">   Base (el todo)</w:t>
+              <w:t xml:space="preserve">   Porcentaje</w:t>
             </w:r>
           </w:p>
           <w:p>
@@ -527,7 +527,7 @@
                 <w:sz w:val="21"/>
                 <w:szCs w:val="21"/>
               </w:rPr>
-              <w:t xml:space="preserve">The whole amount you take a percent of.</w:t>
+              <w:t xml:space="preserve">A way to compare a number to 100, shown with the % sign.</w:t>
             </w:r>
           </w:p>
           <w:p>
@@ -552,7 +552,7 @@
                 <w:sz w:val="18"/>
                 <w:szCs w:val="18"/>
               </w:rPr>
-              <w:t xml:space="preserve">In '25% of 80,' the base is 80</w:t>
+              <w:t xml:space="preserve">30% means 30 out of 100</w:t>
             </w:r>
           </w:p>
         </w:tc>
@@ -659,7 +659,7 @@
                 <w:sz w:val="24"/>
                 <w:szCs w:val="24"/>
               </w:rPr>
-              <w:t xml:space="preserve">Part</w:t>
+              <w:t xml:space="preserve">Base</w:t>
             </w:r>
             <w:r>
               <w:rPr>
@@ -669,7 +669,7 @@
                 <w:sz w:val="19"/>
                 <w:szCs w:val="19"/>
               </w:rPr>
-              <w:t xml:space="preserve">   Parte</w:t>
+              <w:t xml:space="preserve">   Base</w:t>
             </w:r>
           </w:p>
           <w:p>
@@ -681,7 +681,7 @@
                 <w:sz w:val="21"/>
                 <w:szCs w:val="21"/>
               </w:rPr>
-              <w:t xml:space="preserve">The piece you get when you take a percent of a number.</w:t>
+              <w:t xml:space="preserve">The whole amount you start with — the number right after the word “of.”</w:t>
             </w:r>
           </w:p>
           <w:p>
@@ -706,7 +706,7 @@
                 <w:sz w:val="18"/>
                 <w:szCs w:val="18"/>
               </w:rPr>
-              <w:t xml:space="preserve">25% of 80 = 20; the part is 20</w:t>
+              <w:t xml:space="preserve">25% of 80 → the whole is 80.</w:t>
             </w:r>
           </w:p>
         </w:tc>
@@ -813,7 +813,7 @@
                 <w:sz w:val="24"/>
                 <w:szCs w:val="24"/>
               </w:rPr>
-              <w:t xml:space="preserve">Equation</w:t>
+              <w:t xml:space="preserve">Part</w:t>
             </w:r>
             <w:r>
               <w:rPr>
@@ -823,7 +823,7 @@
                 <w:sz w:val="19"/>
                 <w:szCs w:val="19"/>
               </w:rPr>
-              <w:t xml:space="preserve">   Ecuación</w:t>
+              <w:t xml:space="preserve">   Parte</w:t>
             </w:r>
           </w:p>
           <w:p>
@@ -835,7 +835,7 @@
                 <w:sz w:val="21"/>
                 <w:szCs w:val="21"/>
               </w:rPr>
-              <w:t xml:space="preserve">A math sentence with an equal sign showing both sides are the same.</w:t>
+              <w:t xml:space="preserve">How much of the base (the whole) you get. It is your answer.</w:t>
             </w:r>
           </w:p>
           <w:p>
@@ -860,7 +860,7 @@
                 <w:sz w:val="18"/>
                 <w:szCs w:val="18"/>
               </w:rPr>
-              <w:t xml:space="preserve">part = percent × base</w:t>
+              <w:t xml:space="preserve">25% of 80 = 20 → the part is 20 (20 out of the 80).</w:t>
             </w:r>
           </w:p>
         </w:tc>
@@ -967,6 +967,160 @@
                 <w:sz w:val="24"/>
                 <w:szCs w:val="24"/>
               </w:rPr>
+              <w:t xml:space="preserve">Equation</w:t>
+            </w:r>
+            <w:r>
+              <w:rPr>
+                <w:i/>
+                <w:iCs/>
+                <w:color w:val="5F6F80"/>
+                <w:sz w:val="19"/>
+                <w:szCs w:val="19"/>
+              </w:rPr>
+              <w:t xml:space="preserve">   Ecuación</w:t>
+            </w:r>
+          </w:p>
+          <w:p>
+            <w:pPr>
+              <w:spacing w:after="40"/>
+            </w:pPr>
+            <w:r>
+              <w:rPr>
+                <w:sz w:val="21"/>
+                <w:szCs w:val="21"/>
+              </w:rPr>
+              <w:t xml:space="preserve">A number sentence with an equal sign. The percent one is: part = percent × base.</w:t>
+            </w:r>
+          </w:p>
+          <w:p>
+            <w:pPr>
+              <w:spacing w:after="0"/>
+            </w:pPr>
+            <w:r>
+              <w:rPr>
+                <w:b/>
+                <w:bCs/>
+                <w:color w:val="1FA6A2"/>
+                <w:sz w:val="18"/>
+                <w:szCs w:val="18"/>
+              </w:rPr>
+              <w:t xml:space="preserve">Example:  </w:t>
+            </w:r>
+            <w:r>
+              <w:rPr>
+                <w:i/>
+                <w:iCs/>
+                <w:color w:val="5F6F80"/>
+                <w:sz w:val="18"/>
+                <w:szCs w:val="18"/>
+              </w:rPr>
+              <w:t xml:space="preserve">part = percent × base — like 20 = 0.25 × 80.</w:t>
+            </w:r>
+          </w:p>
+        </w:tc>
+      </w:tr>
+    </w:tbl>
+    <w:tbl>
+      <w:tblPr>
+        <w:tblW w:type="pct" w:w="100%"/>
+        <w:tblBorders>
+          <w:top w:val="none" w:color="FFFFFF" w:sz="0"/>
+          <w:left w:val="none" w:color="FFFFFF" w:sz="0"/>
+          <w:bottom w:val="single" w:color="C7D2DD" w:sz="4"/>
+          <w:right w:val="none" w:color="FFFFFF" w:sz="0"/>
+          <w:insideH w:val="none" w:color="FFFFFF" w:sz="0"/>
+          <w:insideV w:val="none" w:color="FFFFFF" w:sz="0"/>
+        </w:tblBorders>
+      </w:tblPr>
+      <w:tblGrid>
+        <w:gridCol w:w="1800"/>
+        <w:gridCol w:w="7560"/>
+      </w:tblGrid>
+      <w:tr>
+        <w:trPr>
+          <w:cantSplit/>
+        </w:trPr>
+        <w:tc>
+          <w:tcPr>
+            <w:tcW w:type="dxa" w:w="1800"/>
+            <w:tcMar>
+              <w:top w:type="dxa" w:w="100"/>
+              <w:left w:type="dxa" w:w="40"/>
+              <w:bottom w:type="dxa" w:w="100"/>
+              <w:right w:type="dxa" w:w="120"/>
+            </w:tcMar>
+            <w:vAlign w:val="center"/>
+          </w:tcPr>
+          <w:p>
+            <w:pPr>
+              <w:spacing w:after="0"/>
+              <w:jc w:val="center"/>
+            </w:pPr>
+            <w:r>
+              <w:drawing>
+                <wp:inline distT="0" distB="0" distL="0" distR="0">
+                  <wp:extent cx="1047750" cy="790575"/>
+                  <wp:effectExtent t="0" r="0" b="0" l="0"/>
+                  <wp:docPr id="1" name="" descr="" title=""/>
+                  <wp:cNvGraphicFramePr>
+                    <a:graphicFrameLocks xmlns:a="http://schemas.openxmlformats.org/drawingml/2006/main" noChangeAspect="1"/>
+                  </wp:cNvGraphicFramePr>
+                  <a:graphic xmlns:a="http://schemas.openxmlformats.org/drawingml/2006/main">
+                    <a:graphicData uri="http://schemas.openxmlformats.org/drawingml/2006/picture">
+                      <pic:pic xmlns:pic="http://schemas.openxmlformats.org/drawingml/2006/picture">
+                        <pic:nvPicPr>
+                          <pic:cNvPr id="0" name="" descr=""/>
+                          <pic:cNvPicPr>
+                            <a:picLocks noChangeAspect="1" noChangeArrowheads="1"/>
+                          </pic:cNvPicPr>
+                        </pic:nvPicPr>
+                        <pic:blipFill>
+                          <a:blip r:embed="rId14" cstate="none"/>
+                          <a:srcRect/>
+                          <a:stretch>
+                            <a:fillRect/>
+                          </a:stretch>
+                        </pic:blipFill>
+                        <pic:spPr bwMode="auto">
+                          <a:xfrm>
+                            <a:off x="0" y="0"/>
+                            <a:ext cx="1047750" cy="790575"/>
+                          </a:xfrm>
+                          <a:prstGeom prst="rect">
+                            <a:avLst/>
+                          </a:prstGeom>
+                        </pic:spPr>
+                      </pic:pic>
+                    </a:graphicData>
+                  </a:graphic>
+                </wp:inline>
+              </w:drawing>
+            </w:r>
+          </w:p>
+        </w:tc>
+        <w:tc>
+          <w:tcPr>
+            <w:tcW w:type="dxa" w:w="7560"/>
+            <w:tcMar>
+              <w:top w:type="dxa" w:w="100"/>
+              <w:left w:type="dxa" w:w="40"/>
+              <w:bottom w:type="dxa" w:w="100"/>
+              <w:right w:type="dxa" w:w="40"/>
+            </w:tcMar>
+            <w:vAlign w:val="center"/>
+          </w:tcPr>
+          <w:p>
+            <w:pPr>
+              <w:spacing w:after="50"/>
+            </w:pPr>
+            <w:r>
+              <w:rPr>
+                <w:b/>
+                <w:bCs/>
+                <w:color w:val="12355B"/>
+                <w:sz w:val="24"/>
+                <w:szCs w:val="24"/>
+              </w:rPr>
               <w:t xml:space="preserve">Discount</w:t>
             </w:r>
             <w:r>
@@ -1106,7 +1260,7 @@
                 <w:sz w:val="21"/>
                 <w:szCs w:val="21"/>
               </w:rPr>
-              <w:t xml:space="preserve">Percent      •      Base      •      Part      •      Equation      •      Discount</w:t>
+              <w:t xml:space="preserve">Percent of a Number      •      Percent      •      Base      •      Part      •      Equation      •      Discount</w:t>
             </w:r>
           </w:p>
         </w:tc>
@@ -1139,7 +1293,7 @@
           <w:sz w:val="22"/>
           <w:szCs w:val="22"/>
         </w:rPr>
-        <w:t xml:space="preserve">A number out of 100 is a ___.</w:t>
+        <w:t xml:space="preserve">__________  —  A part of a number found by multiplying the number by the percent written as a decimal.</w:t>
       </w:r>
     </w:p>
     <w:p>
@@ -1161,7 +1315,7 @@
           <w:sz w:val="22"/>
           <w:szCs w:val="22"/>
         </w:rPr>
-        <w:t xml:space="preserve">In a percent problem, the whole amount you take the percent of is the ___.</w:t>
+        <w:t xml:space="preserve">A number out of 100 is a ___.</w:t>
       </w:r>
     </w:p>
     <w:p>
@@ -1183,7 +1337,7 @@
           <w:sz w:val="22"/>
           <w:szCs w:val="22"/>
         </w:rPr>
-        <w:t xml:space="preserve">The piece of the whole that the percent represents is the ___.</w:t>
+        <w:t xml:space="preserve">The whole amount you start with, right after the word “of,” is the ___.</w:t>
       </w:r>
     </w:p>
     <w:p>
@@ -1205,7 +1359,7 @@
           <w:sz w:val="22"/>
           <w:szCs w:val="22"/>
         </w:rPr>
-        <w:t xml:space="preserve">A math sentence with an equal sign, like part = percent × base, is an ___.</w:t>
+        <w:t xml:space="preserve">The amount you get out of the whole is the ___.</w:t>
       </w:r>
     </w:p>
     <w:p>
@@ -1221,6 +1375,28 @@
           <w:szCs w:val="22"/>
         </w:rPr>
         <w:t xml:space="preserve">5.  </w:t>
+      </w:r>
+      <w:r>
+        <w:rPr>
+          <w:sz w:val="22"/>
+          <w:szCs w:val="22"/>
+        </w:rPr>
+        <w:t xml:space="preserve">A number sentence with an equal sign, like part = percent × base, is an ___.</w:t>
+      </w:r>
+    </w:p>
+    <w:p>
+      <w:pPr>
+        <w:spacing w:after="120" w:before="80"/>
+      </w:pPr>
+      <w:r>
+        <w:rPr>
+          <w:b/>
+          <w:bCs/>
+          <w:color w:val="12355B"/>
+          <w:sz w:val="22"/>
+          <w:szCs w:val="22"/>
+        </w:rPr>
+        <w:t xml:space="preserve">6.  </w:t>
       </w:r>
       <w:r>
         <w:rPr>
@@ -1327,7 +1503,7 @@
                 <w:sz w:val="21"/>
                 <w:szCs w:val="21"/>
               </w:rPr>
-              <w:t xml:space="preserve">What steps did you follow every time to find the percent of a number in the discount table?</w:t>
+              <w:t xml:space="preserve">Who is correct, and how do you know?</w:t>
             </w:r>
           </w:p>
           <w:p>
@@ -1414,14 +1590,14 @@
           <w:sz w:val="20"/>
           <w:szCs w:val="20"/>
         </w:rPr>
-        <w:t xml:space="preserve">Percent — </w:t>
+        <w:t xml:space="preserve">Percent of a Number — </w:t>
       </w:r>
       <w:r>
         <w:rPr>
           <w:sz w:val="20"/>
           <w:szCs w:val="20"/>
         </w:rPr>
-        <w:t xml:space="preserve">A way to compare a number to 100, shown with the % sign.</w:t>
+        <w:t xml:space="preserve">A part of a number found by multiplying the number by the percent written as a decimal.</w:t>
       </w:r>
       <w:r>
         <w:rPr>
@@ -1432,7 +1608,7 @@
           <w:szCs w:val="18"/>
         </w:rPr>
         <w:br/>
-        <w:t xml:space="preserve">Porcentaje — Una manera de comparar un número con 100, con el signo %.</w:t>
+        <w:t xml:space="preserve">Porcentaje de un número — Una parte de un número que se halla multiplicando el número por el porcentaje escrito como decimal.</w:t>
       </w:r>
     </w:p>
     <w:p>
@@ -1457,14 +1633,14 @@
           <w:sz w:val="20"/>
           <w:szCs w:val="20"/>
         </w:rPr>
-        <w:t xml:space="preserve">Base — </w:t>
+        <w:t xml:space="preserve">Percent — </w:t>
       </w:r>
       <w:r>
         <w:rPr>
           <w:sz w:val="20"/>
           <w:szCs w:val="20"/>
         </w:rPr>
-        <w:t xml:space="preserve">The whole amount you take a percent of.</w:t>
+        <w:t xml:space="preserve">A way to compare a number to 100, shown with the % sign.</w:t>
       </w:r>
       <w:r>
         <w:rPr>
@@ -1475,7 +1651,7 @@
           <w:szCs w:val="18"/>
         </w:rPr>
         <w:br/>
-        <w:t xml:space="preserve">Base (el todo) — La cantidad total de la que sacas un porcentaje.</w:t>
+        <w:t xml:space="preserve">Porcentaje — Una manera de comparar un número con 100, con el signo %.</w:t>
       </w:r>
     </w:p>
     <w:p>
@@ -1500,14 +1676,14 @@
           <w:sz w:val="20"/>
           <w:szCs w:val="20"/>
         </w:rPr>
-        <w:t xml:space="preserve">Part — </w:t>
+        <w:t xml:space="preserve">Base — </w:t>
       </w:r>
       <w:r>
         <w:rPr>
           <w:sz w:val="20"/>
           <w:szCs w:val="20"/>
         </w:rPr>
-        <w:t xml:space="preserve">The piece you get when you take a percent of a number.</w:t>
+        <w:t xml:space="preserve">The whole amount you start with — the number right after the word “of.”</w:t>
       </w:r>
       <w:r>
         <w:rPr>
@@ -1518,7 +1694,7 @@
           <w:szCs w:val="18"/>
         </w:rPr>
         <w:br/>
-        <w:t xml:space="preserve">Parte — La parte que obtienes al sacar un porcentaje de un número.</w:t>
+        <w:t xml:space="preserve">Base — La cantidad total con la que empiezas: el número que va después de la palabra “de”.</w:t>
       </w:r>
     </w:p>
     <w:p>
@@ -1543,14 +1719,14 @@
           <w:sz w:val="20"/>
           <w:szCs w:val="20"/>
         </w:rPr>
-        <w:t xml:space="preserve">Equation — </w:t>
+        <w:t xml:space="preserve">Part — </w:t>
       </w:r>
       <w:r>
         <w:rPr>
           <w:sz w:val="20"/>
           <w:szCs w:val="20"/>
         </w:rPr>
-        <w:t xml:space="preserve">A math sentence with an equal sign showing both sides are the same.</w:t>
+        <w:t xml:space="preserve">How much of the base (the whole) you get. It is your answer.</w:t>
       </w:r>
       <w:r>
         <w:rPr>
@@ -1561,7 +1737,7 @@
           <w:szCs w:val="18"/>
         </w:rPr>
         <w:br/>
-        <w:t xml:space="preserve">Ecuación — Una oración matemática con un signo igual que muestra que ambos lados son iguales.</w:t>
+        <w:t xml:space="preserve">Parte — Cuánto obtienes de la base (el total). Es tu respuesta.</w:t>
       </w:r>
     </w:p>
     <w:p>
@@ -1586,14 +1762,14 @@
           <w:sz w:val="20"/>
           <w:szCs w:val="20"/>
         </w:rPr>
-        <w:t xml:space="preserve">Discount — </w:t>
+        <w:t xml:space="preserve">Equation — </w:t>
       </w:r>
       <w:r>
         <w:rPr>
           <w:sz w:val="20"/>
           <w:szCs w:val="20"/>
         </w:rPr>
-        <w:t xml:space="preserve">Money taken off the first price to make it cheaper.</w:t>
+        <w:t xml:space="preserve">A number sentence with an equal sign. The percent one is: part = percent × base.</w:t>
       </w:r>
       <w:r>
         <w:rPr>
@@ -1604,7 +1780,7 @@
           <w:szCs w:val="18"/>
         </w:rPr>
         <w:br/>
-        <w:t xml:space="preserve">Descuento — Dinero que se quita del precio original para que sea más barato.</w:t>
+        <w:t xml:space="preserve">Ecuación — Una oración numérica con signo de igual. La de porcentaje es: parte = porcentaje × base.</w:t>
       </w:r>
     </w:p>
     <w:tbl>
@@ -1665,7 +1841,7 @@
                 <w:sz w:val="21"/>
                 <w:szCs w:val="21"/>
               </w:rPr>
-              <w:t xml:space="preserve">I changed ___% into the decimal ___.</w:t>
+              <w:t xml:space="preserve">The ___ is correct because 12% of 1,500 = ___ × 1,500 = ___. The mistake was ___.</w:t>
             </w:r>
             <w:r>
               <w:rPr>
@@ -1676,7 +1852,7 @@
                 <w:szCs w:val="19"/>
               </w:rPr>
               <w:br/>
-              <w:t xml:space="preserve">Cambié ___% al decimal ___.</w:t>
+              <w:t xml:space="preserve">Di tu respuesta primero: Mi respuesta es ___ porque ___.</w:t>
             </w:r>
           </w:p>
         </w:tc>
@@ -1768,7 +1944,7 @@
                 <w:sz w:val="19"/>
                 <w:szCs w:val="19"/>
               </w:rPr>
-              <w:t xml:space="preserve">The base is 60 tickets and the part is the 25% discount we need to find.</w:t>
+              <w:t xml:space="preserve">The base is 60 — it comes right after 'of' — and the part is the discount, 25% of 60.</w:t>
             </w:r>
           </w:p>
           <w:p>
@@ -1878,7 +2054,20 @@
           <w:sz w:val="21"/>
           <w:szCs w:val="21"/>
         </w:rPr>
-        <w:t xml:space="preserve">I changed ___% into the decimal ___.</w:t>
+        <w:t xml:space="preserve">The ___ is correct because 12% of 1,500 = ___ × 1,500 = ___. The mistake was ___.</w:t>
+      </w:r>
+    </w:p>
+    <w:p>
+      <w:pPr>
+        <w:spacing w:after="60"/>
+      </w:pPr>
+      <w:r>
+        <w:rPr>
+          <w:color w:val="1A2733"/>
+          <w:sz w:val="21"/>
+          <w:szCs w:val="21"/>
+        </w:rPr>
+        <w:t xml:space="preserve">My answer is ___.</w:t>
       </w:r>
       <w:r>
         <w:rPr>
@@ -1889,31 +2078,7 @@
           <w:szCs w:val="19"/>
         </w:rPr>
         <w:br/>
-        <w:t xml:space="preserve">Cambié ___% al decimal ___.</w:t>
-      </w:r>
-    </w:p>
-    <w:p>
-      <w:pPr>
-        <w:spacing w:after="60"/>
-      </w:pPr>
-      <w:r>
-        <w:rPr>
-          <w:color w:val="1A2733"/>
-          <w:sz w:val="21"/>
-          <w:szCs w:val="21"/>
-        </w:rPr>
-        <w:t xml:space="preserve">Then I multiplied ___ x ___ = ___ (the part).</w:t>
-      </w:r>
-      <w:r>
-        <w:rPr>
-          <w:i/>
-          <w:iCs/>
-          <w:color w:val="5F6F80"/>
-          <w:sz w:val="19"/>
-          <w:szCs w:val="19"/>
-        </w:rPr>
-        <w:br/>
-        <w:t xml:space="preserve">Luego multipliqué ___ x ___ = ___ (la parte).</w:t>
+        <w:t xml:space="preserve">Mi respuesta es ___.</w:t>
       </w:r>
     </w:p>
     <w:tbl>
@@ -3304,7 +3469,7 @@
           <w:sz w:val="21"/>
           <w:szCs w:val="21"/>
         </w:rPr>
-        <w:t xml:space="preserve">On Discount Day the claw machine is 25% off its 60-ticket price. In '25% of 60,' which number is the base (the whole), and what part are you trying to find?</w:t>
+        <w:t xml:space="preserve">On Discount Day the claw machine is 25% off its 60-ticket price. In '25% of 60,' which number is the base (the number right after 'of'), and what part are you trying to find?</w:t>
       </w:r>
     </w:p>
     <w:p>
@@ -4524,7 +4689,7 @@
         <w:sz w:val="16"/>
         <w:szCs w:val="16"/>
       </w:rPr>
-      <w:t xml:space="preserve">Unit 4  ·  Lesson 4  ·  Find the Percent of a Number</w:t>
+      <w:t xml:space="preserve">Unit 4  ·  Lesson 4  ·  Find and Compare with Percentages</w:t>
     </w:r>
   </w:p>
 </w:hdr>

--- a/lessons/4-4/downloads/4-4-notes.docx
+++ b/lessons/4-4/downloads/4-4-notes.docx
@@ -1293,7 +1293,7 @@
           <w:sz w:val="22"/>
           <w:szCs w:val="22"/>
         </w:rPr>
-        <w:t xml:space="preserve">__________  —  A part of a number found by multiplying the number by the percent written as a decimal.</w:t>
+        <w:t xml:space="preserve">A part found by multiplying a number by a percent in decimal form is the ___ ___ ___ ___.</w:t>
       </w:r>
     </w:p>
     <w:p>

--- a/lessons/4-4/downloads/4-4-notes.docx
+++ b/lessons/4-4/downloads/4-4-notes.docx
@@ -219,10 +219,12 @@
     <w:p>
       <w:pPr>
         <w:pStyle w:val="Heading1"/>
+        <w:keepNext/>
+        <w:keepLines/>
         <w:pBdr>
           <w:bottom w:val="single" w:color="1FA6A2" w:sz="14" w:space="6"/>
         </w:pBdr>
-        <w:spacing w:after="140" w:before="260"/>
+        <w:spacing w:after="140" w:before="300"/>
       </w:pPr>
       <w:r>
         <w:rPr>
@@ -1177,10 +1179,12 @@
     <w:p>
       <w:pPr>
         <w:pStyle w:val="Heading1"/>
+        <w:keepNext/>
+        <w:keepLines/>
         <w:pBdr>
           <w:bottom w:val="single" w:color="1FA6A2" w:sz="14" w:space="6"/>
         </w:pBdr>
-        <w:spacing w:after="140" w:before="260"/>
+        <w:spacing w:after="140" w:before="300"/>
       </w:pPr>
       <w:r>
         <w:rPr>
@@ -1276,7 +1280,8 @@
     </w:p>
     <w:p>
       <w:pPr>
-        <w:spacing w:after="120" w:before="80"/>
+        <w:keepLines/>
+        <w:spacing w:after="260" w:before="200"/>
       </w:pPr>
       <w:r>
         <w:rPr>
@@ -1293,100 +1298,69 @@
           <w:sz w:val="22"/>
           <w:szCs w:val="22"/>
         </w:rPr>
-        <w:t xml:space="preserve">A part found by multiplying a number by a percent in decimal form is the ___ ___ ___ ___.</w:t>
-      </w:r>
-    </w:p>
-    <w:p>
-      <w:pPr>
-        <w:spacing w:after="120" w:before="80"/>
-      </w:pPr>
-      <w:r>
-        <w:rPr>
-          <w:b/>
-          <w:bCs/>
-          <w:color w:val="12355B"/>
+        <w:t xml:space="preserve">A part found by multiplying a number by a percent in decimal form is the </w:t>
+      </w:r>
+      <w:r>
+        <w:rPr>
           <w:sz w:val="22"/>
           <w:szCs w:val="22"/>
         </w:rPr>
-        <w:t xml:space="preserve">2.  </w:t>
+        <w:t xml:space="preserve">________________</w:t>
       </w:r>
       <w:r>
         <w:rPr>
           <w:sz w:val="22"/>
           <w:szCs w:val="22"/>
         </w:rPr>
-        <w:t xml:space="preserve">A number out of 100 is a ___.</w:t>
-      </w:r>
-    </w:p>
-    <w:p>
-      <w:pPr>
-        <w:spacing w:after="120" w:before="80"/>
-      </w:pPr>
-      <w:r>
-        <w:rPr>
-          <w:b/>
-          <w:bCs/>
-          <w:color w:val="12355B"/>
+        <w:t xml:space="preserve"> </w:t>
+      </w:r>
+      <w:r>
+        <w:rPr>
           <w:sz w:val="22"/>
           <w:szCs w:val="22"/>
         </w:rPr>
-        <w:t xml:space="preserve">3.  </w:t>
+        <w:t xml:space="preserve">________________</w:t>
       </w:r>
       <w:r>
         <w:rPr>
           <w:sz w:val="22"/>
           <w:szCs w:val="22"/>
         </w:rPr>
-        <w:t xml:space="preserve">The whole amount you start with, right after the word “of,” is the ___.</w:t>
-      </w:r>
-    </w:p>
-    <w:p>
-      <w:pPr>
-        <w:spacing w:after="120" w:before="80"/>
-      </w:pPr>
-      <w:r>
-        <w:rPr>
-          <w:b/>
-          <w:bCs/>
-          <w:color w:val="12355B"/>
+        <w:t xml:space="preserve"> </w:t>
+      </w:r>
+      <w:r>
+        <w:rPr>
           <w:sz w:val="22"/>
           <w:szCs w:val="22"/>
         </w:rPr>
-        <w:t xml:space="preserve">4.  </w:t>
+        <w:t xml:space="preserve">________________</w:t>
       </w:r>
       <w:r>
         <w:rPr>
           <w:sz w:val="22"/>
           <w:szCs w:val="22"/>
         </w:rPr>
-        <w:t xml:space="preserve">The amount you get out of the whole is the ___.</w:t>
-      </w:r>
-    </w:p>
-    <w:p>
-      <w:pPr>
-        <w:spacing w:after="120" w:before="80"/>
-      </w:pPr>
-      <w:r>
-        <w:rPr>
-          <w:b/>
-          <w:bCs/>
-          <w:color w:val="12355B"/>
+        <w:t xml:space="preserve"> </w:t>
+      </w:r>
+      <w:r>
+        <w:rPr>
           <w:sz w:val="22"/>
           <w:szCs w:val="22"/>
         </w:rPr>
-        <w:t xml:space="preserve">5.  </w:t>
+        <w:t xml:space="preserve">________________</w:t>
       </w:r>
       <w:r>
         <w:rPr>
           <w:sz w:val="22"/>
           <w:szCs w:val="22"/>
         </w:rPr>
-        <w:t xml:space="preserve">A number sentence with an equal sign, like part = percent × base, is an ___.</w:t>
-      </w:r>
-    </w:p>
-    <w:p>
-      <w:pPr>
-        <w:spacing w:after="120" w:before="80"/>
+        <w:t xml:space="preserve">.</w:t>
+      </w:r>
+    </w:p>
+    <w:p>
+      <w:pPr>
+        <w:keepLines/>
+        <w:spacing w:after="260" w:before="200"/>
       </w:pPr>
       <w:r>
         <w:rPr>
@@ -1396,24 +1370,187 @@
           <w:sz w:val="22"/>
           <w:szCs w:val="22"/>
         </w:rPr>
-        <w:t xml:space="preserve">6.  </w:t>
+        <w:t xml:space="preserve">2.  </w:t>
       </w:r>
       <w:r>
         <w:rPr>
           <w:sz w:val="22"/>
           <w:szCs w:val="22"/>
         </w:rPr>
-        <w:t xml:space="preserve">An amount subtracted from a price is a ___.</w:t>
+        <w:t xml:space="preserve">A number out of 100 is a </w:t>
+      </w:r>
+      <w:r>
+        <w:rPr>
+          <w:sz w:val="22"/>
+          <w:szCs w:val="22"/>
+        </w:rPr>
+        <w:t xml:space="preserve">________________</w:t>
+      </w:r>
+      <w:r>
+        <w:rPr>
+          <w:sz w:val="22"/>
+          <w:szCs w:val="22"/>
+        </w:rPr>
+        <w:t xml:space="preserve">.</w:t>
+      </w:r>
+    </w:p>
+    <w:p>
+      <w:pPr>
+        <w:keepLines/>
+        <w:spacing w:after="260" w:before="200"/>
+      </w:pPr>
+      <w:r>
+        <w:rPr>
+          <w:b/>
+          <w:bCs/>
+          <w:color w:val="12355B"/>
+          <w:sz w:val="22"/>
+          <w:szCs w:val="22"/>
+        </w:rPr>
+        <w:t xml:space="preserve">3.  </w:t>
+      </w:r>
+      <w:r>
+        <w:rPr>
+          <w:sz w:val="22"/>
+          <w:szCs w:val="22"/>
+        </w:rPr>
+        <w:t xml:space="preserve">The whole amount you start with, right after the word “of,” is the </w:t>
+      </w:r>
+      <w:r>
+        <w:rPr>
+          <w:sz w:val="22"/>
+          <w:szCs w:val="22"/>
+        </w:rPr>
+        <w:t xml:space="preserve">________________</w:t>
+      </w:r>
+      <w:r>
+        <w:rPr>
+          <w:sz w:val="22"/>
+          <w:szCs w:val="22"/>
+        </w:rPr>
+        <w:t xml:space="preserve">.</w:t>
+      </w:r>
+    </w:p>
+    <w:p>
+      <w:pPr>
+        <w:keepLines/>
+        <w:spacing w:after="260" w:before="200"/>
+      </w:pPr>
+      <w:r>
+        <w:rPr>
+          <w:b/>
+          <w:bCs/>
+          <w:color w:val="12355B"/>
+          <w:sz w:val="22"/>
+          <w:szCs w:val="22"/>
+        </w:rPr>
+        <w:t xml:space="preserve">4.  </w:t>
+      </w:r>
+      <w:r>
+        <w:rPr>
+          <w:sz w:val="22"/>
+          <w:szCs w:val="22"/>
+        </w:rPr>
+        <w:t xml:space="preserve">The amount you get out of the whole is the </w:t>
+      </w:r>
+      <w:r>
+        <w:rPr>
+          <w:sz w:val="22"/>
+          <w:szCs w:val="22"/>
+        </w:rPr>
+        <w:t xml:space="preserve">________________</w:t>
+      </w:r>
+      <w:r>
+        <w:rPr>
+          <w:sz w:val="22"/>
+          <w:szCs w:val="22"/>
+        </w:rPr>
+        <w:t xml:space="preserve">.</w:t>
+      </w:r>
+    </w:p>
+    <w:p>
+      <w:pPr>
+        <w:keepLines/>
+        <w:spacing w:after="260" w:before="200"/>
+      </w:pPr>
+      <w:r>
+        <w:rPr>
+          <w:b/>
+          <w:bCs/>
+          <w:color w:val="12355B"/>
+          <w:sz w:val="22"/>
+          <w:szCs w:val="22"/>
+        </w:rPr>
+        <w:t xml:space="preserve">5.  </w:t>
+      </w:r>
+      <w:r>
+        <w:rPr>
+          <w:sz w:val="22"/>
+          <w:szCs w:val="22"/>
+        </w:rPr>
+        <w:t xml:space="preserve">A number sentence with an equal sign, like part = percent × base, is an </w:t>
+      </w:r>
+      <w:r>
+        <w:rPr>
+          <w:sz w:val="22"/>
+          <w:szCs w:val="22"/>
+        </w:rPr>
+        <w:t xml:space="preserve">________________</w:t>
+      </w:r>
+      <w:r>
+        <w:rPr>
+          <w:sz w:val="22"/>
+          <w:szCs w:val="22"/>
+        </w:rPr>
+        <w:t xml:space="preserve">.</w:t>
+      </w:r>
+    </w:p>
+    <w:p>
+      <w:pPr>
+        <w:keepLines/>
+        <w:spacing w:after="260" w:before="200"/>
+      </w:pPr>
+      <w:r>
+        <w:rPr>
+          <w:b/>
+          <w:bCs/>
+          <w:color w:val="12355B"/>
+          <w:sz w:val="22"/>
+          <w:szCs w:val="22"/>
+        </w:rPr>
+        <w:t xml:space="preserve">6.  </w:t>
+      </w:r>
+      <w:r>
+        <w:rPr>
+          <w:sz w:val="22"/>
+          <w:szCs w:val="22"/>
+        </w:rPr>
+        <w:t xml:space="preserve">An amount subtracted from a price is a </w:t>
+      </w:r>
+      <w:r>
+        <w:rPr>
+          <w:sz w:val="22"/>
+          <w:szCs w:val="22"/>
+        </w:rPr>
+        <w:t xml:space="preserve">________________</w:t>
+      </w:r>
+      <w:r>
+        <w:rPr>
+          <w:sz w:val="22"/>
+          <w:szCs w:val="22"/>
+        </w:rPr>
+        <w:t xml:space="preserve">.</w:t>
       </w:r>
     </w:p>
     <w:p>
       <w:pPr>
         <w:pStyle w:val="Heading1"/>
-        <w:pageBreakBefore/>
+        <w:keepNext/>
+        <w:keepLines/>
         <w:pBdr>
           <w:bottom w:val="single" w:color="1FA6A2" w:sz="14" w:space="6"/>
         </w:pBdr>
-        <w:spacing w:after="140" w:before="0"/>
+        <w:spacing w:after="140" w:before="300"/>
       </w:pPr>
       <w:r>
         <w:rPr>
@@ -2694,11 +2831,12 @@
     <w:p>
       <w:pPr>
         <w:pStyle w:val="Heading1"/>
-        <w:pageBreakBefore/>
+        <w:keepNext/>
+        <w:keepLines/>
         <w:pBdr>
           <w:bottom w:val="single" w:color="1FA6A2" w:sz="14" w:space="6"/>
         </w:pBdr>
-        <w:spacing w:after="140" w:before="0"/>
+        <w:spacing w:after="140" w:before="300"/>
       </w:pPr>
       <w:r>
         <w:rPr>
@@ -3040,11 +3178,12 @@
     <w:p>
       <w:pPr>
         <w:pStyle w:val="Heading1"/>
-        <w:pageBreakBefore/>
+        <w:keepNext/>
+        <w:keepLines/>
         <w:pBdr>
           <w:bottom w:val="single" w:color="1FA6A2" w:sz="14" w:space="6"/>
         </w:pBdr>
-        <w:spacing w:after="140" w:before="0"/>
+        <w:spacing w:after="140" w:before="300"/>
       </w:pPr>
       <w:r>
         <w:rPr>
@@ -3765,11 +3904,12 @@
     <w:p>
       <w:pPr>
         <w:pStyle w:val="Heading1"/>
-        <w:pageBreakBefore/>
+        <w:keepNext/>
+        <w:keepLines/>
         <w:pBdr>
           <w:bottom w:val="single" w:color="1FA6A2" w:sz="14" w:space="6"/>
         </w:pBdr>
-        <w:spacing w:after="140" w:before="0"/>
+        <w:spacing w:after="140" w:before="300"/>
       </w:pPr>
       <w:r>
         <w:rPr>
@@ -4398,11 +4538,12 @@
     <w:p>
       <w:pPr>
         <w:pStyle w:val="Heading1"/>
-        <w:pageBreakBefore/>
+        <w:keepNext/>
+        <w:keepLines/>
         <w:pBdr>
           <w:bottom w:val="single" w:color="1FA6A2" w:sz="14" w:space="6"/>
         </w:pBdr>
-        <w:spacing w:after="140" w:before="0"/>
+        <w:spacing w:after="140" w:before="300"/>
       </w:pPr>
       <w:r>
         <w:rPr>

--- a/lessons/4-4/downloads/4-4-notes.docx
+++ b/lessons/4-4/downloads/4-4-notes.docx
@@ -1563,47 +1563,6 @@
         <w:t xml:space="preserve">Write About the Math</w:t>
       </w:r>
     </w:p>
-    <w:p>
-      <w:pPr>
-        <w:spacing w:after="100"/>
-      </w:pPr>
-      <w:r>
-        <w:rPr>
-          <w:i/>
-          <w:iCs/>
-          <w:color w:val="5F6F80"/>
-          <w:sz w:val="19"/>
-          <w:szCs w:val="19"/>
-        </w:rPr>
-        <w:t xml:space="preserve">Use the support level you need. Every level answers the same math question.</w:t>
-      </w:r>
-    </w:p>
-    <w:p>
-      <w:pPr>
-        <w:pStyle w:val="Heading2"/>
-        <w:spacing w:after="80" w:before="180"/>
-      </w:pPr>
-      <w:r>
-        <w:rPr>
-          <w:b/>
-          <w:bCs/>
-          <w:color w:val="12355B"/>
-          <w:sz w:val="24"/>
-          <w:szCs w:val="24"/>
-        </w:rPr>
-        <w:t xml:space="preserve">1. Understand the Question</w:t>
-      </w:r>
-      <w:r>
-        <w:rPr>
-          <w:i/>
-          <w:iCs/>
-          <w:color w:val="B97A12"/>
-          <w:sz w:val="19"/>
-          <w:szCs w:val="19"/>
-        </w:rPr>
-        <w:t xml:space="preserve">   explain</w:t>
-      </w:r>
-    </w:p>
     <w:tbl>
       <w:tblPr>
         <w:tblW w:type="pct" w:w="100%"/>
@@ -1642,344 +1601,6 @@
               </w:rPr>
               <w:t xml:space="preserve">Who is correct, and how do you know?</w:t>
             </w:r>
-          </w:p>
-          <w:p>
-            <w:pPr>
-              <w:spacing w:after="0"/>
-            </w:pPr>
-            <w:r>
-              <w:rPr>
-                <w:b/>
-                <w:bCs/>
-                <w:color w:val="12355B"/>
-                <w:sz w:val="20"/>
-                <w:szCs w:val="20"/>
-              </w:rPr>
-              <w:t xml:space="preserve">Your job:  </w:t>
-            </w:r>
-            <w:r>
-              <w:rPr>
-                <w:sz w:val="20"/>
-                <w:szCs w:val="20"/>
-              </w:rPr>
-              <w:t xml:space="preserve">Answer the question. Use math evidence. Explain how the evidence proves your answer.</w:t>
-            </w:r>
-            <w:r>
-              <w:rPr>
-                <w:i/>
-                <w:iCs/>
-                <w:color w:val="5F6F80"/>
-                <w:sz w:val="18"/>
-                <w:szCs w:val="18"/>
-              </w:rPr>
-              <w:br/>
-              <w:t xml:space="preserve">Responde la pregunta. Usa evidencia matemática. Explica cómo la evidencia demuestra tu respuesta.</w:t>
-            </w:r>
-          </w:p>
-        </w:tc>
-      </w:tr>
-    </w:tbl>
-    <w:p>
-      <w:pPr>
-        <w:pStyle w:val="Heading2"/>
-        <w:spacing w:after="80" w:before="180"/>
-      </w:pPr>
-      <w:r>
-        <w:rPr>
-          <w:b/>
-          <w:bCs/>
-          <w:color w:val="12355B"/>
-          <w:sz w:val="24"/>
-          <w:szCs w:val="24"/>
-        </w:rPr>
-        <w:t xml:space="preserve">2. Plan Your Math Words</w:t>
-      </w:r>
-      <w:r>
-        <w:rPr>
-          <w:i/>
-          <w:iCs/>
-          <w:color w:val="1FA6A2"/>
-          <w:sz w:val="19"/>
-          <w:szCs w:val="19"/>
-        </w:rPr>
-        <w:t xml:space="preserve">   check at least two</w:t>
-      </w:r>
-    </w:p>
-    <w:p>
-      <w:pPr>
-        <w:spacing w:after="60"/>
-      </w:pPr>
-      <w:r>
-        <w:rPr>
-          <w:b/>
-          <w:bCs/>
-          <w:color w:val="1FA6A2"/>
-          <w:sz w:val="22"/>
-          <w:szCs w:val="22"/>
-        </w:rPr>
-        <w:t xml:space="preserve">☐  </w:t>
-      </w:r>
-      <w:r>
-        <w:rPr>
-          <w:b/>
-          <w:bCs/>
-          <w:color w:val="12355B"/>
-          <w:sz w:val="20"/>
-          <w:szCs w:val="20"/>
-        </w:rPr>
-        <w:t xml:space="preserve">Percent of a Number — </w:t>
-      </w:r>
-      <w:r>
-        <w:rPr>
-          <w:sz w:val="20"/>
-          <w:szCs w:val="20"/>
-        </w:rPr>
-        <w:t xml:space="preserve">A part of a number found by multiplying the number by the percent written as a decimal.</w:t>
-      </w:r>
-      <w:r>
-        <w:rPr>
-          <w:i/>
-          <w:iCs/>
-          <w:color w:val="5F6F80"/>
-          <w:sz w:val="18"/>
-          <w:szCs w:val="18"/>
-        </w:rPr>
-        <w:br/>
-        <w:t xml:space="preserve">Porcentaje de un número — Una parte de un número que se halla multiplicando el número por el porcentaje escrito como decimal.</w:t>
-      </w:r>
-    </w:p>
-    <w:p>
-      <w:pPr>
-        <w:spacing w:after="60"/>
-      </w:pPr>
-      <w:r>
-        <w:rPr>
-          <w:b/>
-          <w:bCs/>
-          <w:color w:val="1FA6A2"/>
-          <w:sz w:val="22"/>
-          <w:szCs w:val="22"/>
-        </w:rPr>
-        <w:t xml:space="preserve">☐  </w:t>
-      </w:r>
-      <w:r>
-        <w:rPr>
-          <w:b/>
-          <w:bCs/>
-          <w:color w:val="12355B"/>
-          <w:sz w:val="20"/>
-          <w:szCs w:val="20"/>
-        </w:rPr>
-        <w:t xml:space="preserve">Percent — </w:t>
-      </w:r>
-      <w:r>
-        <w:rPr>
-          <w:sz w:val="20"/>
-          <w:szCs w:val="20"/>
-        </w:rPr>
-        <w:t xml:space="preserve">A way to compare a number to 100, shown with the % sign.</w:t>
-      </w:r>
-      <w:r>
-        <w:rPr>
-          <w:i/>
-          <w:iCs/>
-          <w:color w:val="5F6F80"/>
-          <w:sz w:val="18"/>
-          <w:szCs w:val="18"/>
-        </w:rPr>
-        <w:br/>
-        <w:t xml:space="preserve">Porcentaje — Una manera de comparar un número con 100, con el signo %.</w:t>
-      </w:r>
-    </w:p>
-    <w:p>
-      <w:pPr>
-        <w:spacing w:after="60"/>
-      </w:pPr>
-      <w:r>
-        <w:rPr>
-          <w:b/>
-          <w:bCs/>
-          <w:color w:val="1FA6A2"/>
-          <w:sz w:val="22"/>
-          <w:szCs w:val="22"/>
-        </w:rPr>
-        <w:t xml:space="preserve">☐  </w:t>
-      </w:r>
-      <w:r>
-        <w:rPr>
-          <w:b/>
-          <w:bCs/>
-          <w:color w:val="12355B"/>
-          <w:sz w:val="20"/>
-          <w:szCs w:val="20"/>
-        </w:rPr>
-        <w:t xml:space="preserve">Base — </w:t>
-      </w:r>
-      <w:r>
-        <w:rPr>
-          <w:sz w:val="20"/>
-          <w:szCs w:val="20"/>
-        </w:rPr>
-        <w:t xml:space="preserve">The whole amount you start with — the number right after the word “of.”</w:t>
-      </w:r>
-      <w:r>
-        <w:rPr>
-          <w:i/>
-          <w:iCs/>
-          <w:color w:val="5F6F80"/>
-          <w:sz w:val="18"/>
-          <w:szCs w:val="18"/>
-        </w:rPr>
-        <w:br/>
-        <w:t xml:space="preserve">Base — La cantidad total con la que empiezas: el número que va después de la palabra “de”.</w:t>
-      </w:r>
-    </w:p>
-    <w:p>
-      <w:pPr>
-        <w:spacing w:after="60"/>
-      </w:pPr>
-      <w:r>
-        <w:rPr>
-          <w:b/>
-          <w:bCs/>
-          <w:color w:val="1FA6A2"/>
-          <w:sz w:val="22"/>
-          <w:szCs w:val="22"/>
-        </w:rPr>
-        <w:t xml:space="preserve">☐  </w:t>
-      </w:r>
-      <w:r>
-        <w:rPr>
-          <w:b/>
-          <w:bCs/>
-          <w:color w:val="12355B"/>
-          <w:sz w:val="20"/>
-          <w:szCs w:val="20"/>
-        </w:rPr>
-        <w:t xml:space="preserve">Part — </w:t>
-      </w:r>
-      <w:r>
-        <w:rPr>
-          <w:sz w:val="20"/>
-          <w:szCs w:val="20"/>
-        </w:rPr>
-        <w:t xml:space="preserve">How much of the base (the whole) you get. It is your answer.</w:t>
-      </w:r>
-      <w:r>
-        <w:rPr>
-          <w:i/>
-          <w:iCs/>
-          <w:color w:val="5F6F80"/>
-          <w:sz w:val="18"/>
-          <w:szCs w:val="18"/>
-        </w:rPr>
-        <w:br/>
-        <w:t xml:space="preserve">Parte — Cuánto obtienes de la base (el total). Es tu respuesta.</w:t>
-      </w:r>
-    </w:p>
-    <w:p>
-      <w:pPr>
-        <w:spacing w:after="60"/>
-      </w:pPr>
-      <w:r>
-        <w:rPr>
-          <w:b/>
-          <w:bCs/>
-          <w:color w:val="1FA6A2"/>
-          <w:sz w:val="22"/>
-          <w:szCs w:val="22"/>
-        </w:rPr>
-        <w:t xml:space="preserve">☐  </w:t>
-      </w:r>
-      <w:r>
-        <w:rPr>
-          <w:b/>
-          <w:bCs/>
-          <w:color w:val="12355B"/>
-          <w:sz w:val="20"/>
-          <w:szCs w:val="20"/>
-        </w:rPr>
-        <w:t xml:space="preserve">Equation — </w:t>
-      </w:r>
-      <w:r>
-        <w:rPr>
-          <w:sz w:val="20"/>
-          <w:szCs w:val="20"/>
-        </w:rPr>
-        <w:t xml:space="preserve">A number sentence with an equal sign. The percent one is: part = percent × base.</w:t>
-      </w:r>
-      <w:r>
-        <w:rPr>
-          <w:i/>
-          <w:iCs/>
-          <w:color w:val="5F6F80"/>
-          <w:sz w:val="18"/>
-          <w:szCs w:val="18"/>
-        </w:rPr>
-        <w:br/>
-        <w:t xml:space="preserve">Ecuación — Una oración numérica con signo de igual. La de porcentaje es: parte = porcentaje × base.</w:t>
-      </w:r>
-    </w:p>
-    <w:tbl>
-      <w:tblPr>
-        <w:tblW w:type="pct" w:w="100%"/>
-        <w:tblBorders>
-          <w:top w:val="single" w:color="1FA6A2" w:sz="8"/>
-          <w:left w:val="single" w:color="1FA6A2" w:sz="8"/>
-          <w:bottom w:val="single" w:color="1FA6A2" w:sz="8"/>
-          <w:right w:val="single" w:color="1FA6A2" w:sz="8"/>
-          <w:insideH w:val="single" w:color="auto" w:sz="4"/>
-          <w:insideV w:val="single" w:color="auto" w:sz="4"/>
-        </w:tblBorders>
-      </w:tblPr>
-      <w:tblGrid>
-        <w:gridCol w:w="100"/>
-      </w:tblGrid>
-      <w:tr>
-        <w:tc>
-          <w:tcPr>
-            <w:shd w:fill="F7FFFD" w:color="auto" w:val="clear"/>
-            <w:tcMar>
-              <w:top w:type="dxa" w:w="120"/>
-              <w:left w:type="dxa" w:w="180"/>
-              <w:bottom w:type="dxa" w:w="120"/>
-              <w:right w:type="dxa" w:w="180"/>
-            </w:tcMar>
-          </w:tcPr>
-          <w:p>
-            <w:pPr>
-              <w:spacing w:after="50"/>
-            </w:pPr>
-            <w:r>
-              <w:rPr>
-                <w:b/>
-                <w:bCs/>
-                <w:color w:val="1FA6A2"/>
-                <w:sz w:val="20"/>
-                <w:szCs w:val="20"/>
-              </w:rPr>
-              <w:t xml:space="preserve">Say it first:  </w:t>
-            </w:r>
-            <w:r>
-              <w:rPr>
-                <w:sz w:val="20"/>
-                <w:szCs w:val="20"/>
-              </w:rPr>
-              <w:t xml:space="preserve">Say your idea to a partner or quietly to yourself before you write.</w:t>
-            </w:r>
-          </w:p>
-          <w:p>
-            <w:pPr>
-              <w:spacing w:after="60"/>
-            </w:pPr>
-            <w:r>
-              <w:rPr>
-                <w:color w:val="1A2733"/>
-                <w:sz w:val="21"/>
-                <w:szCs w:val="21"/>
-              </w:rPr>
-              <w:t xml:space="preserve">The ___ is correct because 12% of 1,500 = ___ × 1,500 = ___. The mistake was ___.</w:t>
-            </w:r>
             <w:r>
               <w:rPr>
                 <w:i/>
@@ -1989,7 +1610,7 @@
                 <w:szCs w:val="19"/>
               </w:rPr>
               <w:br/>
-              <w:t xml:space="preserve">Di tu respuesta primero: Mi respuesta es ___ porque ___.</w:t>
+              <w:t xml:space="preserve">¿Quién tiene razón y cómo lo sabes?</w:t>
             </w:r>
           </w:p>
         </w:tc>
@@ -1997,28 +1618,192 @@
     </w:tbl>
     <w:p>
       <w:pPr>
-        <w:pStyle w:val="Heading2"/>
-        <w:spacing w:after="80" w:before="180"/>
-      </w:pPr>
-      <w:r>
-        <w:rPr>
-          <w:b/>
-          <w:bCs/>
-          <w:color w:val="12355B"/>
-          <w:sz w:val="24"/>
-          <w:szCs w:val="24"/>
-        </w:rPr>
-        <w:t xml:space="preserve">3. Build Your Explanation</w:t>
-      </w:r>
+        <w:spacing w:after="100"/>
+      </w:pPr>
       <w:r>
         <w:rPr>
           <w:i/>
           <w:iCs/>
-          <w:color w:val="B97A12"/>
+          <w:color w:val="5F6F80"/>
           <w:sz w:val="19"/>
           <w:szCs w:val="19"/>
         </w:rPr>
-        <w:t xml:space="preserve">   choose your support</w:t>
+        <w:t xml:space="preserve">Say your answer to a partner first. Then write it, using at least two of these words:</w:t>
+      </w:r>
+    </w:p>
+    <w:p>
+      <w:pPr>
+        <w:spacing w:after="40"/>
+      </w:pPr>
+      <w:r>
+        <w:rPr>
+          <w:b/>
+          <w:bCs/>
+          <w:color w:val="1FA6A2"/>
+          <w:sz w:val="22"/>
+          <w:szCs w:val="22"/>
+        </w:rPr>
+        <w:t xml:space="preserve">☐  </w:t>
+      </w:r>
+      <w:r>
+        <w:rPr>
+          <w:b/>
+          <w:bCs/>
+          <w:color w:val="12355B"/>
+          <w:sz w:val="20"/>
+          <w:szCs w:val="20"/>
+        </w:rPr>
+        <w:t xml:space="preserve">Percent</w:t>
+      </w:r>
+      <w:r>
+        <w:rPr>
+          <w:i/>
+          <w:iCs/>
+          <w:color w:val="5F6F80"/>
+          <w:sz w:val="18"/>
+          <w:szCs w:val="18"/>
+        </w:rPr>
+        <w:t xml:space="preserve">  ·  Porcentaje</w:t>
+      </w:r>
+    </w:p>
+    <w:p>
+      <w:pPr>
+        <w:spacing w:after="40"/>
+      </w:pPr>
+      <w:r>
+        <w:rPr>
+          <w:b/>
+          <w:bCs/>
+          <w:color w:val="1FA6A2"/>
+          <w:sz w:val="22"/>
+          <w:szCs w:val="22"/>
+        </w:rPr>
+        <w:t xml:space="preserve">☐  </w:t>
+      </w:r>
+      <w:r>
+        <w:rPr>
+          <w:b/>
+          <w:bCs/>
+          <w:color w:val="12355B"/>
+          <w:sz w:val="20"/>
+          <w:szCs w:val="20"/>
+        </w:rPr>
+        <w:t xml:space="preserve">Base</w:t>
+      </w:r>
+      <w:r>
+        <w:rPr>
+          <w:i/>
+          <w:iCs/>
+          <w:color w:val="5F6F80"/>
+          <w:sz w:val="18"/>
+          <w:szCs w:val="18"/>
+        </w:rPr>
+        <w:t xml:space="preserve">  ·  Base</w:t>
+      </w:r>
+    </w:p>
+    <w:p>
+      <w:pPr>
+        <w:spacing w:after="40"/>
+      </w:pPr>
+      <w:r>
+        <w:rPr>
+          <w:b/>
+          <w:bCs/>
+          <w:color w:val="1FA6A2"/>
+          <w:sz w:val="22"/>
+          <w:szCs w:val="22"/>
+        </w:rPr>
+        <w:t xml:space="preserve">☐  </w:t>
+      </w:r>
+      <w:r>
+        <w:rPr>
+          <w:b/>
+          <w:bCs/>
+          <w:color w:val="12355B"/>
+          <w:sz w:val="20"/>
+          <w:szCs w:val="20"/>
+        </w:rPr>
+        <w:t xml:space="preserve">Part</w:t>
+      </w:r>
+      <w:r>
+        <w:rPr>
+          <w:i/>
+          <w:iCs/>
+          <w:color w:val="5F6F80"/>
+          <w:sz w:val="18"/>
+          <w:szCs w:val="18"/>
+        </w:rPr>
+        <w:t xml:space="preserve">  ·  Parte</w:t>
+      </w:r>
+    </w:p>
+    <w:p>
+      <w:pPr>
+        <w:spacing w:after="40"/>
+      </w:pPr>
+      <w:r>
+        <w:rPr>
+          <w:b/>
+          <w:bCs/>
+          <w:color w:val="1FA6A2"/>
+          <w:sz w:val="22"/>
+          <w:szCs w:val="22"/>
+        </w:rPr>
+        <w:t xml:space="preserve">☐  </w:t>
+      </w:r>
+      <w:r>
+        <w:rPr>
+          <w:b/>
+          <w:bCs/>
+          <w:color w:val="12355B"/>
+          <w:sz w:val="20"/>
+          <w:szCs w:val="20"/>
+        </w:rPr>
+        <w:t xml:space="preserve">Equation</w:t>
+      </w:r>
+      <w:r>
+        <w:rPr>
+          <w:i/>
+          <w:iCs/>
+          <w:color w:val="5F6F80"/>
+          <w:sz w:val="18"/>
+          <w:szCs w:val="18"/>
+        </w:rPr>
+        <w:t xml:space="preserve">  ·  Ecuación</w:t>
+      </w:r>
+    </w:p>
+    <w:p>
+      <w:pPr>
+        <w:spacing w:after="40"/>
+      </w:pPr>
+      <w:r>
+        <w:rPr>
+          <w:b/>
+          <w:bCs/>
+          <w:color w:val="1FA6A2"/>
+          <w:sz w:val="22"/>
+          <w:szCs w:val="22"/>
+        </w:rPr>
+        <w:t xml:space="preserve">☐  </w:t>
+      </w:r>
+      <w:r>
+        <w:rPr>
+          <w:b/>
+          <w:bCs/>
+          <w:color w:val="12355B"/>
+          <w:sz w:val="20"/>
+          <w:szCs w:val="20"/>
+        </w:rPr>
+        <w:t xml:space="preserve">Discount</w:t>
+      </w:r>
+      <w:r>
+        <w:rPr>
+          <w:i/>
+          <w:iCs/>
+          <w:color w:val="5F6F80"/>
+          <w:sz w:val="18"/>
+          <w:szCs w:val="18"/>
+        </w:rPr>
+        <w:t xml:space="preserve">  ·  Descuento</w:t>
       </w:r>
     </w:p>
     <w:tbl>
@@ -2049,21 +1834,6 @@
           </w:tcPr>
           <w:p>
             <w:pPr>
-              <w:spacing w:after="50"/>
-            </w:pPr>
-            <w:r>
-              <w:rPr>
-                <w:i/>
-                <w:iCs/>
-                <w:color w:val="5F6F80"/>
-                <w:sz w:val="19"/>
-                <w:szCs w:val="19"/>
-              </w:rPr>
-              <w:t xml:space="preserve">This model shows the parts of an explanation. It does not answer your writing question.</w:t>
-            </w:r>
-          </w:p>
-          <w:p>
-            <w:pPr>
               <w:spacing w:after="80"/>
             </w:pPr>
             <w:r>
@@ -2074,58 +1844,14 @@
                 <w:sz w:val="19"/>
                 <w:szCs w:val="19"/>
               </w:rPr>
-              <w:t xml:space="preserve">Claim:  </w:t>
+              <w:t xml:space="preserve">Model:  </w:t>
             </w:r>
             <w:r>
               <w:rPr>
                 <w:sz w:val="19"/>
                 <w:szCs w:val="19"/>
               </w:rPr>
-              <w:t xml:space="preserve">The base is 60 — it comes right after 'of' — and the part is the discount, 25% of 60.</w:t>
-            </w:r>
-          </w:p>
-          <w:p>
-            <w:pPr>
-              <w:spacing w:after="80"/>
-            </w:pPr>
-            <w:r>
-              <w:rPr>
-                <w:b/>
-                <w:bCs/>
-                <w:color w:val="12355B"/>
-                <w:sz w:val="19"/>
-                <w:szCs w:val="19"/>
-              </w:rPr>
-              <w:t xml:space="preserve">Evidence:  </w:t>
-            </w:r>
-            <w:r>
-              <w:rPr>
-                <w:sz w:val="19"/>
-                <w:szCs w:val="19"/>
-              </w:rPr>
-              <w:t xml:space="preserve">Students identify 60 as the base, the 25% discount as the part to find, and connect 'of' to the base.</w:t>
-            </w:r>
-          </w:p>
-          <w:p>
-            <w:pPr>
-              <w:spacing w:after="80"/>
-            </w:pPr>
-            <w:r>
-              <w:rPr>
-                <w:b/>
-                <w:bCs/>
-                <w:color w:val="12355B"/>
-                <w:sz w:val="19"/>
-                <w:szCs w:val="19"/>
-              </w:rPr>
-              <w:t xml:space="preserve">Reasoning:  </w:t>
-            </w:r>
-            <w:r>
-              <w:rPr>
-                <w:sz w:val="19"/>
-                <w:szCs w:val="19"/>
-              </w:rPr>
-              <w:t xml:space="preserve">This evidence connects the definition of percent to the mathematical claim.</w:t>
+              <w:t xml:space="preserve">The base is 60 — it comes right after 'of' — and the part is the discount, 25% of 60. — Students identify 60 as the base, the 25% discount as the part to find, and connect 'of' to the base.</w:t>
             </w:r>
           </w:p>
         </w:tc>
@@ -2204,7 +1930,7 @@
           <w:sz w:val="21"/>
           <w:szCs w:val="21"/>
         </w:rPr>
-        <w:t xml:space="preserve">My answer is ___.</w:t>
+        <w:t xml:space="preserve">My answer is ___ because ___.</w:t>
       </w:r>
       <w:r>
         <w:rPr>
@@ -2215,7 +1941,7 @@
           <w:szCs w:val="19"/>
         </w:rPr>
         <w:br/>
-        <w:t xml:space="preserve">Mi respuesta es ___.</w:t>
+        <w:t xml:space="preserve">Mi respuesta es ___ porque ___.</w:t>
       </w:r>
     </w:p>
     <w:tbl>
@@ -2355,7 +2081,7 @@
           <w:sz w:val="21"/>
           <w:szCs w:val="21"/>
         </w:rPr>
-        <w:t xml:space="preserve">I know because ___.</w:t>
+        <w:t xml:space="preserve">My evidence is ___, so ___.</w:t>
       </w:r>
       <w:r>
         <w:rPr>
@@ -2366,31 +2092,7 @@
           <w:szCs w:val="19"/>
         </w:rPr>
         <w:br/>
-        <w:t xml:space="preserve">Lo sé porque ___.</w:t>
-      </w:r>
-    </w:p>
-    <w:p>
-      <w:pPr>
-        <w:spacing w:after="60"/>
-      </w:pPr>
-      <w:r>
-        <w:rPr>
-          <w:color w:val="1A2733"/>
-          <w:sz w:val="21"/>
-          <w:szCs w:val="21"/>
-        </w:rPr>
-        <w:t xml:space="preserve">So ___.</w:t>
-      </w:r>
-      <w:r>
-        <w:rPr>
-          <w:i/>
-          <w:iCs/>
-          <w:color w:val="5F6F80"/>
-          <w:sz w:val="19"/>
-          <w:szCs w:val="19"/>
-        </w:rPr>
-        <w:br/>
-        <w:t xml:space="preserve">Entonces ___.</w:t>
+        <w:t xml:space="preserve">Mi evidencia es ___, entonces ___.</w:t>
       </w:r>
     </w:p>
     <w:tbl>
@@ -2496,78 +2198,6 @@
         <w:t xml:space="preserve">Escribe una afirmación, da evidencia matemática y explica tu razonamiento.</w:t>
       </w:r>
     </w:p>
-    <w:p>
-      <w:pPr>
-        <w:spacing w:after="60"/>
-      </w:pPr>
-      <w:r>
-        <w:rPr>
-          <w:color w:val="1A2733"/>
-          <w:sz w:val="21"/>
-          <w:szCs w:val="21"/>
-        </w:rPr>
-        <w:t xml:space="preserve">My claim is ___.</w:t>
-      </w:r>
-      <w:r>
-        <w:rPr>
-          <w:i/>
-          <w:iCs/>
-          <w:color w:val="5F6F80"/>
-          <w:sz w:val="19"/>
-          <w:szCs w:val="19"/>
-        </w:rPr>
-        <w:br/>
-        <w:t xml:space="preserve">Mi afirmación es ___.</w:t>
-      </w:r>
-    </w:p>
-    <w:p>
-      <w:pPr>
-        <w:spacing w:after="60"/>
-      </w:pPr>
-      <w:r>
-        <w:rPr>
-          <w:color w:val="1A2733"/>
-          <w:sz w:val="21"/>
-          <w:szCs w:val="21"/>
-        </w:rPr>
-        <w:t xml:space="preserve">My math evidence is ___.</w:t>
-      </w:r>
-      <w:r>
-        <w:rPr>
-          <w:i/>
-          <w:iCs/>
-          <w:color w:val="5F6F80"/>
-          <w:sz w:val="19"/>
-          <w:szCs w:val="19"/>
-        </w:rPr>
-        <w:br/>
-        <w:t xml:space="preserve">Mi evidencia matemática es ___.</w:t>
-      </w:r>
-    </w:p>
-    <w:p>
-      <w:pPr>
-        <w:spacing w:after="60"/>
-      </w:pPr>
-      <w:r>
-        <w:rPr>
-          <w:color w:val="1A2733"/>
-          <w:sz w:val="21"/>
-          <w:szCs w:val="21"/>
-        </w:rPr>
-        <w:t xml:space="preserve">This proves ___ because ___.</w:t>
-      </w:r>
-      <w:r>
-        <w:rPr>
-          <w:i/>
-          <w:iCs/>
-          <w:color w:val="5F6F80"/>
-          <w:sz w:val="19"/>
-          <w:szCs w:val="19"/>
-        </w:rPr>
-        <w:br/>
-        <w:t xml:space="preserve">Esto demuestra ___ porque ___.</w:t>
-      </w:r>
-    </w:p>
     <w:tbl>
       <w:tblPr>
         <w:tblW w:type="pct" w:w="100%"/>
@@ -2650,7 +2280,7 @@
           <w:sz w:val="24"/>
           <w:szCs w:val="24"/>
         </w:rPr>
-        <w:t xml:space="preserve">4. Check Your Explanation</w:t>
+        <w:t xml:space="preserve">Check Your Explanation</w:t>
       </w:r>
       <w:r>
         <w:rPr>
@@ -2660,7 +2290,7 @@
           <w:sz w:val="19"/>
           <w:szCs w:val="19"/>
         </w:rPr>
-        <w:t xml:space="preserve">   five quick checks</w:t>
+        <w:t xml:space="preserve">   three quick checks</w:t>
       </w:r>
     </w:p>
     <w:p>
@@ -2684,17 +2314,6 @@
         </w:rPr>
         <w:t xml:space="preserve">I answered the question.</w:t>
       </w:r>
-      <w:r>
-        <w:rPr>
-          <w:i/>
-          <w:iCs/>
-          <w:color w:val="5F6F80"/>
-          <w:sz w:val="18"/>
-          <w:szCs w:val="18"/>
-        </w:rPr>
-        <w:br/>
-        <w:t xml:space="preserve">Respondí la pregunta.</w:t>
-      </w:r>
     </w:p>
     <w:p>
       <w:pPr>
@@ -2715,18 +2334,7 @@
           <w:sz w:val="20"/>
           <w:szCs w:val="20"/>
         </w:rPr>
-        <w:t xml:space="preserve">I used math evidence: numbers, an equation, a model, or a comparison.</w:t>
-      </w:r>
-      <w:r>
-        <w:rPr>
-          <w:i/>
-          <w:iCs/>
-          <w:color w:val="5F6F80"/>
-          <w:sz w:val="18"/>
-          <w:szCs w:val="18"/>
-        </w:rPr>
-        <w:br/>
-        <w:t xml:space="preserve">Usé evidencia matemática: números, una ecuación, un modelo o una comparación.</w:t>
+        <w:t xml:space="preserve">I used math evidence: numbers, an equation, or a model.</w:t>
       </w:r>
     </w:p>
     <w:p>
@@ -2748,84 +2356,7 @@
           <w:sz w:val="20"/>
           <w:szCs w:val="20"/>
         </w:rPr>
-        <w:t xml:space="preserve">I explained how the evidence proves my answer.</w:t>
-      </w:r>
-      <w:r>
-        <w:rPr>
-          <w:i/>
-          <w:iCs/>
-          <w:color w:val="5F6F80"/>
-          <w:sz w:val="18"/>
-          <w:szCs w:val="18"/>
-        </w:rPr>
-        <w:br/>
-        <w:t xml:space="preserve">Expliqué cómo la evidencia demuestra mi respuesta.</w:t>
-      </w:r>
-    </w:p>
-    <w:p>
-      <w:pPr>
-        <w:spacing w:after="80"/>
-      </w:pPr>
-      <w:r>
-        <w:rPr>
-          <w:b/>
-          <w:bCs/>
-          <w:color w:val="1FA6A2"/>
-          <w:sz w:val="22"/>
-          <w:szCs w:val="22"/>
-        </w:rPr>
-        <w:t xml:space="preserve">☐  </w:t>
-      </w:r>
-      <w:r>
-        <w:rPr>
-          <w:sz w:val="20"/>
-          <w:szCs w:val="20"/>
-        </w:rPr>
         <w:t xml:space="preserve">I used at least two math words.</w:t>
-      </w:r>
-      <w:r>
-        <w:rPr>
-          <w:i/>
-          <w:iCs/>
-          <w:color w:val="5F6F80"/>
-          <w:sz w:val="18"/>
-          <w:szCs w:val="18"/>
-        </w:rPr>
-        <w:br/>
-        <w:t xml:space="preserve">Usé por lo menos dos palabras matemáticas.</w:t>
-      </w:r>
-    </w:p>
-    <w:p>
-      <w:pPr>
-        <w:spacing w:after="80"/>
-      </w:pPr>
-      <w:r>
-        <w:rPr>
-          <w:b/>
-          <w:bCs/>
-          <w:color w:val="1FA6A2"/>
-          <w:sz w:val="22"/>
-          <w:szCs w:val="22"/>
-        </w:rPr>
-        <w:t xml:space="preserve">☐  </w:t>
-      </w:r>
-      <w:r>
-        <w:rPr>
-          <w:sz w:val="20"/>
-          <w:szCs w:val="20"/>
-        </w:rPr>
-        <w:t xml:space="preserve">I reread complete sentences and punctuation.</w:t>
-      </w:r>
-      <w:r>
-        <w:rPr>
-          <w:i/>
-          <w:iCs/>
-          <w:color w:val="5F6F80"/>
-          <w:sz w:val="18"/>
-          <w:szCs w:val="18"/>
-        </w:rPr>
-        <w:br/>
-        <w:t xml:space="preserve">Volví a leer mis oraciones completas y la puntuación.</w:t>
       </w:r>
     </w:p>
     <w:p>
